--- a/docs/VESKIFY_SDD_v1.3.0.docx
+++ b/docs/VESKIFY_SDD_v1.3.0.docx
@@ -37684,7 +37684,7 @@
         <w:rPr>
           <w:rFonts w:ascii="Calibri" w:hAnsi="Calibri" w:cs="Calibri"/>
         </w:rPr>
-        <w:t>The candidate status projection takes effect upon explicit owner acceptance/merge of AR-02L; it does not assert the PR's actual lifecycle or owner acceptance. AR-00 is Baseline / closed. AR-01 is Baseline / closed. AR-02A is Baseline / closed. AR-02B is Baseline / closed. AR-02C is Baseline / closed. AR-02D is Baseline / closed. AR-02E is Baseline / closed. AR-02F is Baseline / closed. AR-02G is Baseline / closed. AR-02H is Baseline / closed. AR-02I is Baseline / closed. AR-02J is Baseline / closed. AR-02K is Baseline / closed. AR-02L is Baseline / closed upon explicit owner acceptance/merge. AR-02 is Partial; the coordinated-direction metadata dependency remains mapped in AR_02_BOUNDARY_ACCEPTANCE.md. AR-03 is Baseline / closed; original same-input characterization and separate ownership are verified. AR-03A is Baseline / closed. AR-03B is Baseline / closed. AR-03C is Baseline / closed. AR-03D is Baseline / closed. AR-03E is Baseline / closed. AR-23 depends only on AR-01 and is not serialized behind visual work. AR-23 is eligible alongside later eligible work. AR-23 remains unstarted. BATCH-03 is complete. BATCH-04 is complete. BATCH-05 is complete. BATCH-06 is complete. BATCH-07 is complete. BATCH-08 is complete. BATCH-09 is complete upon AR-02L acceptance/merge and safe closeout. No next reset task is selected. No third task is authorized. AR-08 closes the foundational refactor evidence, AR-22 accepts engine quality, and AR-28 accepts the integrated pilot. Retirement occurs only after caller inventory, persisted-version support, replacement behavior, and regression evidence; names, apparent deadness, or an old hash guard are insufficient.</w:t>
+        <w:t>The candidate status projection takes effect upon explicit owner acceptance/merge of AR-02M; it does not assert the PR's actual lifecycle or owner acceptance. AR-00 is Baseline / closed. AR-01 is Baseline / closed. AR-02A is Baseline / closed. AR-02B is Baseline / closed. AR-02C is Baseline / closed. AR-02D is Baseline / closed. AR-02E is Baseline / closed. AR-02F is Baseline / closed. AR-02G is Baseline / closed. AR-02H is Baseline / closed. AR-02I is Baseline / closed. AR-02J is Baseline / closed. AR-02K is Baseline / closed. AR-02L is Baseline / closed. AR-02M is Baseline / closed upon explicit owner acceptance/merge. AR-02 is Baseline / closed upon explicit owner acceptance/merge; complete original acceptance is mapped in AR_02_BOUNDARY_ACCEPTANCE.md. AR-04/AR-05 are eligible / unstarted after that merge; AR-06 remains dependent on AR-05. AR-03 is Baseline / closed; original same-input characterization and separate ownership are verified. AR-03A is Baseline / closed. AR-03B is Baseline / closed. AR-03C is Baseline / closed. AR-03D is Baseline / closed. AR-03E is Baseline / closed. AR-23 depends only on AR-01 and is not serialized behind visual work. AR-23 is eligible alongside later eligible work. AR-23 remains unstarted. BATCH-03 is complete. BATCH-04 is complete. BATCH-05 is complete. BATCH-06 is complete. BATCH-07 is complete. BATCH-08 is complete. BATCH-09 is complete. BATCH-10 is complete upon AR-02M acceptance/merge and safe closeout. No next reset task is selected. No third task is authorized. AR-08 closes the foundational refactor evidence, AR-22 accepts engine quality, and AR-28 accepts the integrated pilot. Retirement occurs only after caller inventory, persisted-version support, replacement behavior, and regression evidence; names, apparent deadness, or an old hash guard are insufficient.</w:t>
       </w:r>
     </w:p>
     <w:p>

--- a/docs/VESKIFY_SDD_v1.3.0.docx
+++ b/docs/VESKIFY_SDD_v1.3.0.docx
@@ -37684,7 +37684,7 @@
         <w:rPr>
           <w:rFonts w:ascii="Calibri" w:hAnsi="Calibri" w:cs="Calibri"/>
         </w:rPr>
-        <w:t>The candidate status projection takes effect upon explicit owner acceptance/merge of AR-02M; it does not assert the PR's actual lifecycle or owner acceptance. AR-00 is Baseline / closed. AR-01 is Baseline / closed. AR-02A is Baseline / closed. AR-02B is Baseline / closed. AR-02C is Baseline / closed. AR-02D is Baseline / closed. AR-02E is Baseline / closed. AR-02F is Baseline / closed. AR-02G is Baseline / closed. AR-02H is Baseline / closed. AR-02I is Baseline / closed. AR-02J is Baseline / closed. AR-02K is Baseline / closed. AR-02L is Baseline / closed. AR-02M is Baseline / closed upon explicit owner acceptance/merge. AR-02 is Baseline / closed upon explicit owner acceptance/merge; complete original acceptance is mapped in AR_02_BOUNDARY_ACCEPTANCE.md. AR-04/AR-05 are eligible / unstarted after that merge; AR-06 remains dependent on AR-05. AR-03 is Baseline / closed; original same-input characterization and separate ownership are verified. AR-03A is Baseline / closed. AR-03B is Baseline / closed. AR-03C is Baseline / closed. AR-03D is Baseline / closed. AR-03E is Baseline / closed. AR-23 depends only on AR-01 and is not serialized behind visual work. AR-23 is eligible alongside later eligible work. AR-23 remains unstarted. BATCH-03 is complete. BATCH-04 is complete. BATCH-05 is complete. BATCH-06 is complete. BATCH-07 is complete. BATCH-08 is complete. BATCH-09 is complete. BATCH-10 is complete upon AR-02M acceptance/merge and safe closeout. No next reset task is selected. No third task is authorized. AR-08 closes the foundational refactor evidence, AR-22 accepts engine quality, and AR-28 accepts the integrated pilot. Retirement occurs only after caller inventory, persisted-version support, replacement behavior, and regression evidence; names, apparent deadness, or an old hash guard are insufficient.</w:t>
+        <w:t>AR-02M merged in PR #255 and BATCH-10 closeout is complete. The AR-04 candidate status projection takes effect only upon independently verified accepted merge; it does not assert that merge has already occurred. AR-00 is Baseline / closed. AR-01 is Baseline / closed. AR-02A is Baseline / closed. AR-02B is Baseline / closed. AR-02C is Baseline / closed. AR-02D is Baseline / closed. AR-02E is Baseline / closed. AR-02F is Baseline / closed. AR-02G is Baseline / closed. AR-02H is Baseline / closed. AR-02I is Baseline / closed. AR-02J is Baseline / closed. AR-02K is Baseline / closed. AR-02L is Baseline / closed. AR-02M is Baseline / closed. AR-02 is Baseline / closed; complete original acceptance is mapped in AR_02_BOUNDARY_ACCEPTANCE.md. AR-04 is Baseline / closed effective upon accepted merge. AR-05 is eligible / unstarted; AR-06 remains dependent on AR-05. AR-03 is Baseline / closed; original same-input characterization and separate ownership are verified. AR-03A is Baseline / closed. AR-03B is Baseline / closed. AR-03C is Baseline / closed. AR-03D is Baseline / closed. AR-03E is Baseline / closed. AR-23 depends only on AR-01 and is not serialized behind visual work. AR-23 is eligible alongside later eligible work. AR-23 remains unstarted. BATCH-03 is complete. BATCH-04 is complete. BATCH-05 is complete. BATCH-06 is complete. BATCH-07 is complete. BATCH-08 is complete. BATCH-09 is complete. BATCH-10 is complete. BATCH-11 is complete upon AR-04 acceptance/merge and safe closeout. No next reset task is selected. No third task is authorized. AR-08 closes the foundational refactor evidence, AR-22 accepts engine quality, and AR-28 accepts the integrated pilot. Retirement occurs only after caller inventory, persisted-version support, replacement behavior, and regression evidence; names, apparent deadness, or an old hash guard are insufficient.</w:t>
       </w:r>
     </w:p>
     <w:p>

--- a/docs/VESKIFY_SDD_v1.3.0.docx
+++ b/docs/VESKIFY_SDD_v1.3.0.docx
@@ -37684,7 +37684,7 @@
         <w:rPr>
           <w:rFonts w:ascii="Calibri" w:hAnsi="Calibri" w:cs="Calibri"/>
         </w:rPr>
-        <w:t>AR-02M merged in PR #255 and BATCH-10 closeout is complete. The AR-04 candidate status projection takes effect only upon independently verified accepted merge; it does not assert that merge has already occurred. AR-00 is Baseline / closed. AR-01 is Baseline / closed. AR-02A is Baseline / closed. AR-02B is Baseline / closed. AR-02C is Baseline / closed. AR-02D is Baseline / closed. AR-02E is Baseline / closed. AR-02F is Baseline / closed. AR-02G is Baseline / closed. AR-02H is Baseline / closed. AR-02I is Baseline / closed. AR-02J is Baseline / closed. AR-02K is Baseline / closed. AR-02L is Baseline / closed. AR-02M is Baseline / closed. AR-02 is Baseline / closed; complete original acceptance is mapped in AR_02_BOUNDARY_ACCEPTANCE.md. AR-04 is Baseline / closed effective upon accepted merge. AR-05 is eligible / unstarted; AR-06 remains dependent on AR-05. AR-03 is Baseline / closed; original same-input characterization and separate ownership are verified. AR-03A is Baseline / closed. AR-03B is Baseline / closed. AR-03C is Baseline / closed. AR-03D is Baseline / closed. AR-03E is Baseline / closed. AR-23 depends only on AR-01 and is not serialized behind visual work. AR-23 is eligible alongside later eligible work. AR-23 remains unstarted. BATCH-03 is complete. BATCH-04 is complete. BATCH-05 is complete. BATCH-06 is complete. BATCH-07 is complete. BATCH-08 is complete. BATCH-09 is complete. BATCH-10 is complete. BATCH-11 is complete upon AR-04 acceptance/merge and safe closeout. No next reset task is selected. No third task is authorized. AR-08 closes the foundational refactor evidence, AR-22 accepts engine quality, and AR-28 accepts the integrated pilot. Retirement occurs only after caller inventory, persisted-version support, replacement behavior, and regression evidence; names, apparent deadness, or an old hash guard are insufficient.</w:t>
+        <w:t>AR-02M merged in PR #255 and BATCH-10 closeout is complete. The AR-05A candidate status projection takes effect only upon independently verified accepted merge; it does not assert that merge has already occurred. AR-00 is Baseline / closed. AR-01 is Baseline / closed. AR-02A is Baseline / closed. AR-02B is Baseline / closed. AR-02C is Baseline / closed. AR-02D is Baseline / closed. AR-02E is Baseline / closed. AR-02F is Baseline / closed. AR-02G is Baseline / closed. AR-02H is Baseline / closed. AR-02I is Baseline / closed. AR-02J is Baseline / closed. AR-02K is Baseline / closed. AR-02L is Baseline / closed. AR-02M is Baseline / closed. AR-02 is Baseline / closed; complete original acceptance is mapped in AR_02_BOUNDARY_ACCEPTANCE.md. AR-04 is Baseline / closed. AR-05 is Partial; canonical nesting/version dispatch remains AR-05B work. AR-05A is Baseline / closed effective upon accepted merge. AR-06 remains dependent on AR-05; positive collection/search and PDP composition must be proven by its executable commerce support before enablement. AR-03 is Baseline / closed; original same-input characterization and separate ownership are verified. AR-03A is Baseline / closed. AR-03B is Baseline / closed. AR-03C is Baseline / closed. AR-03D is Baseline / closed. AR-03E is Baseline / closed. AR-23 depends only on AR-01 and is not serialized behind visual work. AR-23 is eligible alongside later eligible work. AR-23 remains unstarted. BATCH-03 is complete. BATCH-04 is complete. BATCH-05 is complete. BATCH-06 is complete. BATCH-07 is complete. BATCH-08 is complete. BATCH-09 is complete. BATCH-10 is complete. BATCH-11 is complete. BATCH-12 is complete upon AR-05A acceptance/merge and safe closeout. No next reset task is selected. No third task is authorized. AR-08 closes the foundational refactor evidence, AR-22 accepts engine quality, and AR-28 accepts the integrated pilot. Retirement occurs only after caller inventory, persisted-version support, replacement behavior, and regression evidence; names, apparent deadness, or an old hash guard are insufficient.</w:t>
       </w:r>
     </w:p>
     <w:p>
@@ -40977,7 +40977,51 @@
         <w:rPr>
           <w:rFonts w:ascii="Calibri" w:hAnsi="Calibri" w:cs="Calibri"/>
         </w:rPr>
-        <w:t>Its exact schema is locked in AR-05 with the current domain owners. The design decision is fixed here:</w:t>
+        <w:t xml:space="preserve">AR-05A specifies </w:t>
+      </w:r>
+      <w:r>
+        <w:rPr>
+          <w:rFonts w:ascii="Consolas" w:hAnsi="Consolas" w:cs="Consolas"/>
+          <w:sz w:val="19"/>
+          <w:szCs w:val="19"/>
+        </w:rPr>
+        <w:t>CompiledPageBlueprintCompositionV1</w:t>
+      </w:r>
+      <w:r>
+        <w:rPr>
+          <w:rFonts w:ascii="Calibri" w:hAnsi="Calibri" w:cs="Calibri"/>
+        </w:rPr>
+        <w:t xml:space="preserve"> at composition version </w:t>
+      </w:r>
+      <w:r>
+        <w:rPr>
+          <w:rFonts w:ascii="Consolas" w:hAnsi="Consolas" w:cs="Consolas"/>
+          <w:sz w:val="19"/>
+          <w:szCs w:val="19"/>
+        </w:rPr>
+        <w:t>1.0.0</w:t>
+      </w:r>
+      <w:r>
+        <w:rPr>
+          <w:rFonts w:ascii="Calibri" w:hAnsi="Calibri" w:cs="Calibri"/>
+        </w:rPr>
+        <w:t xml:space="preserve"> over the existing PageBlueprint v2 authority; </w:t>
+      </w:r>
+      <w:hyperlink r:id="rIdHyperlink36" w:history="1">
+        <w:r>
+          <w:rPr>
+            <w:rFonts w:ascii="Calibri" w:hAnsi="Calibri" w:cs="Calibri"/>
+            <w:color w:val="2E74B5"/>
+            <w:u w:val="single"/>
+          </w:rPr>
+          <w:t>the design</w:t>
+        </w:r>
+      </w:hyperlink>
+      <w:r>
+        <w:rPr>
+          <w:rFonts w:ascii="Calibri" w:hAnsi="Calibri" w:cs="Calibri"/>
+        </w:rPr>
+        <w:t xml:space="preserve"> defines exact owner/reference, realization and fingerprint fields. AR-05B must attach that same value with explicit snapshot-extension/dynamic-version dispatch; A changes no current snapshot reader/writer. Positive collection/search and PDP composition is an AR-06 executable-commerce obligation before dynamic enablement, distinct from A’s static positives and specific dynamic rejection evidence. The design decision remains:</w:t>
       </w:r>
     </w:p>
     <w:p>

--- a/docs/VESKIFY_SDD_v1.3.0.docx
+++ b/docs/VESKIFY_SDD_v1.3.0.docx
@@ -37684,7 +37684,7 @@
         <w:rPr>
           <w:rFonts w:ascii="Calibri" w:hAnsi="Calibri" w:cs="Calibri"/>
         </w:rPr>
-        <w:t>AR-02M merged in PR #255 and BATCH-10 closeout is complete. The AR-05A candidate status projection takes effect only upon independently verified accepted merge; it does not assert that merge has already occurred. AR-00 is Baseline / closed. AR-01 is Baseline / closed. AR-02A is Baseline / closed. AR-02B is Baseline / closed. AR-02C is Baseline / closed. AR-02D is Baseline / closed. AR-02E is Baseline / closed. AR-02F is Baseline / closed. AR-02G is Baseline / closed. AR-02H is Baseline / closed. AR-02I is Baseline / closed. AR-02J is Baseline / closed. AR-02K is Baseline / closed. AR-02L is Baseline / closed. AR-02M is Baseline / closed. AR-02 is Baseline / closed; complete original acceptance is mapped in AR_02_BOUNDARY_ACCEPTANCE.md. AR-04 is Baseline / closed. AR-05 is Partial; canonical nesting/version dispatch remains AR-05B work. AR-05A is Baseline / closed effective upon accepted merge. AR-06 remains dependent on AR-05; positive collection/search and PDP composition must be proven by its executable commerce support before enablement. AR-03 is Baseline / closed; original same-input characterization and separate ownership are verified. AR-03A is Baseline / closed. AR-03B is Baseline / closed. AR-03C is Baseline / closed. AR-03D is Baseline / closed. AR-03E is Baseline / closed. AR-23 depends only on AR-01 and is not serialized behind visual work. AR-23 is eligible alongside later eligible work. AR-23 remains unstarted. BATCH-03 is complete. BATCH-04 is complete. BATCH-05 is complete. BATCH-06 is complete. BATCH-07 is complete. BATCH-08 is complete. BATCH-09 is complete. BATCH-10 is complete. BATCH-11 is complete. BATCH-12 is complete upon AR-05A acceptance/merge and safe closeout. No next reset task is selected. No third task is authorized. AR-08 closes the foundational refactor evidence, AR-22 accepts engine quality, and AR-28 accepts the integrated pilot. Retirement occurs only after caller inventory, persisted-version support, replacement behavior, and regression evidence; names, apparent deadness, or an old hash guard are insufficient.</w:t>
+        <w:t>AR-02M merged in PR #255 and BATCH-10 closeout is complete. The AR-05A candidate status projection takes effect only upon independently verified accepted merge; it does not assert that merge has already occurred. AR-00 is Baseline / closed. AR-01 is Baseline / closed. AR-02A is Baseline / closed. AR-02B is Baseline / closed. AR-02C is Baseline / closed. AR-02D is Baseline / closed. AR-02E is Baseline / closed. AR-02F is Baseline / closed. AR-02G is Baseline / closed. AR-02H is Baseline / closed. AR-02I is Baseline / closed. AR-02J is Baseline / closed. AR-02K is Baseline / closed. AR-02L is Baseline / closed. AR-02M is Baseline / closed. AR-02 is Baseline / closed; complete original acceptance is mapped in AR_02_BOUNDARY_ACCEPTANCE.md. AR-04 is Baseline / closed. AR-05A is Baseline / closed. AR-05B is Baseline / closed effective upon accepted merge. AR-05 is Baseline / closed effective upon accepted merge of AR-05B; original T01/T02 acceptance is mapped in AR_05_CANONICAL_ACCEPTANCE.md. AR-06 remains unstarted and must provide the shared registered renderer, lossless Puck/save/history/publication integration, four-width evidence, and positive collection/search and PDP executable-commerce proof before enablement. AR-03 is Baseline / closed; original same-input characterization and separate ownership are verified. AR-03A is Baseline / closed. AR-03B is Baseline / closed. AR-03C is Baseline / closed. AR-03D is Baseline / closed. AR-03E is Baseline / closed. AR-23 depends only on AR-01 and is not serialized behind visual work. AR-23 is eligible alongside later eligible work. AR-23 remains unstarted. BATCH-03 is complete. BATCH-04 is complete. BATCH-05 is complete. BATCH-06 is complete. BATCH-07 is complete. BATCH-08 is complete. BATCH-09 is complete. BATCH-10 is complete. BATCH-11 is complete. BATCH-12 is complete. BATCH-13 is complete upon AR-05B acceptance/merge and safe closeout. No next reset task is selected. No third task is authorized. AR-08 closes the foundational refactor evidence, AR-22 accepts engine quality, and AR-28 accepts the integrated pilot. Retirement occurs only after caller inventory, persisted-version support, replacement behavior, and regression evidence; names, apparent deadness, or an old hash guard are insufficient.</w:t>
       </w:r>
     </w:p>
     <w:p>

--- a/docs/VESKIFY_SDD_v1.3.0.docx
+++ b/docs/VESKIFY_SDD_v1.3.0.docx
@@ -37684,7 +37684,7 @@
         <w:rPr>
           <w:rFonts w:ascii="Calibri" w:hAnsi="Calibri" w:cs="Calibri"/>
         </w:rPr>
-        <w:t>AR-02M merged in PR #255 and BATCH-10 closeout is complete. The AR-05A candidate status projection takes effect only upon independently verified accepted merge; it does not assert that merge has already occurred. AR-00 is Baseline / closed. AR-01 is Baseline / closed. AR-02A is Baseline / closed. AR-02B is Baseline / closed. AR-02C is Baseline / closed. AR-02D is Baseline / closed. AR-02E is Baseline / closed. AR-02F is Baseline / closed. AR-02G is Baseline / closed. AR-02H is Baseline / closed. AR-02I is Baseline / closed. AR-02J is Baseline / closed. AR-02K is Baseline / closed. AR-02L is Baseline / closed. AR-02M is Baseline / closed. AR-02 is Baseline / closed; complete original acceptance is mapped in AR_02_BOUNDARY_ACCEPTANCE.md. AR-04 is Baseline / closed. AR-05A is Baseline / closed. AR-05B is Baseline / closed effective upon accepted merge. AR-05 is Baseline / closed effective upon accepted merge of AR-05B; original T01/T02 acceptance is mapped in AR_05_CANONICAL_ACCEPTANCE.md. AR-06 remains unstarted and must provide the shared registered renderer, lossless Puck/save/history/publication integration, four-width evidence, and positive collection/search and PDP executable-commerce proof before enablement. AR-03 is Baseline / closed; original same-input characterization and separate ownership are verified. AR-03A is Baseline / closed. AR-03B is Baseline / closed. AR-03C is Baseline / closed. AR-03D is Baseline / closed. AR-03E is Baseline / closed. AR-23 depends only on AR-01 and is not serialized behind visual work. AR-23 is eligible alongside later eligible work. AR-23 remains unstarted. BATCH-03 is complete. BATCH-04 is complete. BATCH-05 is complete. BATCH-06 is complete. BATCH-07 is complete. BATCH-08 is complete. BATCH-09 is complete. BATCH-10 is complete. BATCH-11 is complete. BATCH-12 is complete. BATCH-13 is complete upon AR-05B acceptance/merge and safe closeout. No next reset task is selected. No third task is authorized. AR-08 closes the foundational refactor evidence, AR-22 accepts engine quality, and AR-28 accepts the integrated pilot. Retirement occurs only after caller inventory, persisted-version support, replacement behavior, and regression evidence; names, apparent deadness, or an old hash guard are insufficient.</w:t>
+        <w:t>AR-02M merged in PR #255 and BATCH-10 closeout is complete. The AR-05B candidate status projection takes effect only upon independently verified accepted merge; it does not assert that merge has already occurred. AR-00 is Baseline / closed. AR-01 is Baseline / closed. AR-02A is Baseline / closed. AR-02B is Baseline / closed. AR-02C is Baseline / closed. AR-02D is Baseline / closed. AR-02E is Baseline / closed. AR-02F is Baseline / closed. AR-02G is Baseline / closed. AR-02H is Baseline / closed. AR-02I is Baseline / closed. AR-02J is Baseline / closed. AR-02K is Baseline / closed. AR-02L is Baseline / closed. AR-02M is Baseline / closed. AR-02 is Baseline / closed; complete original acceptance is mapped in AR_02_BOUNDARY_ACCEPTANCE.md. AR-04 is Baseline / closed. AR-05A is Baseline / closed. AR-05B is Baseline / closed effective upon accepted merge. AR-05 is Baseline / closed effective upon accepted merge of AR-05B; original T01/T02 acceptance is mapped in AR_05_CANONICAL_ACCEPTANCE.md. AR-06 remains unstarted and must provide the shared registered renderer, lossless Puck/save/history/publication integration, four-width evidence, and positive collection/search and PDP executable-commerce proof before enablement. AR-03 is Baseline / closed; original same-input characterization and separate ownership are verified. AR-03A is Baseline / closed. AR-03B is Baseline / closed. AR-03C is Baseline / closed. AR-03D is Baseline / closed. AR-03E is Baseline / closed. AR-23 depends only on AR-01 and is not serialized behind visual work. AR-23 is eligible alongside later eligible work. AR-23 remains unstarted. BATCH-03 is complete. BATCH-04 is complete. BATCH-05 is complete. BATCH-06 is complete. BATCH-07 is complete. BATCH-08 is complete. BATCH-09 is complete. BATCH-10 is complete. BATCH-11 is complete. BATCH-12 is complete. BATCH-13 is complete upon AR-05B acceptance/merge and safe closeout. No next reset task is selected. No third task is authorized. AR-08 closes the foundational refactor evidence, AR-22 accepts engine quality, and AR-28 accepts the integrated pilot. Retirement occurs only after caller inventory, persisted-version support, replacement behavior, and regression evidence; names, apparent deadness, or an old hash guard are insufficient.</w:t>
       </w:r>
     </w:p>
     <w:p>

--- a/docs/VESKIFY_SDD_v1.3.0.docx
+++ b/docs/VESKIFY_SDD_v1.3.0.docx
@@ -37684,7 +37684,7 @@
         <w:rPr>
           <w:rFonts w:ascii="Calibri" w:hAnsi="Calibri" w:cs="Calibri"/>
         </w:rPr>
-        <w:t>AR-02M merged in PR #255 and BATCH-10 closeout is complete. The AR-05A candidate status projection takes effect only upon independently verified accepted merge; it does not assert that merge has already occurred. AR-00 is Baseline / closed. AR-01 is Baseline / closed. AR-02A is Baseline / closed. AR-02B is Baseline / closed. AR-02C is Baseline / closed. AR-02D is Baseline / closed. AR-02E is Baseline / closed. AR-02F is Baseline / closed. AR-02G is Baseline / closed. AR-02H is Baseline / closed. AR-02I is Baseline / closed. AR-02J is Baseline / closed. AR-02K is Baseline / closed. AR-02L is Baseline / closed. AR-02M is Baseline / closed. AR-02 is Baseline / closed; complete original acceptance is mapped in AR_02_BOUNDARY_ACCEPTANCE.md. AR-04 is Baseline / closed. AR-05 is Partial; canonical nesting/version dispatch remains AR-05B work. AR-05A is Baseline / closed effective upon accepted merge. AR-06 remains dependent on AR-05; positive collection/search and PDP composition must be proven by its executable commerce support before enablement. AR-03 is Baseline / closed; original same-input characterization and separate ownership are verified. AR-03A is Baseline / closed. AR-03B is Baseline / closed. AR-03C is Baseline / closed. AR-03D is Baseline / closed. AR-03E is Baseline / closed. AR-23 depends only on AR-01 and is not serialized behind visual work. AR-23 is eligible alongside later eligible work. AR-23 remains unstarted. BATCH-03 is complete. BATCH-04 is complete. BATCH-05 is complete. BATCH-06 is complete. BATCH-07 is complete. BATCH-08 is complete. BATCH-09 is complete. BATCH-10 is complete. BATCH-11 is complete. BATCH-12 is complete upon AR-05A acceptance/merge and safe closeout. No next reset task is selected. No third task is authorized. AR-08 closes the foundational refactor evidence, AR-22 accepts engine quality, and AR-28 accepts the integrated pilot. Retirement occurs only after caller inventory, persisted-version support, replacement behavior, and regression evidence; names, apparent deadness, or an old hash guard are insufficient.</w:t>
+        <w:t>AR-02M merged in PR #255 and BATCH-10 closeout is complete. The AR-05B candidate status projection takes effect only upon independently verified accepted merge; it does not assert that merge has already occurred. AR-00 is Baseline / closed. AR-01 is Baseline / closed. AR-02A is Baseline / closed. AR-02B is Baseline / closed. AR-02C is Baseline / closed. AR-02D is Baseline / closed. AR-02E is Baseline / closed. AR-02F is Baseline / closed. AR-02G is Baseline / closed. AR-02H is Baseline / closed. AR-02I is Baseline / closed. AR-02J is Baseline / closed. AR-02K is Baseline / closed. AR-02L is Baseline / closed. AR-02M is Baseline / closed. AR-02 is Baseline / closed; complete original acceptance is mapped in AR_02_BOUNDARY_ACCEPTANCE.md. AR-04 is Baseline / closed. AR-05A is Baseline / closed. AR-05B is Baseline / closed effective upon accepted merge. AR-05 is Baseline / closed effective upon accepted merge of AR-05B; original T01/T02 acceptance is mapped in AR_05_CANONICAL_ACCEPTANCE.md. AR-06 remains unstarted and must provide the shared registered renderer, lossless Puck/save/history/publication integration, four-width evidence, and positive collection/search and PDP executable-commerce proof before enablement. AR-03 is Baseline / closed; original same-input characterization and separate ownership are verified. AR-03A is Baseline / closed. AR-03B is Baseline / closed. AR-03C is Baseline / closed. AR-03D is Baseline / closed. AR-03E is Baseline / closed. AR-23 depends only on AR-01 and is not serialized behind visual work. AR-23 is eligible alongside later eligible work. AR-23 remains unstarted. BATCH-03 is complete. BATCH-04 is complete. BATCH-05 is complete. BATCH-06 is complete. BATCH-07 is complete. BATCH-08 is complete. BATCH-09 is complete. BATCH-10 is complete. BATCH-11 is complete. BATCH-12 is complete. BATCH-13 is complete upon AR-05B acceptance/merge and safe closeout. No next reset task is selected. No third task is authorized. AR-08 closes the foundational refactor evidence, AR-22 accepts engine quality, and AR-28 accepts the integrated pilot. Retirement occurs only after caller inventory, persisted-version support, replacement behavior, and regression evidence; names, apparent deadness, or an old hash guard are insufficient.</w:t>
       </w:r>
     </w:p>
     <w:p>

--- a/docs/VESKIFY_SDD_v1.3.0.docx
+++ b/docs/VESKIFY_SDD_v1.3.0.docx
@@ -37684,7 +37684,7 @@
         <w:rPr>
           <w:rFonts w:ascii="Calibri" w:hAnsi="Calibri" w:cs="Calibri"/>
         </w:rPr>
-        <w:t>AR-02M merged in PR #255 and BATCH-10 closeout is complete. The AR-05B candidate status projection takes effect only upon independently verified accepted merge; it does not assert that merge has already occurred. AR-00 is Baseline / closed. AR-01 is Baseline / closed. AR-02A is Baseline / closed. AR-02B is Baseline / closed. AR-02C is Baseline / closed. AR-02D is Baseline / closed. AR-02E is Baseline / closed. AR-02F is Baseline / closed. AR-02G is Baseline / closed. AR-02H is Baseline / closed. AR-02I is Baseline / closed. AR-02J is Baseline / closed. AR-02K is Baseline / closed. AR-02L is Baseline / closed. AR-02M is Baseline / closed. AR-02 is Baseline / closed; complete original acceptance is mapped in AR_02_BOUNDARY_ACCEPTANCE.md. AR-04 is Baseline / closed. AR-05A is Baseline / closed. AR-05B is Baseline / closed effective upon accepted merge. AR-05 is Baseline / closed effective upon accepted merge of AR-05B; original T01/T02 acceptance is mapped in AR_05_CANONICAL_ACCEPTANCE.md. AR-06 remains unstarted and must provide the shared registered renderer, lossless Puck/save/history/publication integration, four-width evidence, and positive collection/search and PDP executable-commerce proof before enablement. AR-03 is Baseline / closed; original same-input characterization and separate ownership are verified. AR-03A is Baseline / closed. AR-03B is Baseline / closed. AR-03C is Baseline / closed. AR-03D is Baseline / closed. AR-03E is Baseline / closed. AR-23 depends only on AR-01 and is not serialized behind visual work. AR-23 is eligible alongside later eligible work. AR-23 remains unstarted. BATCH-03 is complete. BATCH-04 is complete. BATCH-05 is complete. BATCH-06 is complete. BATCH-07 is complete. BATCH-08 is complete. BATCH-09 is complete. BATCH-10 is complete. BATCH-11 is complete. BATCH-12 is complete. BATCH-13 is complete upon AR-05B acceptance/merge and safe closeout. No next reset task is selected. No third task is authorized. AR-08 closes the foundational refactor evidence, AR-22 accepts engine quality, and AR-28 accepts the integrated pilot. Retirement occurs only after caller inventory, persisted-version support, replacement behavior, and regression evidence; names, apparent deadness, or an old hash guard are insufficient.</w:t>
+        <w:t>AR-02M merged in PR #255 and BATCH-10 closeout is complete. AR-05B merged in PR #258 and BATCH-13 closeout is complete. The AR-06A candidate status projection takes effect only upon independently verified accepted merge; it does not assert that merge has already occurred. AR-00 is Baseline / closed. AR-01 is Baseline / closed. AR-02A is Baseline / closed. AR-02B is Baseline / closed. AR-02C is Baseline / closed. AR-02D is Baseline / closed. AR-02E is Baseline / closed. AR-02F is Baseline / closed. AR-02G is Baseline / closed. AR-02H is Baseline / closed. AR-02I is Baseline / closed. AR-02J is Baseline / closed. AR-02K is Baseline / closed. AR-02L is Baseline / closed. AR-02M is Baseline / closed. AR-02 is Baseline / closed; complete original acceptance is mapped in AR_02_BOUNDARY_ACCEPTANCE.md. AR-04 is Baseline / closed. AR-05A is Baseline / closed. AR-05B is Baseline / closed. AR-05 is Baseline / closed; original T01/T02 acceptance is mapped in AR_05_CANONICAL_ACCEPTANCE.md. AR-06A is Baseline / closed effective upon accepted merge. AR-06 is Partial; static rendering evidence is mapped in AR_06_RENDERING_ACCEPTANCE.md. Lossless Puck/save/history/publication integration, positive collection/search and PDP executable-commerce proof, and the shared collection/search context decision remain required before enablement. AR-03 is Baseline / closed; original same-input characterization and separate ownership are verified. AR-03A is Baseline / closed. AR-03B is Baseline / closed. AR-03C is Baseline / closed. AR-03D is Baseline / closed. AR-03E is Baseline / closed. AR-23 depends only on AR-01 and is not serialized behind visual work. AR-23 is eligible alongside later eligible work. AR-23 remains unstarted. BATCH-03 is complete. BATCH-04 is complete. BATCH-05 is complete. BATCH-06 is complete. BATCH-07 is complete. BATCH-08 is complete. BATCH-09 is complete. BATCH-10 is complete. BATCH-11 is complete. BATCH-12 is complete. BATCH-13 is complete. BATCH-14 is complete upon AR-06A acceptance/merge and safe closeout. No next reset task is selected. No third task is authorized. AR-08 closes the foundational refactor evidence, AR-22 accepts engine quality, and AR-28 accepts the integrated pilot. Retirement occurs only after caller inventory, persisted-version support, replacement behavior, and regression evidence; names, apparent deadness, or an old hash guard are insufficient.</w:t>
       </w:r>
     </w:p>
     <w:p>
@@ -41021,7 +41021,7 @@
         <w:rPr>
           <w:rFonts w:ascii="Calibri" w:hAnsi="Calibri" w:cs="Calibri"/>
         </w:rPr>
-        <w:t xml:space="preserve"> defines exact owner/reference, realization and fingerprint fields. AR-05B must attach that same value with explicit snapshot-extension/dynamic-version dispatch; A changes no current snapshot reader/writer. Positive collection/search and PDP composition is an AR-06 executable-commerce obligation before dynamic enablement, distinct from A’s static positives and specific dynamic rejection evidence. The design decision remains:</w:t>
+        <w:t xml:space="preserve"> defines exact owner/reference, realization and fingerprint fields. Accepted AR-05B attaches that same value with explicit snapshot-extension/dynamic-version dispatch; A changed no current snapshot reader/writer. Positive collection/search and PDP composition is an AR-06 executable-commerce obligation before dynamic enablement, distinct from A’s static positives and specific dynamic rejection evidence. The design decision remains:</w:t>
       </w:r>
     </w:p>
     <w:p>

--- a/docs/VESKIFY_SDD_v1.3.0.docx
+++ b/docs/VESKIFY_SDD_v1.3.0.docx
@@ -37684,7 +37684,7 @@
         <w:rPr>
           <w:rFonts w:ascii="Calibri" w:hAnsi="Calibri" w:cs="Calibri"/>
         </w:rPr>
-        <w:t>AR-02M merged in PR #255 and BATCH-10 closeout is complete. AR-05B merged in PR #258 and BATCH-13 closeout is complete. The AR-06A candidate status projection takes effect only upon independently verified accepted merge; it does not assert that merge has already occurred. AR-00 is Baseline / closed. AR-01 is Baseline / closed. AR-02A is Baseline / closed. AR-02B is Baseline / closed. AR-02C is Baseline / closed. AR-02D is Baseline / closed. AR-02E is Baseline / closed. AR-02F is Baseline / closed. AR-02G is Baseline / closed. AR-02H is Baseline / closed. AR-02I is Baseline / closed. AR-02J is Baseline / closed. AR-02K is Baseline / closed. AR-02L is Baseline / closed. AR-02M is Baseline / closed. AR-02 is Baseline / closed; complete original acceptance is mapped in AR_02_BOUNDARY_ACCEPTANCE.md. AR-04 is Baseline / closed. AR-05A is Baseline / closed. AR-05B is Baseline / closed. AR-05 is Baseline / closed; original T01/T02 acceptance is mapped in AR_05_CANONICAL_ACCEPTANCE.md. AR-06A is Baseline / closed effective upon accepted merge. AR-06 is Partial; static rendering evidence is mapped in AR_06_RENDERING_ACCEPTANCE.md. Lossless Puck/save/history/publication integration, positive collection/search and PDP executable-commerce proof, and the shared collection/search context decision remain required before enablement. AR-03 is Baseline / closed; original same-input characterization and separate ownership are verified. AR-03A is Baseline / closed. AR-03B is Baseline / closed. AR-03C is Baseline / closed. AR-03D is Baseline / closed. AR-03E is Baseline / closed. AR-23 depends only on AR-01 and is not serialized behind visual work. AR-23 is eligible alongside later eligible work. AR-23 remains unstarted. BATCH-03 is complete. BATCH-04 is complete. BATCH-05 is complete. BATCH-06 is complete. BATCH-07 is complete. BATCH-08 is complete. BATCH-09 is complete. BATCH-10 is complete. BATCH-11 is complete. BATCH-12 is complete. BATCH-13 is complete. BATCH-14 is complete upon AR-06A acceptance/merge and safe closeout. No next reset task is selected. No third task is authorized. AR-08 closes the foundational refactor evidence, AR-22 accepts engine quality, and AR-28 accepts the integrated pilot. Retirement occurs only after caller inventory, persisted-version support, replacement behavior, and regression evidence; names, apparent deadness, or an old hash guard are insufficient.</w:t>
+        <w:t>AR-02M merged in PR #255 and BATCH-10 closeout is complete. AR-05B merged in PR #258 and BATCH-13 closeout is complete. AR-06A’s accepted merge is verified; the AR-06B candidate status projection takes effect only upon independently verified accepted merge and does not assert that delivery has occurred. AR-00 is Baseline / closed. AR-01 is Baseline / closed. AR-02A is Baseline / closed. AR-02B is Baseline / closed. AR-02C is Baseline / closed. AR-02D is Baseline / closed. AR-02E is Baseline / closed. AR-02F is Baseline / closed. AR-02G is Baseline / closed. AR-02H is Baseline / closed. AR-02I is Baseline / closed. AR-02J is Baseline / closed. AR-02K is Baseline / closed. AR-02L is Baseline / closed. AR-02M is Baseline / closed. AR-02 is Baseline / closed; complete original acceptance is mapped in AR_02_BOUNDARY_ACCEPTANCE.md. AR-04 is Baseline / closed. AR-05A is Baseline / closed. AR-05B is Baseline / closed. AR-05 is Baseline / closed; original T01/T02 acceptance is mapped in AR_05_CANONICAL_ACCEPTANCE.md. AR-06A is Baseline / closed. Its accepted merge is bc209f4bdfed9626605b8c699aaabb547d5d2025. AR-06B is Baseline / closed effective upon accepted merge; this candidate does not assert delivery. AR-06 is Partial; rendering and editing evidence is mapped in AR_06_RENDERING_ACCEPTANCE.md. Lossless Puck/save/history/publication integration, positive collection/search and PDP executable-commerce proof, and the shared collection/search context decision remain required before enablement. AR-03 is Baseline / closed; original same-input characterization and separate ownership are verified. AR-03A is Baseline / closed. AR-03B is Baseline / closed. AR-03C is Baseline / closed. AR-03D is Baseline / closed. AR-03E is Baseline / closed. AR-23 depends only on AR-01 and is not serialized behind visual work. AR-23 is eligible alongside later eligible work. AR-23 remains unstarted. BATCH-03 is complete. BATCH-04 is complete. BATCH-05 is complete. BATCH-06 is complete. BATCH-07 is complete. BATCH-08 is complete. BATCH-09 is complete. BATCH-10 is complete. BATCH-11 is complete. BATCH-12 is complete. BATCH-13 is complete. BATCH-14 is complete. BATCH-15 closes only upon accepted AR-06B delivery and safe closeout. No successor implementation is authorized. AR-08 closes the foundational refactor evidence, AR-22 accepts engine quality, and AR-28 accepts the integrated pilot. Retirement occurs only after caller inventory, persisted-version support, replacement behavior, and regression evidence; names, apparent deadness, or an old hash guard are insufficient.</w:t>
       </w:r>
     </w:p>
     <w:p>

--- a/docs/VESKIFY_SDD_v1.3.0.docx
+++ b/docs/VESKIFY_SDD_v1.3.0.docx
@@ -37684,7 +37684,7 @@
         <w:rPr>
           <w:rFonts w:ascii="Calibri" w:hAnsi="Calibri" w:cs="Calibri"/>
         </w:rPr>
-        <w:t>AR-02M merged in PR #255 and BATCH-10 closeout is complete. AR-05B merged in PR #258 and BATCH-13 closeout is complete. AR-06A’s accepted merge is verified; the AR-06B candidate status projection takes effect only upon independently verified accepted merge and does not assert that delivery has occurred. AR-00 is Baseline / closed. AR-01 is Baseline / closed. AR-02A is Baseline / closed. AR-02B is Baseline / closed. AR-02C is Baseline / closed. AR-02D is Baseline / closed. AR-02E is Baseline / closed. AR-02F is Baseline / closed. AR-02G is Baseline / closed. AR-02H is Baseline / closed. AR-02I is Baseline / closed. AR-02J is Baseline / closed. AR-02K is Baseline / closed. AR-02L is Baseline / closed. AR-02M is Baseline / closed. AR-02 is Baseline / closed; complete original acceptance is mapped in AR_02_BOUNDARY_ACCEPTANCE.md. AR-04 is Baseline / closed. AR-05A is Baseline / closed. AR-05B is Baseline / closed. AR-05 is Baseline / closed; original T01/T02 acceptance is mapped in AR_05_CANONICAL_ACCEPTANCE.md. AR-06A is Baseline / closed. Its accepted merge is bc209f4bdfed9626605b8c699aaabb547d5d2025. AR-06B is Baseline / closed effective upon accepted merge; this candidate does not assert delivery. AR-06 is Partial; rendering and editing evidence is mapped in AR_06_RENDERING_ACCEPTANCE.md. Lossless Puck/save/history/publication integration, positive collection/search and PDP executable-commerce proof, and the shared collection/search context decision remain required before enablement. AR-03 is Baseline / closed; original same-input characterization and separate ownership are verified. AR-03A is Baseline / closed. AR-03B is Baseline / closed. AR-03C is Baseline / closed. AR-03D is Baseline / closed. AR-03E is Baseline / closed. AR-23 depends only on AR-01 and is not serialized behind visual work. AR-23 is eligible alongside later eligible work. AR-23 remains unstarted. BATCH-03 is complete. BATCH-04 is complete. BATCH-05 is complete. BATCH-06 is complete. BATCH-07 is complete. BATCH-08 is complete. BATCH-09 is complete. BATCH-10 is complete. BATCH-11 is complete. BATCH-12 is complete. BATCH-13 is complete. BATCH-14 is complete. BATCH-15 closes only upon accepted AR-06B delivery and safe closeout. No successor implementation is authorized. AR-08 closes the foundational refactor evidence, AR-22 accepts engine quality, and AR-28 accepts the integrated pilot. Retirement occurs only after caller inventory, persisted-version support, replacement behavior, and regression evidence; names, apparent deadness, or an old hash guard are insufficient.</w:t>
+        <w:t>AR-02M merged in PR #255 and BATCH-10 closeout is complete. AR-05B merged in PR #258 and BATCH-13 closeout is complete. AR-06A and AR-06B accepted merges are verified; AR-06C remains subject to independent verification and accepted delivery. AR-00 is Baseline / closed. AR-01 is Baseline / closed. AR-02A is Baseline / closed. AR-02B is Baseline / closed. AR-02C is Baseline / closed. AR-02D is Baseline / closed. AR-02E is Baseline / closed. AR-02F is Baseline / closed. AR-02G is Baseline / closed. AR-02H is Baseline / closed. AR-02I is Baseline / closed. AR-02J is Baseline / closed. AR-02K is Baseline / closed. AR-02L is Baseline / closed. AR-02M is Baseline / closed. AR-02 is Baseline / closed; complete original acceptance is mapped in AR_02_BOUNDARY_ACCEPTANCE.md. AR-04 is Baseline / closed. AR-05A is Baseline / closed. AR-05B is Baseline / closed. AR-05 is Baseline / closed; original T01/T02 acceptance is mapped in AR_05_CANONICAL_ACCEPTANCE.md. AR-06A is Baseline / closed. Its accepted merge is bc209f4bdfed9626605b8c699aaabb547d5d2025. AR-06B is Baseline / closed. Its accepted merge is e2addffc29f7719e23e9e7856ecf7c739924501f. AR-06C is a guarded composed static-draft persistence candidate with independent verification complete, pending final-head CI and accepted delivery. AR-06 is Partial; rendering, editing and save/reload evidence is mapped in AR_06_RENDERING_ACCEPTANCE.md. History/lifecycle/publication integration, positive collection/search and PDP executable-commerce proof, and the shared collection/search context decision remain required before enablement. AR-03 is Baseline / closed; original same-input characterization and separate ownership are verified. AR-03A is Baseline / closed. AR-03B is Baseline / closed. AR-03C is Baseline / closed. AR-03D is Baseline / closed. AR-03E is Baseline / closed. AR-23 depends only on AR-01 and is not serialized behind visual work. AR-23 is eligible alongside later eligible work. AR-23 remains unstarted. BATCH-03 is complete. BATCH-04 is complete. BATCH-05 is complete. BATCH-06 is complete. BATCH-07 is complete. BATCH-08 is complete. BATCH-09 is complete. BATCH-10 is complete. BATCH-11 is complete. BATCH-12 is complete. BATCH-13 is complete. BATCH-14 is complete. BATCH-15 is complete. BATCH-16 closes only upon accepted AR-06C delivery and safe closeout. No successor implementation is authorized. AR-08 closes the foundational refactor evidence, AR-22 accepts engine quality, and AR-28 accepts the integrated pilot. Retirement occurs only after caller inventory, persisted-version support, replacement behavior, and regression evidence; names, apparent deadness, or an old hash guard are insufficient.</w:t>
       </w:r>
     </w:p>
     <w:p>

--- a/docs/VESKIFY_SDD_v1.3.0.docx
+++ b/docs/VESKIFY_SDD_v1.3.0.docx
@@ -765,6 +765,85 @@
               <w:rPr>
                 <w:rFonts w:ascii="Calibri" w:hAnsi="Calibri" w:cs="Calibri"/>
               </w:rPr>
+              <w:t>1.3.0 AR-00B</w:t>
+            </w:r>
+          </w:p>
+        </w:tc>
+        <w:tc>
+          <w:tcPr>
+            <w:tcW w:w="1500" w:type="dxa"/>
+            <w:vAlign w:val="center"/>
+          </w:tcPr>
+          <w:p>
+            <w:pPr>
+              <w:pStyle w:val="TableText"/>
+              <w:jc w:val="center"/>
+              <w:widowControl/>
+            </w:pPr>
+            <w:r>
+              <w:rPr>
+                <w:rFonts w:ascii="Calibri" w:hAnsi="Calibri" w:cs="Calibri"/>
+              </w:rPr>
+              <w:t>29 September 2026</w:t>
+            </w:r>
+          </w:p>
+        </w:tc>
+        <w:tc>
+          <w:tcPr>
+            <w:tcW w:w="2000" w:type="dxa"/>
+            <w:vAlign w:val="center"/>
+          </w:tcPr>
+          <w:p>
+            <w:pPr>
+              <w:pStyle w:val="TableText"/>
+              <w:widowControl/>
+            </w:pPr>
+            <w:r>
+              <w:rPr>
+                <w:rFonts w:ascii="Calibri" w:hAnsi="Calibri" w:cs="Calibri"/>
+              </w:rPr>
+              <w:t>Owner-approved visual-feedback-led delivery amendment; effective on accepted merge</w:t>
+            </w:r>
+          </w:p>
+        </w:tc>
+        <w:tc>
+          <w:tcPr>
+            <w:tcW w:w="4860" w:type="dxa"/>
+            <w:vAlign w:val="center"/>
+          </w:tcPr>
+          <w:p>
+            <w:pPr>
+              <w:pStyle w:val="TableText"/>
+              <w:widowControl/>
+            </w:pPr>
+            <w:r>
+              <w:rPr>
+                <w:rFonts w:ascii="Calibri" w:hAnsi="Calibri" w:cs="Calibri"/>
+              </w:rPr>
+              <w:t>Amend delivery order through bounded early slices and real generated-store review while preserving every original AR/T requirement, canonical safety and separate visual/production gates; select AR-06D only.</w:t>
+            </w:r>
+          </w:p>
+        </w:tc>
+      </w:tr>
+      <w:tr>
+        <w:trPr>
+          <w:cantSplit/>
+        </w:trPr>
+        <w:tc>
+          <w:tcPr>
+            <w:tcW w:w="1000" w:type="dxa"/>
+            <w:vAlign w:val="center"/>
+          </w:tcPr>
+          <w:p>
+            <w:pPr>
+              <w:pStyle w:val="TableText"/>
+              <w:jc w:val="center"/>
+              <w:widowControl/>
+            </w:pPr>
+            <w:r>
+              <w:rPr>
+                <w:rFonts w:ascii="Calibri" w:hAnsi="Calibri" w:cs="Calibri"/>
+              </w:rPr>
               <w:t>1.3.0 P10B-19A-10C</w:t>
             </w:r>
           </w:p>
@@ -12166,6 +12245,43 @@
           <w:rFonts w:ascii="Calibri" w:hAnsi="Calibri" w:cs="Calibri"/>
         </w:rPr>
         <w:t>.</w:t>
+      </w:r>
+    </w:p>
+    <w:p>
+      <w:pPr>
+        <w:pStyle w:val="Heading2"/>
+        <w:keepNext/>
+        <w:widowControl/>
+      </w:pPr>
+      <w:r>
+        <w:rPr>
+          <w:rFonts w:ascii="Calibri" w:hAnsi="Calibri" w:cs="Calibri"/>
+        </w:rPr>
+        <w:t>10.21A AR-00B visual-feedback-led delivery amendment</w:t>
+      </w:r>
+    </w:p>
+    <w:p>
+      <w:pPr>
+        <w:pStyle w:val="Normal"/>
+        <w:widowControl/>
+      </w:pPr>
+      <w:r>
+        <w:rPr>
+          <w:rFonts w:ascii="Calibri" w:hAnsi="Calibri" w:cs="Calibri"/>
+        </w:rPr>
+        <w:t>The incorporated AR-00 addendum permits an internal, bounded review loop through an actual provider intent, canonical compilation and isolated pending proposal, registered rendering, mechanical QA, and retained owner feedback. It retains StorefrontSnapshot, BrandSystem, PageBlueprint, registered components, protected Vesko commerce, proposal isolation, and explicit Accept/Save/Publish as the sole authorities. An inspectable genuine output, owner-accepted visual quality, and production readiness remain distinct.</w:t>
+      </w:r>
+    </w:p>
+    <w:p>
+      <w:pPr>
+        <w:pStyle w:val="Normal"/>
+        <w:widowControl/>
+      </w:pPr>
+      <w:r>
+        <w:rPr>
+          <w:rFonts w:ascii="Calibri" w:hAnsi="Calibri" w:cs="Calibri"/>
+        </w:rPr>
+        <w:t>AR-06D is the selected unstarted child for a guarded same-running-server-process and authorized-P04-request-context P10B-16P-04 run-to-cross-page review packet. It requires separate authorization for provider/model/calls/attempts/tokens/cost and a zero-call preflight. It may use the existing legacy/dynamic registered baseline, but does not prove composed dynamic rendering, normal tenant activation, publication, or AR-06 closure.</w:t>
       </w:r>
     </w:p>
     <w:p>
@@ -37684,7 +37800,7 @@
         <w:rPr>
           <w:rFonts w:ascii="Calibri" w:hAnsi="Calibri" w:cs="Calibri"/>
         </w:rPr>
-        <w:t>AR-02M merged in PR #255 and BATCH-10 closeout is complete. AR-05B merged in PR #258 and BATCH-13 closeout is complete. AR-06A and AR-06B accepted merges are verified; AR-06C remains subject to independent verification and accepted delivery. AR-00 is Baseline / closed. AR-01 is Baseline / closed. AR-02A is Baseline / closed. AR-02B is Baseline / closed. AR-02C is Baseline / closed. AR-02D is Baseline / closed. AR-02E is Baseline / closed. AR-02F is Baseline / closed. AR-02G is Baseline / closed. AR-02H is Baseline / closed. AR-02I is Baseline / closed. AR-02J is Baseline / closed. AR-02K is Baseline / closed. AR-02L is Baseline / closed. AR-02M is Baseline / closed. AR-02 is Baseline / closed; complete original acceptance is mapped in AR_02_BOUNDARY_ACCEPTANCE.md. AR-04 is Baseline / closed. AR-05A is Baseline / closed. AR-05B is Baseline / closed. AR-05 is Baseline / closed; original T01/T02 acceptance is mapped in AR_05_CANONICAL_ACCEPTANCE.md. AR-06A is Baseline / closed. Its accepted merge is bc209f4bdfed9626605b8c699aaabb547d5d2025. AR-06B is Baseline / closed. Its accepted merge is e2addffc29f7719e23e9e7856ecf7c739924501f. AR-06C is a guarded composed static-draft persistence candidate with independent verification complete, pending final-head CI and accepted delivery. AR-06 is Partial; rendering, editing and save/reload evidence is mapped in AR_06_RENDERING_ACCEPTANCE.md. History/lifecycle/publication integration, positive collection/search and PDP executable-commerce proof, and the shared collection/search context decision remain required before enablement. AR-03 is Baseline / closed; original same-input characterization and separate ownership are verified. AR-03A is Baseline / closed. AR-03B is Baseline / closed. AR-03C is Baseline / closed. AR-03D is Baseline / closed. AR-03E is Baseline / closed. AR-23 depends only on AR-01 and is not serialized behind visual work. AR-23 is eligible alongside later eligible work. AR-23 remains unstarted. BATCH-03 is complete. BATCH-04 is complete. BATCH-05 is complete. BATCH-06 is complete. BATCH-07 is complete. BATCH-08 is complete. BATCH-09 is complete. BATCH-10 is complete. BATCH-11 is complete. BATCH-12 is complete. BATCH-13 is complete. BATCH-14 is complete. BATCH-15 is complete. BATCH-16 closes only upon accepted AR-06C delivery and safe closeout. No successor implementation is authorized. AR-08 closes the foundational refactor evidence, AR-22 accepts engine quality, and AR-28 accepts the integrated pilot. Retirement occurs only after caller inventory, persisted-version support, replacement behavior, and regression evidence; names, apparent deadness, or an old hash guard are insufficient.</w:t>
+        <w:t>AR-02M merged in PR #255 and BATCH-10 closeout is complete. AR-05B merged in PR #258 and BATCH-13 closeout is complete. AR-06A and AR-06B accepted merges are verified; accepted AR-06C delivery is verified; its historical verification record remains event evidence. AR-00 is Baseline / closed. AR-01 is Baseline / closed. AR-02A is Baseline / closed. AR-02B is Baseline / closed. AR-02C is Baseline / closed. AR-02D is Baseline / closed. AR-02E is Baseline / closed. AR-02F is Baseline / closed. AR-02G is Baseline / closed. AR-02H is Baseline / closed. AR-02I is Baseline / closed. AR-02J is Baseline / closed. AR-02K is Baseline / closed. AR-02L is Baseline / closed. AR-02M is Baseline / closed. AR-02 is Baseline / closed; complete original acceptance is mapped in AR_02_BOUNDARY_ACCEPTANCE.md. AR-04 is Baseline / closed. AR-05A is Baseline / closed. AR-05B is Baseline / closed. AR-05 is Baseline / closed; original T01/T02 acceptance is mapped in AR_05_CANONICAL_ACCEPTANCE.md. AR-06A is Baseline / closed. Its accepted merge is bc209f4bdfed9626605b8c699aaabb547d5d2025. AR-06B is Baseline / closed. Its accepted merge is e2addffc29f7719e23e9e7856ecf7c739924501f. AR-06C is Baseline / closed. Its accepted PR #261 head is af75994f2a4e1186b4429db6b93cb1bf51d2e048, merged as de0faeba0d40bd36ac83f25d533a3428f83501cc. AR-06 is Partial; rendering, editing and save/reload evidence is mapped in AR_06_RENDERING_ACCEPTANCE.md. History/lifecycle/publication integration, positive collection/search and PDP executable-commerce proof, and the shared collection/search context decision remain required before enablement. AR-03 is Baseline / closed; original same-input characterization and separate ownership are verified. AR-03A is Baseline / closed. AR-03B is Baseline / closed. AR-03C is Baseline / closed. AR-03D is Baseline / closed. AR-03E is Baseline / closed. AR-23 depends only on AR-01 and is not serialized behind visual work. AR-23 is eligible alongside later eligible work. AR-23 remains unstarted. BATCH-03 is complete. BATCH-04 is complete. BATCH-05 is complete. BATCH-06 is complete. BATCH-07 is complete. BATCH-08 is complete. BATCH-09 is complete. BATCH-10 is complete. BATCH-11 is complete. BATCH-12 is complete. BATCH-13 is complete. BATCH-14 is complete. BATCH-15 is complete. BATCH-16 is complete after accepted AR-06C delivery and safe closeout. AR-00B is a policy amendment under review until its accepted merge. AR-06D is the exact selected next child, Planned and unstarted; it requires a separate launch. No successor implementation is authorized. AR-08 closes the foundational refactor evidence, AR-22 accepts engine quality, and AR-28 accepts the integrated pilot. Retirement occurs only after caller inventory, persisted-version support, replacement behavior, and regression evidence; names, apparent deadness, or an old hash guard are insufficient.</w:t>
       </w:r>
     </w:p>
     <w:p>
@@ -43605,7 +43721,106 @@
         <w:rPr>
           <w:rFonts w:ascii="Calibri" w:hAnsi="Calibri" w:cs="Calibri"/>
         </w:rPr>
-        <w:t xml:space="preserve"> require six finished families, advanced motion, full editor redesign, every legacy warning eliminated or unavailable Vesko staging. Those have named later gates. Feature work thereafter proceeds as vertical slices; each slice retires the obsolete path it replaces.</w:t>
+        <w:t xml:space="preserve"> require six finished families, advanced motion, full editor redesign, every legacy warning eliminated or unavailable Vesko staging. Those have named later gates. The AR-00B amendment below permits bounded feature slices before this full milestone when their own hard prerequisites are proven; AR-08 still closes the complete foundational evidence. Each slice retires only the obsolete path it demonstrably replaces.</w:t>
+      </w:r>
+    </w:p>
+    <w:p>
+      <w:pPr>
+        <w:pStyle w:val="Heading1"/>
+        <w:keepNext/>
+        <w:widowControl/>
+      </w:pPr>
+      <w:r>
+        <w:rPr>
+          <w:rFonts w:ascii="Calibri" w:hAnsi="Calibri" w:cs="Calibri"/>
+        </w:rPr>
+        <w:t>18.1 AR-00B visual-feedback-led delivery amendment — 29 September 2026</w:t>
+      </w:r>
+    </w:p>
+    <w:p>
+      <w:pPr>
+        <w:pStyle w:val="Normal"/>
+        <w:widowControl/>
+      </w:pPr>
+      <w:r>
+        <w:rPr>
+          <w:rFonts w:ascii="Calibri" w:hAnsi="Calibri" w:cs="Calibri"/>
+        </w:rPr>
+        <w:t>Veskify advances through visible, reviewable, genuinely generated stores. Leo is the first internal evaluator and supplies early-pilot feedback. The loop is approved merchant inputs and assets → actual AI intent → the canonical compiler and isolated proposal → registered rendering → automated QA → Leo’s visual/product assessment → one bounded reusable correction → a comparable regenerated result.</w:t>
+      </w:r>
+    </w:p>
+    <w:p>
+      <w:pPr>
+        <w:pStyle w:val="Normal"/>
+        <w:widowControl/>
+      </w:pPr>
+      <w:r>
+        <w:rPr>
+          <w:rFonts w:ascii="Calibri" w:hAnsi="Calibri" w:cs="Calibri"/>
+        </w:rPr>
+        <w:t xml:space="preserve">This is not a throwaway demo, a reason to postpone safety, or a requirement to finish unrelated infrastructure before useful output. </w:t>
+      </w:r>
+      <w:r>
+        <w:rPr>
+          <w:rFonts w:ascii="Consolas" w:hAnsi="Consolas" w:cs="Consolas"/>
+          <w:sz w:val="19"/>
+          <w:szCs w:val="19"/>
+        </w:rPr>
+        <w:t>StorefrontSnapshot</w:t>
+      </w:r>
+      <w:r>
+        <w:rPr>
+          <w:rFonts w:ascii="Calibri" w:hAnsi="Calibri" w:cs="Calibri"/>
+        </w:rPr>
+        <w:t xml:space="preserve"> remains the sole editable aggregate; BrandSystem and versioned Design DNA own visual values; PageBlueprint owns executable composition; registered component definitions own capabilities; Puck remains transient; Vesko commerce remains read-only. Proposal isolation, version compatibility, stale checks, atomic failure, and explicit Accept, Save, and Publish boundaries remain mandatory.</w:t>
+      </w:r>
+    </w:p>
+    <w:p>
+      <w:pPr>
+        <w:pStyle w:val="Normal"/>
+        <w:widowControl/>
+      </w:pPr>
+      <w:r>
+        <w:rPr>
+          <w:rFonts w:ascii="Calibri" w:hAnsi="Calibri" w:cs="Calibri"/>
+        </w:rPr>
+        <w:t>A poor but genuinely generated result may establish an inspectable baseline. It is not commercial acceptance. A mock, hand-authored finished snapshot, undisclosed best-of-many selection, or manual cosmetic finishing must never be presented as live AI proof. Every review packet attributes AI choices, deterministic compilation, inherited registered behavior, and developer intervention. An inspectable genuine output, owner-accepted visual quality, and production readiness are separate outcomes. The target remains a coherent complete e-commerce site credible to a serious retailer, with jewellery/watches as the first reference vertical, one concept by default and two eventual complete families. Neither a polished homepage nor an early technical PASS activates a family.</w:t>
+      </w:r>
+    </w:p>
+    <w:p>
+      <w:pPr>
+        <w:pStyle w:val="Normal"/>
+        <w:widowControl/>
+      </w:pPr>
+      <w:r>
+        <w:rPr>
+          <w:rFonts w:ascii="Calibri" w:hAnsi="Calibri" w:cs="Calibri"/>
+        </w:rPr>
+        <w:t>AR-06D is the one selected, unstarted child: the genuine generated-storefront visual review loop. It reuses the production-disabled P10B-16P-04 raw Aurum fixture authority, canonical prompted handler/provider-to-intent/compiler/proposal chain, fingerprint-keyed in-memory candidate map, and existing home, collection, search, PDP, support, and utility preview routes. It must use a separately authorized bounded real-provider launch and the same running server process plus authorized P04 request context; it supplies a truthfully labelled legacy/dynamic-renderer baseline, never a claim of composed dynamic rendering, normal tenant activation, or AR-06 closure. Its small future envelope is the guarded run-to-cross-page capture/review bridge and evidence records, not another generator, renderer, registry, page tree, feedback service, or screenshot engine.</w:t>
+      </w:r>
+    </w:p>
+    <w:p>
+      <w:pPr>
+        <w:pStyle w:val="Normal"/>
+        <w:widowControl/>
+      </w:pPr>
+      <w:r>
+        <w:rPr>
+          <w:rFonts w:ascii="Calibri" w:hAnsi="Calibri" w:cs="Calibri"/>
+        </w:rPr>
+        <w:t>Before any such launch, use a zero-call preflight and obtain explicit owner authorization for provider/model, maximum calls/attempts/tokens/cost, credentials boundary, request identity, and capture retention. The review packet includes approved context, request/provider/intent/candidate/source identities, accepted or substituted intent, local viewing instructions, 375/768/1024/1440 EN/FI captures where supported, directly inspectable original images, compact sanitized boards, limitations, and Leo’s actual assessment.</w:t>
+      </w:r>
+    </w:p>
+    <w:p>
+      <w:pPr>
+        <w:pStyle w:val="Normal"/>
+        <w:widowControl/>
+      </w:pPr>
+      <w:r>
+        <w:rPr>
+          <w:rFonts w:ascii="Calibri" w:hAnsi="Calibri" w:cs="Calibri"/>
+        </w:rPr>
+        <w:t>Early review eligibility does not close parent work. AR-06 supplies the guarded static render/edit/save foundation; AR-07 supplies exact canonical assembly; AR-09–15 supply reusable visual and commerce capabilities; AR-18/19 supply provider/compiler and Studio progress; AR-21 supplies bounded capture/critique; AR-22 remains the engine-quality gate. AR-08 remains a required foundational completion gate, but it is not a blanket prerequisite for a separately safe internal review. AR-16/17 and AR-23–30 remain visible with their original acceptance, family, host, lifecycle, and production gates intact.</w:t>
       </w:r>
     </w:p>
     <w:p>

--- a/docs/VESKIFY_SDD_v1.3.0.docx
+++ b/docs/VESKIFY_SDD_v1.3.0.docx
@@ -12281,7 +12281,21 @@
         <w:rPr>
           <w:rFonts w:ascii="Calibri" w:hAnsi="Calibri" w:cs="Calibri"/>
         </w:rPr>
-        <w:t>AR-06D is the selected unstarted child for a guarded same-running-server-process and authorized-P04-request-context P10B-16P-04 run-to-cross-page review packet. It requires separate authorization for provider/model/calls/attempts/tokens/cost and a zero-call preflight. It may use the existing legacy/dynamic registered baseline, but does not prove composed dynamic rendering, normal tenant activation, publication, or AR-06 closure.</w:t>
+        <w:t xml:space="preserve">AR-00B is Baseline / closed at accepted merge </w:t>
+      </w:r>
+      <w:r>
+        <w:rPr>
+          <w:rFonts w:ascii="Consolas" w:hAnsi="Consolas" w:cs="Consolas"/>
+          <w:sz w:val="19"/>
+          <w:szCs w:val="19"/>
+        </w:rPr>
+        <w:t>fa6c200</w:t>
+      </w:r>
+      <w:r>
+        <w:rPr>
+          <w:rFonts w:ascii="Calibri" w:hAnsi="Calibri" w:cs="Calibri"/>
+        </w:rPr>
+        <w:t>. AR-06D is In progress under BATCH-18 launch for a guarded same-running-server-process and authorized-P04-request-context P10B-16P-04 run-to-cross-page review packet. One real model call and one official input-count request have executed. The owner accepts the honest technical baseline; visual quality remains below target. This is not commercial-quality acceptance or production approval. Final review, CI and merge remain pending. It may use the existing legacy/dynamic registered baseline, but does not prove composed dynamic rendering, normal tenant activation, publication, or AR-06 closure.</w:t>
       </w:r>
     </w:p>
     <w:p>
@@ -37800,7 +37814,7 @@
         <w:rPr>
           <w:rFonts w:ascii="Calibri" w:hAnsi="Calibri" w:cs="Calibri"/>
         </w:rPr>
-        <w:t>AR-02M merged in PR #255 and BATCH-10 closeout is complete. AR-05B merged in PR #258 and BATCH-13 closeout is complete. AR-06A and AR-06B accepted merges are verified; accepted AR-06C delivery is verified; its historical verification record remains event evidence. AR-00 is Baseline / closed. AR-01 is Baseline / closed. AR-02A is Baseline / closed. AR-02B is Baseline / closed. AR-02C is Baseline / closed. AR-02D is Baseline / closed. AR-02E is Baseline / closed. AR-02F is Baseline / closed. AR-02G is Baseline / closed. AR-02H is Baseline / closed. AR-02I is Baseline / closed. AR-02J is Baseline / closed. AR-02K is Baseline / closed. AR-02L is Baseline / closed. AR-02M is Baseline / closed. AR-02 is Baseline / closed; complete original acceptance is mapped in AR_02_BOUNDARY_ACCEPTANCE.md. AR-04 is Baseline / closed. AR-05A is Baseline / closed. AR-05B is Baseline / closed. AR-05 is Baseline / closed; original T01/T02 acceptance is mapped in AR_05_CANONICAL_ACCEPTANCE.md. AR-06A is Baseline / closed. Its accepted merge is bc209f4bdfed9626605b8c699aaabb547d5d2025. AR-06B is Baseline / closed. Its accepted merge is e2addffc29f7719e23e9e7856ecf7c739924501f. AR-06C is Baseline / closed. Its accepted PR #261 head is af75994f2a4e1186b4429db6b93cb1bf51d2e048, merged as de0faeba0d40bd36ac83f25d533a3428f83501cc. AR-06 is Partial; rendering, editing and save/reload evidence is mapped in AR_06_RENDERING_ACCEPTANCE.md. History/lifecycle/publication integration, positive collection/search and PDP executable-commerce proof, and the shared collection/search context decision remain required before enablement. AR-03 is Baseline / closed; original same-input characterization and separate ownership are verified. AR-03A is Baseline / closed. AR-03B is Baseline / closed. AR-03C is Baseline / closed. AR-03D is Baseline / closed. AR-03E is Baseline / closed. AR-23 depends only on AR-01 and is not serialized behind visual work. AR-23 is eligible alongside later eligible work. AR-23 remains unstarted. BATCH-03 is complete. BATCH-04 is complete. BATCH-05 is complete. BATCH-06 is complete. BATCH-07 is complete. BATCH-08 is complete. BATCH-09 is complete. BATCH-10 is complete. BATCH-11 is complete. BATCH-12 is complete. BATCH-13 is complete. BATCH-14 is complete. BATCH-15 is complete. BATCH-16 is complete after accepted AR-06C delivery and safe closeout. AR-00B is a policy amendment under review until its accepted merge. AR-06D is the exact selected next child, Planned and unstarted; it requires a separate launch. No successor implementation is authorized. AR-08 closes the foundational refactor evidence, AR-22 accepts engine quality, and AR-28 accepts the integrated pilot. Retirement occurs only after caller inventory, persisted-version support, replacement behavior, and regression evidence; names, apparent deadness, or an old hash guard are insufficient.</w:t>
+        <w:t>AR-02M merged in PR #255 and BATCH-10 closeout is complete. AR-05B merged in PR #258 and BATCH-13 closeout is complete. AR-06A and AR-06B accepted merges are verified; accepted AR-06C delivery is verified; its historical verification record remains event evidence. AR-00 is Baseline / closed. AR-01 is Baseline / closed. AR-02A is Baseline / closed. AR-02B is Baseline / closed. AR-02C is Baseline / closed. AR-02D is Baseline / closed. AR-02E is Baseline / closed. AR-02F is Baseline / closed. AR-02G is Baseline / closed. AR-02H is Baseline / closed. AR-02I is Baseline / closed. AR-02J is Baseline / closed. AR-02K is Baseline / closed. AR-02L is Baseline / closed. AR-02M is Baseline / closed. AR-02 is Baseline / closed; complete original acceptance is mapped in AR_02_BOUNDARY_ACCEPTANCE.md. AR-04 is Baseline / closed. AR-05A is Baseline / closed. AR-05B is Baseline / closed. AR-05 is Baseline / closed; original T01/T02 acceptance is mapped in AR_05_CANONICAL_ACCEPTANCE.md. AR-06A is Baseline / closed. Its accepted merge is bc209f4bdfed9626605b8c699aaabb547d5d2025. AR-06B is Baseline / closed. Its accepted merge is e2addffc29f7719e23e9e7856ecf7c739924501f. AR-06C is Baseline / closed. Its accepted PR #261 head is af75994f2a4e1186b4429db6b93cb1bf51d2e048, merged as de0faeba0d40bd36ac83f25d533a3428f83501cc. AR-06 is Partial; rendering, editing and save/reload evidence is mapped in AR_06_RENDERING_ACCEPTANCE.md. History/lifecycle/publication integration, positive collection/search and PDP executable-commerce proof, and the shared collection/search context decision remain required before enablement. AR-03 is Baseline / closed; original same-input characterization and separate ownership are verified. AR-03A is Baseline / closed. AR-03B is Baseline / closed. AR-03C is Baseline / closed. AR-03D is Baseline / closed. AR-03E is Baseline / closed. AR-23 depends only on AR-01 and is not serialized behind visual work. AR-23 is eligible alongside later eligible work. AR-23 remains unstarted. BATCH-03 is complete. BATCH-04 is complete. BATCH-05 is complete. BATCH-06 is complete. BATCH-07 is complete. BATCH-08 is complete. BATCH-09 is complete. BATCH-10 is complete. BATCH-11 is complete. BATCH-12 is complete. BATCH-13 is complete. BATCH-14 is complete. BATCH-15 is complete. BATCH-16 is complete after accepted AR-06C delivery and safe closeout. AR-00B is Baseline / closed. Its accepted merge is fa6c200. AR-06D is In progress under BATCH-18 launch. One real model call and one official input-count request have executed. The owner accepts the honest technical baseline; visual quality remains below target. This is not commercial-quality acceptance or production approval. Final review, CI and merge remain pending. BATCH-19 authorizes AR-10A only after accepted AR-06D merge; implementation remains unstarted. AR-08 closes the foundational refactor evidence, AR-22 accepts engine quality, and AR-28 accepts the integrated pilot. Retirement occurs only after caller inventory, persisted-version support, replacement behavior, and regression evidence; names, apparent deadness, or an old hash guard are insufficient.</w:t>
       </w:r>
     </w:p>
     <w:p>
@@ -43796,7 +43810,7 @@
         <w:rPr>
           <w:rFonts w:ascii="Calibri" w:hAnsi="Calibri" w:cs="Calibri"/>
         </w:rPr>
-        <w:t>AR-06D is the one selected, unstarted child: the genuine generated-storefront visual review loop. It reuses the production-disabled P10B-16P-04 raw Aurum fixture authority, canonical prompted handler/provider-to-intent/compiler/proposal chain, fingerprint-keyed in-memory candidate map, and existing home, collection, search, PDP, support, and utility preview routes. It must use a separately authorized bounded real-provider launch and the same running server process plus authorized P04 request context; it supplies a truthfully labelled legacy/dynamic-renderer baseline, never a claim of composed dynamic rendering, normal tenant activation, or AR-06 closure. Its small future envelope is the guarded run-to-cross-page capture/review bridge and evidence records, not another generator, renderer, registry, page tree, feedback service, or screenshot engine.</w:t>
+        <w:t>AR-06D is the selected child, in progress under BATCH-18: the genuine generated-storefront visual review loop. It reuses the production-disabled P10B-16P-04 raw Aurum fixture authority, canonical prompted handler/provider-to-intent/compiler/proposal chain, fingerprint-keyed in-memory candidate map, and existing home, collection, search, PDP, support, and utility preview routes. It must use a separately authorized bounded real-provider launch and the same running server process plus authorized P04 request context; it supplies a truthfully labelled legacy/dynamic-renderer baseline, never a claim of composed dynamic rendering, normal tenant activation, or AR-06 closure. Its small future envelope is the guarded run-to-cross-page capture/review bridge and evidence records, not another generator, renderer, registry, page tree, feedback service, or screenshot engine.</w:t>
       </w:r>
     </w:p>
     <w:p>

--- a/docs/VESKIFY_SDD_v1.3.0.docx
+++ b/docs/VESKIFY_SDD_v1.3.0.docx
@@ -12295,7 +12295,21 @@
         <w:rPr>
           <w:rFonts w:ascii="Calibri" w:hAnsi="Calibri" w:cs="Calibri"/>
         </w:rPr>
-        <w:t>. AR-06D is In progress under BATCH-18 launch for a guarded same-running-server-process and authorized-P04-request-context P10B-16P-04 run-to-cross-page review packet. One real model call and one official input-count request have executed. The owner accepts the honest technical baseline; visual quality remains below target. This is not commercial-quality acceptance or production approval. Final review, CI and merge remain pending. It may use the existing legacy/dynamic registered baseline, but does not prove composed dynamic rendering, normal tenant activation, publication, or AR-06 closure.</w:t>
+        <w:t xml:space="preserve">. AR-06D is Baseline / closed at PR #263 merge </w:t>
+      </w:r>
+      <w:r>
+        <w:rPr>
+          <w:rFonts w:ascii="Consolas" w:hAnsi="Consolas" w:cs="Consolas"/>
+          <w:sz w:val="19"/>
+          <w:szCs w:val="19"/>
+        </w:rPr>
+        <w:t>970b6cd00a7df90cd7b2ff1008916e8c602127d0</w:t>
+      </w:r>
+      <w:r>
+        <w:rPr>
+          <w:rFonts w:ascii="Calibri" w:hAnsi="Calibri" w:cs="Calibri"/>
+        </w:rPr>
+        <w:t>. It delivered the guarded same-running-server-process and authorized-P04-request-context P10B-16P-04 run-to-cross-page review packet. AR-10A now re-renders its exactly preserved candidate for reusable visual corrections, with zero additional paid calls and its own owner checkpoint before merge. One real model call and one official input-count request have executed. The owner accepts the honest technical baseline; visual quality remains below target. This is not commercial-quality acceptance or production approval. BATCH-18 delivery is complete. It may use the existing legacy/dynamic registered baseline, but does not prove composed dynamic rendering, normal tenant activation, publication, or AR-06 closure.</w:t>
       </w:r>
     </w:p>
     <w:p>
@@ -37814,7 +37828,7 @@
         <w:rPr>
           <w:rFonts w:ascii="Calibri" w:hAnsi="Calibri" w:cs="Calibri"/>
         </w:rPr>
-        <w:t>AR-02M merged in PR #255 and BATCH-10 closeout is complete. AR-05B merged in PR #258 and BATCH-13 closeout is complete. AR-06A and AR-06B accepted merges are verified; accepted AR-06C delivery is verified; its historical verification record remains event evidence. AR-00 is Baseline / closed. AR-01 is Baseline / closed. AR-02A is Baseline / closed. AR-02B is Baseline / closed. AR-02C is Baseline / closed. AR-02D is Baseline / closed. AR-02E is Baseline / closed. AR-02F is Baseline / closed. AR-02G is Baseline / closed. AR-02H is Baseline / closed. AR-02I is Baseline / closed. AR-02J is Baseline / closed. AR-02K is Baseline / closed. AR-02L is Baseline / closed. AR-02M is Baseline / closed. AR-02 is Baseline / closed; complete original acceptance is mapped in AR_02_BOUNDARY_ACCEPTANCE.md. AR-04 is Baseline / closed. AR-05A is Baseline / closed. AR-05B is Baseline / closed. AR-05 is Baseline / closed; original T01/T02 acceptance is mapped in AR_05_CANONICAL_ACCEPTANCE.md. AR-06A is Baseline / closed. Its accepted merge is bc209f4bdfed9626605b8c699aaabb547d5d2025. AR-06B is Baseline / closed. Its accepted merge is e2addffc29f7719e23e9e7856ecf7c739924501f. AR-06C is Baseline / closed. Its accepted PR #261 head is af75994f2a4e1186b4429db6b93cb1bf51d2e048, merged as de0faeba0d40bd36ac83f25d533a3428f83501cc. AR-06 is Partial; rendering, editing and save/reload evidence is mapped in AR_06_RENDERING_ACCEPTANCE.md. History/lifecycle/publication integration, positive collection/search and PDP executable-commerce proof, and the shared collection/search context decision remain required before enablement. AR-03 is Baseline / closed; original same-input characterization and separate ownership are verified. AR-03A is Baseline / closed. AR-03B is Baseline / closed. AR-03C is Baseline / closed. AR-03D is Baseline / closed. AR-03E is Baseline / closed. AR-23 depends only on AR-01 and is not serialized behind visual work. AR-23 is eligible alongside later eligible work. AR-23 remains unstarted. BATCH-03 is complete. BATCH-04 is complete. BATCH-05 is complete. BATCH-06 is complete. BATCH-07 is complete. BATCH-08 is complete. BATCH-09 is complete. BATCH-10 is complete. BATCH-11 is complete. BATCH-12 is complete. BATCH-13 is complete. BATCH-14 is complete. BATCH-15 is complete. BATCH-16 is complete after accepted AR-06C delivery and safe closeout. AR-00B is Baseline / closed. Its accepted merge is fa6c200. AR-06D is In progress under BATCH-18 launch. One real model call and one official input-count request have executed. The owner accepts the honest technical baseline; visual quality remains below target. This is not commercial-quality acceptance or production approval. Final review, CI and merge remain pending. BATCH-19 authorizes AR-10A only after accepted AR-06D merge; implementation remains unstarted. AR-08 closes the foundational refactor evidence, AR-22 accepts engine quality, and AR-28 accepts the integrated pilot. Retirement occurs only after caller inventory, persisted-version support, replacement behavior, and regression evidence; names, apparent deadness, or an old hash guard are insufficient.</w:t>
+        <w:t>AR-02M merged in PR #255 and BATCH-10 closeout is complete. AR-05B merged in PR #258 and BATCH-13 closeout is complete. AR-06A and AR-06B accepted merges are verified; accepted AR-06C delivery is verified; its historical verification record remains event evidence. AR-00 is Baseline / closed. AR-01 is Baseline / closed. AR-02A is Baseline / closed. AR-02B is Baseline / closed. AR-02C is Baseline / closed. AR-02D is Baseline / closed. AR-02E is Baseline / closed. AR-02F is Baseline / closed. AR-02G is Baseline / closed. AR-02H is Baseline / closed. AR-02I is Baseline / closed. AR-02J is Baseline / closed. AR-02K is Baseline / closed. AR-02L is Baseline / closed. AR-02M is Baseline / closed. AR-02 is Baseline / closed; complete original acceptance is mapped in AR_02_BOUNDARY_ACCEPTANCE.md. AR-04 is Baseline / closed. AR-05A is Baseline / closed. AR-05B is Baseline / closed. AR-05 is Baseline / closed; original T01/T02 acceptance is mapped in AR_05_CANONICAL_ACCEPTANCE.md. AR-06A is Baseline / closed. Its accepted merge is bc209f4bdfed9626605b8c699aaabb547d5d2025. AR-06B is Baseline / closed. Its accepted merge is e2addffc29f7719e23e9e7856ecf7c739924501f. AR-06C is Baseline / closed. Its accepted PR #261 head is af75994f2a4e1186b4429db6b93cb1bf51d2e048, merged as de0faeba0d40bd36ac83f25d533a3428f83501cc. AR-06 is Partial; rendering, editing and save/reload evidence is mapped in AR_06_RENDERING_ACCEPTANCE.md. History/lifecycle/publication integration, positive collection/search and PDP executable-commerce proof, and the shared collection/search context decision remain required before enablement. AR-03 is Baseline / closed; original same-input characterization and separate ownership are verified. AR-03A is Baseline / closed. AR-03B is Baseline / closed. AR-03C is Baseline / closed. AR-03D is Baseline / closed. AR-03E is Baseline / closed. AR-23 depends only on AR-01 and is not serialized behind visual work. AR-23 is eligible alongside later eligible work. AR-23 remains unstarted. BATCH-03 is complete. BATCH-04 is complete. BATCH-05 is complete. BATCH-06 is complete. BATCH-07 is complete. BATCH-08 is complete. BATCH-09 is complete. BATCH-10 is complete. BATCH-11 is complete. BATCH-12 is complete. BATCH-13 is complete. BATCH-14 is complete. BATCH-15 is complete. BATCH-16 is complete after accepted AR-06C delivery and safe closeout. AR-00B is Baseline / closed. Its accepted merge is fa6c200. AR-06D is Baseline / closed. Its accepted PR #263 head is 496664011c0b7553233ee160b70e2d89fc795eb2, merged as 970b6cd00a7df90cd7b2ff1008916e8c602127d0. One real model call and one official input-count request have executed. The owner accepts the honest technical baseline; visual quality remains below target. This is not commercial-quality acceptance or production approval. BATCH-18 delivery is complete. AR-10A is In progress under BATCH-19 launch on the accepted AR-06D merge. It uses the preserved generated candidate with zero additional paid calls; its own visual disposition, independent verification, review, CI and merge remain required. AR-08 closes the foundational refactor evidence, AR-22 accepts engine quality, and AR-28 accepts the integrated pilot. Retirement occurs only after caller inventory, persisted-version support, replacement behavior, and regression evidence; names, apparent deadness, or an old hash guard are insufficient.</w:t>
       </w:r>
     </w:p>
     <w:p>
@@ -43810,7 +43824,21 @@
         <w:rPr>
           <w:rFonts w:ascii="Calibri" w:hAnsi="Calibri" w:cs="Calibri"/>
         </w:rPr>
-        <w:t>AR-06D is the selected child, in progress under BATCH-18: the genuine generated-storefront visual review loop. It reuses the production-disabled P10B-16P-04 raw Aurum fixture authority, canonical prompted handler/provider-to-intent/compiler/proposal chain, fingerprint-keyed in-memory candidate map, and existing home, collection, search, PDP, support, and utility preview routes. It must use a separately authorized bounded real-provider launch and the same running server process plus authorized P04 request context; it supplies a truthfully labelled legacy/dynamic-renderer baseline, never a claim of composed dynamic rendering, normal tenant activation, or AR-06 closure. Its small future envelope is the guarded run-to-cross-page capture/review bridge and evidence records, not another generator, renderer, registry, page tree, feedback service, or screenshot engine.</w:t>
+        <w:t xml:space="preserve">AR-06D delivered the genuine generated-storefront visual review loop under BATCH-18, accepted at PR #263 merge </w:t>
+      </w:r>
+      <w:r>
+        <w:rPr>
+          <w:rFonts w:ascii="Consolas" w:hAnsi="Consolas" w:cs="Consolas"/>
+          <w:sz w:val="19"/>
+          <w:szCs w:val="19"/>
+        </w:rPr>
+        <w:t>970b6cd00a7df90cd7b2ff1008916e8c602127d0</w:t>
+      </w:r>
+      <w:r>
+        <w:rPr>
+          <w:rFonts w:ascii="Calibri" w:hAnsi="Calibri" w:cs="Calibri"/>
+        </w:rPr>
+        <w:t>. It reused the production-disabled P10B-16P-04 raw Aurum fixture authority, canonical prompted handler/provider-to-intent/compiler/proposal chain, fingerprint-keyed in-memory candidate map, and existing home, collection, search, PDP, support, and utility preview routes. It must use a separately authorized bounded real-provider launch and the same running server process plus authorized P04 request context; it supplies a truthfully labelled legacy/dynamic-renderer baseline, never a claim of composed dynamic rendering, normal tenant activation, or AR-06 closure. BATCH-19 AR-10A applies reusable frame/home/card corrections to that exact preserved candidate with zero new paid calls, unchanged catalogue/content/assets, a labelled offline replay and its own owner visual checkpoint. This is not another generator, renderer, registry, page tree, feedback service or screenshot engine; technical baseline acceptance is not commercial-quality or production approval.</w:t>
       </w:r>
     </w:p>
     <w:p>

--- a/docs/VESKIFY_SDD_v1.3.0.docx
+++ b/docs/VESKIFY_SDD_v1.3.0.docx
@@ -765,6 +765,85 @@
               <w:rPr>
                 <w:rFonts w:ascii="Calibri" w:hAnsi="Calibri" w:cs="Calibri"/>
               </w:rPr>
+              <w:t>1.3.0 VQ-01</w:t>
+            </w:r>
+          </w:p>
+        </w:tc>
+        <w:tc>
+          <w:tcPr>
+            <w:tcW w:w="1500" w:type="dxa"/>
+            <w:vAlign w:val="center"/>
+          </w:tcPr>
+          <w:p>
+            <w:pPr>
+              <w:pStyle w:val="TableText"/>
+              <w:jc w:val="center"/>
+              <w:widowControl/>
+            </w:pPr>
+            <w:r>
+              <w:rPr>
+                <w:rFonts w:ascii="Calibri" w:hAnsi="Calibri" w:cs="Calibri"/>
+              </w:rPr>
+              <w:t>18 October 2026</w:t>
+            </w:r>
+          </w:p>
+        </w:tc>
+        <w:tc>
+          <w:tcPr>
+            <w:tcW w:w="2000" w:type="dxa"/>
+            <w:vAlign w:val="center"/>
+          </w:tcPr>
+          <w:p>
+            <w:pPr>
+              <w:pStyle w:val="TableText"/>
+              <w:widowControl/>
+            </w:pPr>
+            <w:r>
+              <w:rPr>
+                <w:rFonts w:ascii="Calibri" w:hAnsi="Calibri" w:cs="Calibri"/>
+              </w:rPr>
+              <w:t>Owner-approved BATCH-20 complete product-quality phase</w:t>
+            </w:r>
+          </w:p>
+        </w:tc>
+        <w:tc>
+          <w:tcPr>
+            <w:tcW w:w="4860" w:type="dxa"/>
+            <w:vAlign w:val="center"/>
+          </w:tcPr>
+          <w:p>
+            <w:pPr>
+              <w:pStyle w:val="TableText"/>
+              <w:widowControl/>
+            </w:pPr>
+            <w:r>
+              <w:rPr>
+                <w:rFonts w:ascii="Calibri" w:hAnsi="Calibri" w:cs="Calibri"/>
+              </w:rPr>
+              <w:t>Extend bounded non-executable intent through existing canonical compilation and reusable complete-store compositions; preserve legacy/canonical safety, original parent gates, actual visual acceptance and bounded paid authority.</w:t>
+            </w:r>
+          </w:p>
+        </w:tc>
+      </w:tr>
+      <w:tr>
+        <w:trPr>
+          <w:cantSplit/>
+        </w:trPr>
+        <w:tc>
+          <w:tcPr>
+            <w:tcW w:w="1000" w:type="dxa"/>
+            <w:vAlign w:val="center"/>
+          </w:tcPr>
+          <w:p>
+            <w:pPr>
+              <w:pStyle w:val="TableText"/>
+              <w:jc w:val="center"/>
+              <w:widowControl/>
+            </w:pPr>
+            <w:r>
+              <w:rPr>
+                <w:rFonts w:ascii="Calibri" w:hAnsi="Calibri" w:cs="Calibri"/>
+              </w:rPr>
               <w:t>1.3.0 AR-00B</w:t>
             </w:r>
           </w:p>
@@ -12309,7 +12388,21 @@
         <w:rPr>
           <w:rFonts w:ascii="Calibri" w:hAnsi="Calibri" w:cs="Calibri"/>
         </w:rPr>
-        <w:t>. It delivered the guarded same-running-server-process and authorized-P04-request-context P10B-16P-04 run-to-cross-page review packet. AR-10A now re-renders its exactly preserved candidate for reusable visual corrections, with zero additional paid calls and its own owner checkpoint before merge. One real model call and one official input-count request have executed. The owner accepts the honest technical baseline; visual quality remains below target. This is not commercial-quality acceptance or production approval. BATCH-18 delivery is complete. It may use the existing legacy/dynamic registered baseline, but does not prove composed dynamic rendering, normal tenant activation, publication, or AR-06 closure.</w:t>
+        <w:t xml:space="preserve">. It delivered the guarded same-running-server-process and authorized-P04-request-context P10B-16P-04 run-to-cross-page review packet. AR-10A delivered reusable corrections to that exactly preserved candidate with zero additional paid calls, accepted at PR #264 merge </w:t>
+      </w:r>
+      <w:r>
+        <w:rPr>
+          <w:rFonts w:ascii="Consolas" w:hAnsi="Consolas" w:cs="Consolas"/>
+          <w:sz w:val="19"/>
+          <w:szCs w:val="19"/>
+        </w:rPr>
+        <w:t>ea8d077c4eaa6f5e19d04965ad77efefda5d3571</w:t>
+      </w:r>
+      <w:r>
+        <w:rPr>
+          <w:rFonts w:ascii="Calibri" w:hAnsi="Calibri" w:cs="Calibri"/>
+        </w:rPr>
+        <w:t xml:space="preserve"> as a bounded improvement, not commercial quality. One real model call and one official input-count request have executed. The owner accepts the honest technical baseline; visual quality remains below target. This is not commercial-quality acceptance or production approval. BATCH-18 delivery is complete. It may use the existing legacy/dynamic registered baseline, but does not prove composed dynamic rendering, normal tenant activation, publication, or AR-06 closure.</w:t>
       </w:r>
     </w:p>
     <w:p>
@@ -12322,6 +12415,85 @@
         <w:rPr>
           <w:rFonts w:ascii="Calibri" w:hAnsi="Calibri" w:cs="Calibri"/>
         </w:rPr>
+        <w:t>10.21B BATCH-20 / VQ-01 generated-storefront quality phase</w:t>
+      </w:r>
+    </w:p>
+    <w:p>
+      <w:pPr>
+        <w:pStyle w:val="Normal"/>
+        <w:widowControl/>
+      </w:pPr>
+      <w:r>
+        <w:rPr>
+          <w:rFonts w:ascii="Calibri" w:hAnsi="Calibri" w:cs="Calibri"/>
+        </w:rPr>
+        <w:t>The incorporated addendum §18.2 authorizes a complete internal quality phase through existing AR owners. Richer bounded non-executable intent, approved factual EN/FI content, local licensed fonts and rights-cleared imagery compile through existing BrandSystem / Design DNA, PageBlueprint, StorefrontSnapshot and isolated proposals. No second compiler, registry, canonical tree or Puck persistence is introduced. Version dispatch is explicit; absent new fields preserves legacy behavior. Required unsupported choices fail or receive an explicit diagnosed substitution.</w:t>
+      </w:r>
+    </w:p>
+    <w:p>
+      <w:pPr>
+        <w:pStyle w:val="Normal"/>
+        <w:widowControl/>
+      </w:pPr>
+      <w:r>
+        <w:rPr>
+          <w:rFonts w:ascii="Calibri" w:hAnsi="Calibri" w:cs="Calibri"/>
+        </w:rPr>
+        <w:t xml:space="preserve">AR-09A introduces explicit version </w:t>
+      </w:r>
+      <w:r>
+        <w:rPr>
+          <w:rFonts w:ascii="Consolas" w:hAnsi="Consolas" w:cs="Consolas"/>
+          <w:sz w:val="19"/>
+          <w:szCs w:val="19"/>
+        </w:rPr>
+        <w:t>2.0.0</w:t>
+      </w:r>
+      <w:r>
+        <w:rPr>
+          <w:rFonts w:ascii="Calibri" w:hAnsi="Calibri" w:cs="Calibri"/>
+        </w:rPr>
+        <w:t xml:space="preserve"> regional preferences over the existing navigation, content and commerce density fields. The registered compatibility tuple remains unchanged; the overlay is validated separately and bound through selection, plan, operation and final snapshot. This is canonical capability proof, not new provider-wire support or visual-quality acceptance. AR-10B is the immediately assigned integrated home/collection/PDP consumer, including approved photo/font input and actual preview proof. The phase must proceed to complete reusable structures, real generation, contrasting/transfer output and feedback/save/reopen continuity.</w:t>
+      </w:r>
+    </w:p>
+    <w:p>
+      <w:pPr>
+        <w:pStyle w:val="Normal"/>
+        <w:widowControl/>
+      </w:pPr>
+      <w:r>
+        <w:rPr>
+          <w:rFonts w:ascii="Calibri" w:hAnsi="Calibri" w:cs="Calibri"/>
+        </w:rPr>
+        <w:t xml:space="preserve">The original AR/T responsibilities remain intact. Early review does not close AR-06, activate families or establish production readiness. Preserve the old generated L0, disclose input changes in C0, and retain actual provider-to-candidate lineage for N. A deterministic developer-directed target and a real generated result have distinct attribution. The owner reviews the early complete target and gives the final quality disposition; tests and PRs cannot substitute for either. The roadmap owns sequencing, tracker owns status and development guide owns the bounded workflow. See </w:t>
+      </w:r>
+      <w:hyperlink r:id="rIdHyperlink26" w:history="1">
+        <w:r>
+          <w:rPr>
+            <w:rFonts w:ascii="Calibri" w:hAnsi="Calibri" w:cs="Calibri"/>
+            <w:color w:val="2E74B5"/>
+            <w:u w:val="single"/>
+          </w:rPr>
+          <w:t>VQ-01</w:t>
+        </w:r>
+      </w:hyperlink>
+      <w:r>
+        <w:rPr>
+          <w:rFonts w:ascii="Calibri" w:hAnsi="Calibri" w:cs="Calibri"/>
+        </w:rPr>
+        <w:t xml:space="preserve"> for fixed outcomes, execution limits and all nine completion gates.</w:t>
+      </w:r>
+    </w:p>
+    <w:p>
+      <w:pPr>
+        <w:pStyle w:val="Heading2"/>
+        <w:keepNext/>
+        <w:widowControl/>
+      </w:pPr>
+      <w:r>
+        <w:rPr>
+          <w:rFonts w:ascii="Calibri" w:hAnsi="Calibri" w:cs="Calibri"/>
+        </w:rPr>
         <w:t>10.22 P10B-16P-04 real Storefront Studio Design Intent acceptance</w:t>
       </w:r>
     </w:p>
@@ -12414,7 +12586,7 @@
         </w:rPr>
         <w:t xml:space="preserve">P10B-16L and the legacy whole-storefront selector are Deprecated compatibility-only historical authorities for prompted complete-store generation. P10B-16P-05A removes their active runtime, routes, provider selector, and executable-intent product-path consumers after proving equivalent V2 safety coverage and no normal-path dependency. Historical evidence and required neutral migration/regression fixtures were consumer-classified by P10B-16P-05B after accepted P10B-18C; only current migration consumers and durable regressions remain. At the P10B-16P-04 acceptance boundary, search presentation remained registered while execution failed closed; P10B-16P-06 later supplies the standalone runtime adapter. See </w:t>
       </w:r>
-      <w:hyperlink r:id="rIdHyperlink26" w:history="1">
+      <w:hyperlink r:id="rIdHyperlink27" w:history="1">
         <w:r>
           <w:rPr>
             <w:rFonts w:ascii="Calibri" w:hAnsi="Calibri" w:cs="Calibri"/>
@@ -12957,7 +13129,7 @@
         </w:rPr>
         <w:t xml:space="preserve">, accepted on 16 August 2026 under </w:t>
       </w:r>
-      <w:hyperlink r:id="rIdHyperlink27" w:history="1">
+      <w:hyperlink r:id="rIdHyperlink28" w:history="1">
         <w:r>
           <w:rPr>
             <w:rFonts w:ascii="Calibri" w:hAnsi="Calibri" w:cs="Calibri"/>
@@ -13511,7 +13683,7 @@
         </w:rPr>
         <w:t xml:space="preserve">The Vesko OpenAPI 3.0 contract has been obtained and audited. It establishes real endpoint surfaces for store context, products, variants, categories, brands, media, inventory, Puck, and storefront product reads. See </w:t>
       </w:r>
-      <w:hyperlink r:id="rIdHyperlink28" w:history="1">
+      <w:hyperlink r:id="rIdHyperlink29" w:history="1">
         <w:r>
           <w:rPr>
             <w:rFonts w:ascii="Calibri" w:hAnsi="Calibri" w:cs="Calibri"/>
@@ -13527,7 +13699,7 @@
         </w:rPr>
         <w:t xml:space="preserve"> and </w:t>
       </w:r>
-      <w:hyperlink r:id="rIdHyperlink29" w:history="1">
+      <w:hyperlink r:id="rIdHyperlink30" w:history="1">
         <w:r>
           <w:rPr>
             <w:rFonts w:ascii="Calibri" w:hAnsi="Calibri" w:cs="Calibri"/>
@@ -15573,7 +15745,7 @@
         </w:rPr>
         <w:t xml:space="preserve"> identifiers are governed by the explicit exclusion in </w:t>
       </w:r>
-      <w:hyperlink r:id="rIdHyperlink30" w:history="1">
+      <w:hyperlink r:id="rIdHyperlink31" w:history="1">
         <w:r>
           <w:rPr>
             <w:rFonts w:ascii="Calibri" w:hAnsi="Calibri" w:cs="Calibri"/>
@@ -37415,7 +37587,7 @@
         </w:rPr>
         <w:t xml:space="preserve"> Normative upon explicit owner adoption/merge of AR-00; incorporated into the authoritative </w:t>
       </w:r>
-      <w:hyperlink r:id="rIdHyperlink31" w:history="1">
+      <w:hyperlink r:id="rIdHyperlink32" w:history="1">
         <w:r>
           <w:rPr>
             <w:rFonts w:ascii="Calibri" w:hAnsi="Calibri" w:cs="Calibri"/>
@@ -37786,7 +37958,7 @@
         </w:rPr>
         <w:t xml:space="preserve">The </w:t>
       </w:r>
-      <w:hyperlink r:id="rIdHyperlink32" w:history="1">
+      <w:hyperlink r:id="rIdHyperlink33" w:history="1">
         <w:r>
           <w:rPr>
             <w:rFonts w:ascii="Calibri" w:hAnsi="Calibri" w:cs="Calibri"/>
@@ -37802,7 +37974,7 @@
         </w:rPr>
         <w:t xml:space="preserve"> is the delivery-order authority and contains the complete AR outcome/dependency/acceptance/non-goal/rollback plan. The </w:t>
       </w:r>
-      <w:hyperlink r:id="rIdHyperlink33" w:history="1">
+      <w:hyperlink r:id="rIdHyperlink34" w:history="1">
         <w:r>
           <w:rPr>
             <w:rFonts w:ascii="Calibri" w:hAnsi="Calibri" w:cs="Calibri"/>
@@ -37828,7 +38000,7 @@
         <w:rPr>
           <w:rFonts w:ascii="Calibri" w:hAnsi="Calibri" w:cs="Calibri"/>
         </w:rPr>
-        <w:t>AR-02M merged in PR #255 and BATCH-10 closeout is complete. AR-05B merged in PR #258 and BATCH-13 closeout is complete. AR-06A and AR-06B accepted merges are verified; accepted AR-06C delivery is verified; its historical verification record remains event evidence. AR-00 is Baseline / closed. AR-01 is Baseline / closed. AR-02A is Baseline / closed. AR-02B is Baseline / closed. AR-02C is Baseline / closed. AR-02D is Baseline / closed. AR-02E is Baseline / closed. AR-02F is Baseline / closed. AR-02G is Baseline / closed. AR-02H is Baseline / closed. AR-02I is Baseline / closed. AR-02J is Baseline / closed. AR-02K is Baseline / closed. AR-02L is Baseline / closed. AR-02M is Baseline / closed. AR-02 is Baseline / closed; complete original acceptance is mapped in AR_02_BOUNDARY_ACCEPTANCE.md. AR-04 is Baseline / closed. AR-05A is Baseline / closed. AR-05B is Baseline / closed. AR-05 is Baseline / closed; original T01/T02 acceptance is mapped in AR_05_CANONICAL_ACCEPTANCE.md. AR-06A is Baseline / closed. Its accepted merge is bc209f4bdfed9626605b8c699aaabb547d5d2025. AR-06B is Baseline / closed. Its accepted merge is e2addffc29f7719e23e9e7856ecf7c739924501f. AR-06C is Baseline / closed. Its accepted PR #261 head is af75994f2a4e1186b4429db6b93cb1bf51d2e048, merged as de0faeba0d40bd36ac83f25d533a3428f83501cc. AR-06 is Partial; rendering, editing and save/reload evidence is mapped in AR_06_RENDERING_ACCEPTANCE.md. History/lifecycle/publication integration, positive collection/search and PDP executable-commerce proof, and the shared collection/search context decision remain required before enablement. AR-03 is Baseline / closed; original same-input characterization and separate ownership are verified. AR-03A is Baseline / closed. AR-03B is Baseline / closed. AR-03C is Baseline / closed. AR-03D is Baseline / closed. AR-03E is Baseline / closed. AR-23 depends only on AR-01 and is not serialized behind visual work. AR-23 is eligible alongside later eligible work. AR-23 remains unstarted. BATCH-03 is complete. BATCH-04 is complete. BATCH-05 is complete. BATCH-06 is complete. BATCH-07 is complete. BATCH-08 is complete. BATCH-09 is complete. BATCH-10 is complete. BATCH-11 is complete. BATCH-12 is complete. BATCH-13 is complete. BATCH-14 is complete. BATCH-15 is complete. BATCH-16 is complete after accepted AR-06C delivery and safe closeout. AR-00B is Baseline / closed. Its accepted merge is fa6c200. AR-06D is Baseline / closed. Its accepted PR #263 head is 496664011c0b7553233ee160b70e2d89fc795eb2, merged as 970b6cd00a7df90cd7b2ff1008916e8c602127d0. One real model call and one official input-count request have executed. The owner accepts the honest technical baseline; visual quality remains below target. This is not commercial-quality acceptance or production approval. BATCH-18 delivery is complete. AR-10A is In progress under BATCH-19 launch on the accepted AR-06D merge. It uses the preserved generated candidate with zero additional paid calls; its own visual disposition, independent verification, review, CI and merge remain required. AR-08 closes the foundational refactor evidence, AR-22 accepts engine quality, and AR-28 accepts the integrated pilot. Retirement occurs only after caller inventory, persisted-version support, replacement behavior, and regression evidence; names, apparent deadness, or an old hash guard are insufficient.</w:t>
+        <w:t>AR-02M merged in PR #255 and BATCH-10 closeout is complete. AR-05B merged in PR #258 and BATCH-13 closeout is complete. AR-06A and AR-06B accepted merges are verified; accepted AR-06C delivery is verified; its historical verification record remains event evidence. AR-00 is Baseline / closed. AR-01 is Baseline / closed. AR-02A is Baseline / closed. AR-02B is Baseline / closed. AR-02C is Baseline / closed. AR-02D is Baseline / closed. AR-02E is Baseline / closed. AR-02F is Baseline / closed. AR-02G is Baseline / closed. AR-02H is Baseline / closed. AR-02I is Baseline / closed. AR-02J is Baseline / closed. AR-02K is Baseline / closed. AR-02L is Baseline / closed. AR-02M is Baseline / closed. AR-02 is Baseline / closed; complete original acceptance is mapped in AR_02_BOUNDARY_ACCEPTANCE.md. AR-04 is Baseline / closed. AR-05A is Baseline / closed. AR-05B is Baseline / closed. AR-05 is Baseline / closed; original T01/T02 acceptance is mapped in AR_05_CANONICAL_ACCEPTANCE.md. AR-06A is Baseline / closed. Its accepted merge is bc209f4bdfed9626605b8c699aaabb547d5d2025. AR-06B is Baseline / closed. Its accepted merge is e2addffc29f7719e23e9e7856ecf7c739924501f. AR-06C is Baseline / closed. Its accepted PR #261 head is af75994f2a4e1186b4429db6b93cb1bf51d2e048, merged as de0faeba0d40bd36ac83f25d533a3428f83501cc. AR-06 is Partial; rendering, editing and save/reload evidence is mapped in AR_06_RENDERING_ACCEPTANCE.md. History/lifecycle/publication integration, positive collection/search and PDP executable-commerce proof, and the shared collection/search context decision remain required before enablement. AR-03 is Baseline / closed; original same-input characterization and separate ownership are verified. AR-03A is Baseline / closed. AR-03B is Baseline / closed. AR-03C is Baseline / closed. AR-03D is Baseline / closed. AR-03E is Baseline / closed. AR-23 depends only on AR-01 and is not serialized behind visual work. AR-23 is eligible alongside later eligible work. AR-23 remains unstarted. BATCH-03 is complete. BATCH-04 is complete. BATCH-05 is complete. BATCH-06 is complete. BATCH-07 is complete. BATCH-08 is complete. BATCH-09 is complete. BATCH-10 is complete. BATCH-11 is complete. BATCH-12 is complete. BATCH-13 is complete. BATCH-14 is complete. BATCH-15 is complete. BATCH-16 is complete after accepted AR-06C delivery and safe closeout. AR-00B is Baseline / closed. Its accepted merge is fa6c200. AR-06D is Baseline / closed. Its accepted PR #263 head is 496664011c0b7553233ee160b70e2d89fc795eb2, merged as 970b6cd00a7df90cd7b2ff1008916e8c602127d0. One real model call and one official input-count request have executed. The owner accepts the honest technical baseline; visual quality remains below target. This is not commercial-quality acceptance or production approval. BATCH-18 delivery is complete. AR-10A is Baseline / closed. Its accepted merge is ea8d077c4eaa6f5e19d04965ad77efefda5d3571. BATCH-19 is complete. BATCH-20 / VQ-01 is active. AR-09A is In progress under BATCH-20 / VQ-01 on the accepted AR-10A merge. It is the first atomic AR-09 child for versioned regional design-intent propagation; AR-10B remains unstarted. AR-06 remains Partial. AR-08 closes the foundational refactor evidence, AR-22 accepts engine quality, and AR-28 accepts the integrated pilot. Retirement occurs only after caller inventory, persisted-version support, replacement behavior, and regression evidence; names, apparent deadness, or an old hash guard are insufficient.</w:t>
       </w:r>
     </w:p>
     <w:p>
@@ -37867,7 +38039,7 @@
         </w:rPr>
         <w:t xml:space="preserve">The specifically owner-authorized AR-02G utility-profile and AR-02H direction-contract source transitions preserve original source bytes and historical hashes while verifying their fixed current successors and unchanged behavior. A test-only reader serves the verified archive only to explicitly historical aggregates; untransitioned paths retain current raw equality. This exception does not change historical inventories, accepted goldens or inactivity controls. See </w:t>
       </w:r>
-      <w:hyperlink r:id="rIdHyperlink34" w:history="1">
+      <w:hyperlink r:id="rIdHyperlink35" w:history="1">
         <w:r>
           <w:rPr>
             <w:rFonts w:ascii="Calibri" w:hAnsi="Calibri" w:cs="Calibri"/>
@@ -38046,7 +38218,7 @@
         </w:rPr>
         <w:t xml:space="preserve"> IDs are catalogued in </w:t>
       </w:r>
-      <w:hyperlink r:id="rIdHyperlink35" w:history="1">
+      <w:hyperlink r:id="rIdHyperlink36" w:history="1">
         <w:r>
           <w:rPr>
             <w:rFonts w:ascii="Calibri" w:hAnsi="Calibri" w:cs="Calibri"/>
@@ -41151,7 +41323,7 @@
         </w:rPr>
         <w:t xml:space="preserve"> over the existing PageBlueprint v2 authority; </w:t>
       </w:r>
-      <w:hyperlink r:id="rIdHyperlink36" w:history="1">
+      <w:hyperlink r:id="rIdHyperlink37" w:history="1">
         <w:r>
           <w:rPr>
             <w:rFonts w:ascii="Calibri" w:hAnsi="Calibri" w:cs="Calibri"/>
@@ -43863,6 +44035,103 @@
           <w:rFonts w:ascii="Calibri" w:hAnsi="Calibri" w:cs="Calibri"/>
         </w:rPr>
         <w:t>Early review eligibility does not close parent work. AR-06 supplies the guarded static render/edit/save foundation; AR-07 supplies exact canonical assembly; AR-09–15 supply reusable visual and commerce capabilities; AR-18/19 supply provider/compiler and Studio progress; AR-21 supplies bounded capture/critique; AR-22 remains the engine-quality gate. AR-08 remains a required foundational completion gate, but it is not a blanket prerequisite for a separately safe internal review. AR-16/17 and AR-23–30 remain visible with their original acceptance, family, host, lifecycle, and production gates intact.</w:t>
+      </w:r>
+    </w:p>
+    <w:p>
+      <w:pPr>
+        <w:pStyle w:val="Heading1"/>
+        <w:keepNext/>
+        <w:widowControl/>
+      </w:pPr>
+      <w:r>
+        <w:rPr>
+          <w:rFonts w:ascii="Calibri" w:hAnsi="Calibri" w:cs="Calibri"/>
+        </w:rPr>
+        <w:t>18.2 BATCH-20 / VQ-01 product-quality phase — 18 October 2026</w:t>
+      </w:r>
+    </w:p>
+    <w:p>
+      <w:pPr>
+        <w:pStyle w:val="Normal"/>
+        <w:widowControl/>
+      </w:pPr>
+      <w:r>
+        <w:rPr>
+          <w:rFonts w:ascii="Calibri" w:hAnsi="Calibri" w:cs="Calibri"/>
+        </w:rPr>
+        <w:t>The owner accepts AR-10A as a bounded renderer improvement for continuation, not commercially satisfactory design. VQ-01 replaces the isolated navigation-density successor with complete reusable compositions, richer non-executable design intent, approved content/media/fonts, internal generation/feedback/draft continuity, contrasting and transfer outputs. Navigation density is an internal counterfactual control, never the phase milestone.</w:t>
+      </w:r>
+    </w:p>
+    <w:p>
+      <w:pPr>
+        <w:pStyle w:val="Normal"/>
+        <w:widowControl/>
+      </w:pPr>
+      <w:r>
+        <w:rPr>
+          <w:rFonts w:ascii="Calibri" w:hAnsi="Calibri" w:cs="Calibri"/>
+        </w:rPr>
+        <w:t>Extend existing provider intent and canonical compilation with explicit version dispatch. BrandSystem / Design DNA, PageBlueprint and StorefrontSnapshot remain the sole authorities; registered components render the same accepted values. Provider-visible choices may describe bounded regional layout, typography, image treatment, composition and factual localized copy, never executable code or a second page tree. Reject unsupported required choices or report explicit substitutions. Preserve legacy bytes and behavior when new preferences are absent. An expressed choice must survive compiler selection, proposal validation and rendered consumption.</w:t>
+      </w:r>
+    </w:p>
+    <w:p>
+      <w:pPr>
+        <w:pStyle w:val="Normal"/>
+        <w:widowControl/>
+      </w:pPr>
+      <w:r>
+        <w:rPr>
+          <w:rFonts w:ascii="Calibri" w:hAnsi="Calibri" w:cs="Calibri"/>
+        </w:rPr>
+        <w:t>Develop complete product-first-commerce and editorial-offset interpretations through existing owners. Dynamic regions require real executable commerce anatomy, generic options and protected bindings; do not duplicate indivisible presentations or relabel legacy flat rendering as composed v2. Original AR-06/07/09–22 responsibilities and T01–T24 acceptance remain unchanged. Internal review eligibility, parent completion, family activation and production readiness stay separate.</w:t>
+      </w:r>
+    </w:p>
+    <w:p>
+      <w:pPr>
+        <w:pStyle w:val="Normal"/>
+        <w:widowControl/>
+      </w:pPr>
+      <w:r>
+        <w:rPr>
+          <w:rFonts w:ascii="Calibri" w:hAnsi="Calibri" w:cs="Calibri"/>
+        </w:rPr>
+        <w:t>Approved fictional photo-ready inputs, up to twelve selected rights-cleared images and two licensed local font families may replace the experiment's input pack before freezing it. Preserve L0 unchanged; capture C0 with the new fixed inputs through predecessor behavior where compatible, then N through the actual provider/compiler. Hold catalogue facts, assets and copy fixed within matched comparisons; attribute any approved content or presentation successor explicitly. Do not invent commerce claims, copy trademarks into a fictional identity or manually finish AI output.</w:t>
+      </w:r>
+    </w:p>
+    <w:p>
+      <w:pPr>
+        <w:pStyle w:val="Normal"/>
+        <w:widowControl/>
+      </w:pPr>
+      <w:r>
+        <w:rPr>
+          <w:rFonts w:ascii="Calibri" w:hAnsi="Calibri" w:cs="Calibri"/>
+        </w:rPr>
+        <w:t>Persist safe actual request/output/compiled-decision/candidate lineage atomically using existing operational ownership. Reopen from validated artifacts without another generation. Reuse existing Studio/proposal/feedback/Accept/Reject/Save/reload flows and repository transactions. This authorizes bounded internal continuity, not a second store, publication enablement or normal tenant rollout.</w:t>
+      </w:r>
+    </w:p>
+    <w:p>
+      <w:pPr>
+        <w:pStyle w:val="Normal"/>
+        <w:widowControl/>
+      </w:pPr>
+      <w:r>
+        <w:rPr>
+          <w:rFonts w:ascii="Calibri" w:hAnsi="Calibri" w:cs="Calibri"/>
+        </w:rPr>
+        <w:t>The roadmap schedules six outcome packages, not six mandatory PRs: richer canonical controls and an integrated target; complete contrasting compositions; genuine staged generation; feedback/draft continuity; contrast/transfer proof; owner feedback and final quality disposition. One writer and independent execution remain mandatory. The guide defines standing technical intermediate merge authority, preservation-first succession, phase pools and exactly one automatic review per PR.</w:t>
+      </w:r>
+    </w:p>
+    <w:p>
+      <w:pPr>
+        <w:pStyle w:val="Normal"/>
+        <w:widowControl/>
+      </w:pPr>
+      <w:r>
+        <w:rPr>
+          <w:rFonts w:ascii="Calibri" w:hAnsi="Calibri" w:cs="Calibri"/>
+        </w:rPr>
+        <w:t>An early integrated target is developer-directed capability evidence, not AI output. Actual provider-backed A/B and transfer results, complete cross-page mechanics, independent original-image inspection and the owner's final visual disposition are conjunctive completion gates. Up to two consolidated feedback rounds are included. A technically passing but unattractive result is an incomplete quality phase. No additional phase or production rollout is automatically authorized.</w:t>
       </w:r>
     </w:p>
     <w:p>

--- a/docs/VESKIFY_SDD_v1.3.0.docx
+++ b/docs/VESKIFY_SDD_v1.3.0.docx
@@ -105,15 +105,31 @@
           <w:b/>
           <w:bCs/>
         </w:rPr>
-        <w:t>AR-00 incorporation (effective upon explicit owner adoption/merge):</w:t>
-      </w:r>
-      <w:r>
-        <w:rPr>
-          <w:rFonts w:ascii="Calibri" w:hAnsi="Calibri" w:cs="Calibri"/>
-        </w:rPr>
-        <w:t xml:space="preserve"> This specifies the repository content delivered by adoption, not the actual PR lifecycle or owner acceptance. The normative </w:t>
+        <w:t>CR-00 corrective adoption (proposed; owner merge pending):</w:t>
+      </w:r>
+      <w:r>
+        <w:rPr>
+          <w:rFonts w:ascii="Calibri" w:hAnsi="Calibri" w:cs="Calibri"/>
+        </w:rPr>
+        <w:t xml:space="preserve"> This is the one operative product specification on adoption. The roadmap defines corrective delivery order and the tracker alone defines current status. Historical task reports, old architecture audits, and retained exact-next statements are dated evidence, not scheduling authority. This proposal preserves the existing Appendix A definitions byte-for-byte; the corrective ownership and disposition map is </w:t>
       </w:r>
       <w:hyperlink r:id="rIdHyperlink1" w:history="1">
+        <w:r>
+          <w:rPr>
+            <w:rFonts w:ascii="Calibri" w:hAnsi="Calibri" w:cs="Calibri"/>
+            <w:color w:val="2E74B5"/>
+            <w:u w:val="single"/>
+          </w:rPr>
+          <w:t>CR_00_REQUIREMENT_DISPOSITION.md</w:t>
+        </w:r>
+      </w:hyperlink>
+      <w:r>
+        <w:rPr>
+          <w:rFonts w:ascii="Calibri" w:hAnsi="Calibri" w:cs="Calibri"/>
+        </w:rPr>
+        <w:t xml:space="preserve">. The </w:t>
+      </w:r>
+      <w:hyperlink r:id="rIdHyperlink2" w:history="1">
         <w:r>
           <w:rPr>
             <w:rFonts w:ascii="Calibri" w:hAnsi="Calibri" w:cs="Calibri"/>
@@ -127,14 +143,79 @@
         <w:rPr>
           <w:rFonts w:ascii="Calibri" w:hAnsi="Calibri" w:cs="Calibri"/>
         </w:rPr>
-        <w:t xml:space="preserve"> is incorporated into this SDD. It amends future delivery policy only; accepted P10B-19A/A-10C authority, retained requirement IDs, and current capability claims remain unchanged. Any retained B01 exact-next, fixed-two-call/mandatory-three-concept, transient-only, or 73-child future-sequence statement is </w:t>
-      </w:r>
+        <w:t xml:space="preserve"> is incorporated into this SDD; its current scheduling role is replaced by the corrective roadmap.</w:t>
+      </w:r>
+    </w:p>
+    <w:p>
+      <w:pPr>
+        <w:pStyle w:val="Normal"/>
+        <w:widowControl/>
+      </w:pPr>
+      <w:r>
+        <w:rPr>
+          <w:rFonts w:ascii="Calibri" w:hAnsi="Calibri" w:cs="Calibri"/>
+        </w:rPr>
+        <w:t>&lt;!-- CR00 retained-history begin --&gt;</w:t>
+      </w:r>
+    </w:p>
+    <w:p>
+      <w:pPr>
+        <w:pStyle w:val="Normal"/>
+        <w:widowControl/>
+      </w:pPr>
+      <w:r>
+        <w:rPr>
+          <w:rFonts w:ascii="Calibri" w:hAnsi="Calibri" w:cs="Calibri"/>
+        </w:rPr>
+        <w:t>Historical record: prior incorporation notice; current incorporation and schedule are stated above.</w:t>
+      </w:r>
+    </w:p>
+    <w:p>
+      <w:pPr>
+        <w:pStyle w:val="Quote"/>
+        <w:ind w:left="360"/>
+        <w:pBdr>
+          <w:left w:val="single" w:sz="18" w:space="12" w:color="2E74B5"/>
+        </w:pBdr>
+        <w:shd w:val="clear" w:fill="F4F6F9"/>
+        <w:widowControl/>
+      </w:pPr>
       <w:r>
         <w:rPr>
           <w:rFonts w:ascii="Calibri" w:hAnsi="Calibri" w:cs="Calibri"/>
           <w:b/>
           <w:bCs/>
         </w:rPr>
+        <w:t>AR-00 incorporation (effective upon explicit owner adoption/merge):</w:t>
+      </w:r>
+      <w:r>
+        <w:rPr>
+          <w:rFonts w:ascii="Calibri" w:hAnsi="Calibri" w:cs="Calibri"/>
+        </w:rPr>
+        <w:t xml:space="preserve"> This specifies the repository content delivered by adoption, not the actual PR lifecycle or owner acceptance. The normative </w:t>
+      </w:r>
+      <w:hyperlink r:id="rIdHyperlink3" w:history="1">
+        <w:r>
+          <w:rPr>
+            <w:rFonts w:ascii="Calibri" w:hAnsi="Calibri" w:cs="Calibri"/>
+            <w:color w:val="2E74B5"/>
+            <w:u w:val="single"/>
+          </w:rPr>
+          <w:t>template-scoped architecture addendum</w:t>
+        </w:r>
+      </w:hyperlink>
+      <w:r>
+        <w:rPr>
+          <w:rFonts w:ascii="Calibri" w:hAnsi="Calibri" w:cs="Calibri"/>
+        </w:rPr>
+        <w:t xml:space="preserve"> is incorporated into this SDD. It amends future delivery policy only; accepted P10B-19A/A-10C authority, retained requirement IDs, and current capability claims remain unchanged. Any retained B01 exact-next, fixed-two-call/mandatory-three-concept, transient-only, or 73-child future-sequence statement is </w:t>
+      </w:r>
+      <w:r>
+        <w:rPr>
+          <w:rFonts w:ascii="Calibri" w:hAnsi="Calibri" w:cs="Calibri"/>
+          <w:b/>
+          <w:bCs/>
+        </w:rPr>
         <w:t>historical pre-AR future policy</w:t>
       </w:r>
       <w:r>
@@ -142,6 +223,18 @@
           <w:rFonts w:ascii="Calibri" w:hAnsi="Calibri" w:cs="Calibri"/>
         </w:rPr>
         <w:t xml:space="preserve"> superseded by that addendum. It does not weaken accepted history, binding functional requirements, or current capability truth.</w:t>
+      </w:r>
+    </w:p>
+    <w:p>
+      <w:pPr>
+        <w:pStyle w:val="Normal"/>
+        <w:widowControl/>
+      </w:pPr>
+      <w:r>
+        <w:rPr>
+          <w:rFonts w:ascii="Calibri" w:hAnsi="Calibri" w:cs="Calibri"/>
+        </w:rPr>
+        <w:t>&lt;!-- CR00 retained-history end --&gt;</w:t>
       </w:r>
     </w:p>
     <w:p>
@@ -571,7 +664,7 @@
               <w:pStyle w:val="TableText"/>
               <w:widowControl/>
             </w:pPr>
-            <w:hyperlink r:id="rIdHyperlink2" w:history="1">
+            <w:hyperlink r:id="rIdHyperlink4" w:history="1">
               <w:r>
                 <w:rPr>
                   <w:rFonts w:ascii="Calibri" w:hAnsi="Calibri" w:cs="Calibri"/>
@@ -614,7 +707,7 @@
               <w:pStyle w:val="TableText"/>
               <w:widowControl/>
             </w:pPr>
-            <w:hyperlink r:id="rIdHyperlink3" w:history="1">
+            <w:hyperlink r:id="rIdHyperlink5" w:history="1">
               <w:r>
                 <w:rPr>
                   <w:rFonts w:ascii="Calibri" w:hAnsi="Calibri" w:cs="Calibri"/>
@@ -765,7 +858,7 @@
               <w:rPr>
                 <w:rFonts w:ascii="Calibri" w:hAnsi="Calibri" w:cs="Calibri"/>
               </w:rPr>
-              <w:t>1.3.0 VQ-01</w:t>
+              <w:t>1.3.0 CR-00 proposed</w:t>
             </w:r>
           </w:p>
         </w:tc>
@@ -784,7 +877,7 @@
               <w:rPr>
                 <w:rFonts w:ascii="Calibri" w:hAnsi="Calibri" w:cs="Calibri"/>
               </w:rPr>
-              <w:t>18 October 2026</w:t>
+              <w:t>20 October 2026</w:t>
             </w:r>
           </w:p>
         </w:tc>
@@ -800,9 +893,17 @@
             </w:pPr>
             <w:r>
               <w:rPr>
-                <w:rFonts w:ascii="Calibri" w:hAnsi="Calibri" w:cs="Calibri"/>
-              </w:rPr>
-              <w:t>Owner-approved BATCH-20 complete product-quality phase</w:t>
+                <w:rFonts w:ascii="Consolas" w:hAnsi="Consolas" w:cs="Consolas"/>
+                <w:sz w:val="19"/>
+                <w:szCs w:val="19"/>
+              </w:rPr>
+              <w:t>7d01380b70455b7e28e836248bb385a20d6f54f3</w:t>
+            </w:r>
+            <w:r>
+              <w:rPr>
+                <w:rFonts w:ascii="Calibri" w:hAnsi="Calibri" w:cs="Calibri"/>
+              </w:rPr>
+              <w:t xml:space="preserve"> plus preserved paused local AR-10B work</w:t>
             </w:r>
           </w:p>
         </w:tc>
@@ -820,7 +921,7 @@
               <w:rPr>
                 <w:rFonts w:ascii="Calibri" w:hAnsi="Calibri" w:cs="Calibri"/>
               </w:rPr>
-              <w:t>Extend bounded non-executable intent through existing canonical compilation and reusable complete-store compositions; preserve legacy/canonical safety, original parent gates, actual visual acceptance and bounded paid authority.</w:t>
+              <w:t>Reconcile the current specification, roadmap and status model around an executed reuse decision, bounded provider proposal data, complete-store quality gates and explicit historical/non-claim treatment. This is documentary adoption only: it does not resume BATCH-20, accept AR-10B, select a platform or authorize provider calls.</w:t>
             </w:r>
           </w:p>
         </w:tc>
@@ -844,7 +945,7 @@
               <w:rPr>
                 <w:rFonts w:ascii="Calibri" w:hAnsi="Calibri" w:cs="Calibri"/>
               </w:rPr>
-              <w:t>1.3.0 AR-00B</w:t>
+              <w:t>1.3.0 VQ-01</w:t>
             </w:r>
           </w:p>
         </w:tc>
@@ -863,7 +964,7 @@
               <w:rPr>
                 <w:rFonts w:ascii="Calibri" w:hAnsi="Calibri" w:cs="Calibri"/>
               </w:rPr>
-              <w:t>29 September 2026</w:t>
+              <w:t>18 October 2026</w:t>
             </w:r>
           </w:p>
         </w:tc>
@@ -881,7 +982,7 @@
               <w:rPr>
                 <w:rFonts w:ascii="Calibri" w:hAnsi="Calibri" w:cs="Calibri"/>
               </w:rPr>
-              <w:t>Owner-approved visual-feedback-led delivery amendment; effective on accepted merge</w:t>
+              <w:t>Owner-approved BATCH-20 complete product-quality phase</w:t>
             </w:r>
           </w:p>
         </w:tc>
@@ -899,7 +1000,7 @@
               <w:rPr>
                 <w:rFonts w:ascii="Calibri" w:hAnsi="Calibri" w:cs="Calibri"/>
               </w:rPr>
-              <w:t>Amend delivery order through bounded early slices and real generated-store review while preserving every original AR/T requirement, canonical safety and separate visual/production gates; select AR-06D only.</w:t>
+              <w:t>Extend bounded non-executable intent through existing canonical compilation and reusable complete-store compositions; preserve legacy/canonical safety, original parent gates, actual visual acceptance and bounded paid authority.</w:t>
             </w:r>
           </w:p>
         </w:tc>
@@ -923,7 +1024,7 @@
               <w:rPr>
                 <w:rFonts w:ascii="Calibri" w:hAnsi="Calibri" w:cs="Calibri"/>
               </w:rPr>
-              <w:t>1.3.0 P10B-19A-10C</w:t>
+              <w:t>1.3.0 AR-00B</w:t>
             </w:r>
           </w:p>
         </w:tc>
@@ -942,7 +1043,7 @@
               <w:rPr>
                 <w:rFonts w:ascii="Calibri" w:hAnsi="Calibri" w:cs="Calibri"/>
               </w:rPr>
-              <w:t>4 September 2026</w:t>
+              <w:t>29 September 2026</w:t>
             </w:r>
           </w:p>
         </w:tc>
@@ -960,7 +1061,7 @@
               <w:rPr>
                 <w:rFonts w:ascii="Calibri" w:hAnsi="Calibri" w:cs="Calibri"/>
               </w:rPr>
-              <w:t>P10B-19A-10C P10B-19A Closure and Product-Owner Architecture Gate</w:t>
+              <w:t>Owner-approved visual-feedback-led delivery amendment; effective on accepted merge</w:t>
             </w:r>
           </w:p>
         </w:tc>
@@ -978,7 +1079,7 @@
               <w:rPr>
                 <w:rFonts w:ascii="Calibri" w:hAnsi="Calibri" w:cs="Calibri"/>
               </w:rPr>
-              <w:t>Execute the sorted retained 26-file authority from frozen A-10A/A-10B1/A-10B2 evidence; preserve accepted 24/76/9, 126/72 and A-09 metrics, 11 predecessor files, the 21-section/four-diagram/73-child architecture lock and every production/runtime zero; freeze the checked accepted-closure manifest and external mirror; record exact product-owner architecture acceptance and ten ordered limitations; close A-10 and P10B-19A with zero production or merchant-visible change and make P10B-19B-01 exact next without beginning it.</w:t>
+              <w:t>Amend delivery order through bounded early slices and real generated-store review while preserving every original AR/T requirement, canonical safety and separate visual/production gates; select AR-06D only.</w:t>
             </w:r>
           </w:p>
         </w:tc>
@@ -1002,7 +1103,7 @@
               <w:rPr>
                 <w:rFonts w:ascii="Calibri" w:hAnsi="Calibri" w:cs="Calibri"/>
               </w:rPr>
-              <w:t>1.3.0 P10B-19A-10B2</w:t>
+              <w:t>1.3.0 P10B-19A-10C</w:t>
             </w:r>
           </w:p>
         </w:tc>
@@ -1039,7 +1140,7 @@
               <w:rPr>
                 <w:rFonts w:ascii="Calibri" w:hAnsi="Calibri" w:cs="Calibri"/>
               </w:rPr>
-              <w:t>P10B-19A-10B2 Fail-Closed Cross-Authority Failure Matrix and A-10B Closure</w:t>
+              <w:t>P10B-19A-10C P10B-19A Closure and Product-Owner Architecture Gate</w:t>
             </w:r>
           </w:p>
         </w:tc>
@@ -1057,7 +1158,7 @@
               <w:rPr>
                 <w:rFonts w:ascii="Calibri" w:hAnsi="Calibri" w:cs="Calibri"/>
               </w:rPr>
-              <w:t>Freeze 36 exact ordered owner-first negative cases across A-03 through A-09C from fresh A-10B1 authority; require one atomic corruption, exact bounded failure, zero downstream phases, partial outputs, source mutations, repairs, fallbacks and external activity; retain strict legacy-v1/v2 isolation and all nine production-v2 zeroes; preserve byte-identical A-10A/A-10B1 and accepted 24/76/9, 126/72 and A-09 authority; add zero production/runtime or merchant-visible change; close parent A-10B while A-10/P10B-19A remain Partial and make A-10C exact next.</w:t>
+              <w:t>Execute the sorted retained 26-file authority from frozen A-10A/A-10B1/A-10B2 evidence; preserve accepted 24/76/9, 126/72 and A-09 metrics, 11 predecessor files, the 21-section/four-diagram/73-child architecture lock and every production/runtime zero; freeze the checked accepted-closure manifest and external mirror; record exact product-owner architecture acceptance and ten ordered limitations; close A-10 and P10B-19A with zero production or merchant-visible change and make P10B-19B-01 exact next without beginning it.</w:t>
             </w:r>
           </w:p>
         </w:tc>
@@ -1081,7 +1182,7 @@
               <w:rPr>
                 <w:rFonts w:ascii="Calibri" w:hAnsi="Calibri" w:cs="Calibri"/>
               </w:rPr>
-              <w:t>1.3.0 P10B-19A-10B1</w:t>
+              <w:t>1.3.0 P10B-19A-10B2</w:t>
             </w:r>
           </w:p>
         </w:tc>
@@ -1118,7 +1219,7 @@
               <w:rPr>
                 <w:rFonts w:ascii="Calibri" w:hAnsi="Calibri" w:cs="Calibri"/>
               </w:rPr>
-              <w:t>P10B-19A-10B1 Positive Cross-Authority Integration Matrix</w:t>
+              <w:t>P10B-19A-10B2 Fail-Closed Cross-Authority Failure Matrix and A-10B Closure</w:t>
             </w:r>
           </w:p>
         </w:tc>
@@ -1136,7 +1237,7 @@
               <w:rPr>
                 <w:rFonts w:ascii="Calibri" w:hAnsi="Calibri" w:cs="Calibri"/>
               </w:rPr>
-              <w:t>Delivery-decompose A-10B into A-10B1 positive integration and A-10B2 fail-closed failure/parent closure without changing the accepted 73-child architecture; freeze the positive 8/6/6/3 authority with three two-identity topology groups, six direct receipts and three sequential topology-distinct receipts; preserve A-09 and byte-identical A-10A 24/76/9 authority, accepted 126/72 metrics and zero production/runtime reach; leave A-10B, A-10 and P10B-19A Partial and make A-10B2 exact next.</w:t>
+              <w:t>Freeze 36 exact ordered owner-first negative cases across A-03 through A-09C from fresh A-10B1 authority; require one atomic corruption, exact bounded failure, zero downstream phases, partial outputs, source mutations, repairs, fallbacks and external activity; retain strict legacy-v1/v2 isolation and all nine production-v2 zeroes; preserve byte-identical A-10A/A-10B1 and accepted 24/76/9, 126/72 and A-09 authority; add zero production/runtime or merchant-visible change; close parent A-10B while A-10/P10B-19A remain Partial and make A-10C exact next.</w:t>
             </w:r>
           </w:p>
         </w:tc>
@@ -1160,7 +1261,7 @@
               <w:rPr>
                 <w:rFonts w:ascii="Calibri" w:hAnsi="Calibri" w:cs="Calibri"/>
               </w:rPr>
-              <w:t>1.3.0 P10B-19A-10A</w:t>
+              <w:t>1.3.0 P10B-19A-10B1</w:t>
             </w:r>
           </w:p>
         </w:tc>
@@ -1179,7 +1280,7 @@
               <w:rPr>
                 <w:rFonts w:ascii="Calibri" w:hAnsi="Calibri" w:cs="Calibri"/>
               </w:rPr>
-              <w:t>3 September 2026</w:t>
+              <w:t>4 September 2026</w:t>
             </w:r>
           </w:p>
         </w:tc>
@@ -1197,7 +1298,7 @@
               <w:rPr>
                 <w:rFonts w:ascii="Calibri" w:hAnsi="Calibri" w:cs="Calibri"/>
               </w:rPr>
-              <w:t>P10B-19A-10A retained matrix inventory and frozen baseline lock</w:t>
+              <w:t>P10B-19A-10B1 Positive Cross-Authority Integration Matrix</w:t>
             </w:r>
           </w:p>
         </w:tc>
@@ -1215,7 +1316,7 @@
               <w:rPr>
                 <w:rFonts w:ascii="Calibri" w:hAnsi="Calibri" w:cs="Calibri"/>
               </w:rPr>
-              <w:t>Delivery-decompose parent A-10 into A-10A retained inventory/frozen baseline, A-10B cross-authority integration/negative-failure matrix and A-10C retained execution/closure/product-owner architecture gate without changing accepted architecture or P10B-19B order; freeze one fresh-clone-safe checked inventory with 24 explicit gates, 76 exact task-base production-source hashes, nine zero-count v2 inactivity assertions, exact accepted 126-case/frozen-72 and A-09 metrics, current DEVX-01 CI discoverability and one stale-checked deterministic fingerprint; add zero production/runtime or merchant-visible change; keep A-10 and P10B-19A Partial and make A-10B exact next.</w:t>
+              <w:t>Delivery-decompose A-10B into A-10B1 positive integration and A-10B2 fail-closed failure/parent closure without changing the accepted 73-child architecture; freeze the positive 8/6/6/3 authority with three two-identity topology groups, six direct receipts and three sequential topology-distinct receipts; preserve A-09 and byte-identical A-10A 24/76/9 authority, accepted 126/72 metrics and zero production/runtime reach; leave A-10B, A-10 and P10B-19A Partial and make A-10B2 exact next.</w:t>
             </w:r>
           </w:p>
         </w:tc>
@@ -1239,7 +1340,7 @@
               <w:rPr>
                 <w:rFonts w:ascii="Calibri" w:hAnsi="Calibri" w:cs="Calibri"/>
               </w:rPr>
-              <w:t>1.3.0 P10B-19A-09C</w:t>
+              <w:t>1.3.0 P10B-19A-10A</w:t>
             </w:r>
           </w:p>
         </w:tc>
@@ -1276,7 +1377,7 @@
               <w:rPr>
                 <w:rFonts w:ascii="Calibri" w:hAnsi="Calibri" w:cs="Calibri"/>
               </w:rPr>
-              <w:t>P10B-19A-09C publication replay and P10B-19A-09 closure baseline</w:t>
+              <w:t>P10B-19A-10A retained matrix inventory and frozen baseline lock</w:t>
             </w:r>
           </w:p>
         </w:tc>
@@ -1294,7 +1395,7 @@
               <w:rPr>
                 <w:rFonts w:ascii="Calibri" w:hAnsi="Calibri" w:cs="Calibri"/>
               </w:rPr>
-              <w:t>Bind exact A-09B read provenance to the current canonical publication compiler using truthful manual source authority and a transient historical-draft projection; require current migration without write-back; return strict immutable replay receipts; match three direct compilations, three preparations and exactly three isolated atomic confirmations with active compiled-artifact/version integrity; match 36 of 36 published and 36 of 36 normalized Preview/published structural observations with zero provider, Vesko or external-publication calls; preserve source snapshots, current generation, v2 and merchant-visible behavior; close parent A-09 while P10B-19A remains Partial and make A-10 exact next.</w:t>
+              <w:t>Delivery-decompose parent A-10 into A-10A retained inventory/frozen baseline, A-10B cross-authority integration/negative-failure matrix and A-10C retained execution/closure/product-owner architecture gate without changing accepted architecture or P10B-19B order; freeze one fresh-clone-safe checked inventory with 24 explicit gates, 76 exact task-base production-source hashes, nine zero-count v2 inactivity assertions, exact accepted 126-case/frozen-72 and A-09 metrics, current DEVX-01 CI discoverability and one stale-checked deterministic fingerprint; add zero production/runtime or merchant-visible change; keep A-10 and P10B-19A Partial and make A-10B exact next.</w:t>
             </w:r>
           </w:p>
         </w:tc>
@@ -1318,7 +1419,7 @@
               <w:rPr>
                 <w:rFonts w:ascii="Calibri" w:hAnsi="Calibri" w:cs="Calibri"/>
               </w:rPr>
-              <w:t>1.3.0 P10B-19A-09B</w:t>
+              <w:t>1.3.0 P10B-19A-09C</w:t>
             </w:r>
           </w:p>
         </w:tc>
@@ -1355,7 +1456,7 @@
               <w:rPr>
                 <w:rFonts w:ascii="Calibri" w:hAnsi="Calibri" w:cs="Calibri"/>
               </w:rPr>
-              <w:t>P10B-19A-09B historical v1 snapshot read and render replay baseline</w:t>
+              <w:t>P10B-19A-09C publication replay and P10B-19A-09 closure baseline</w:t>
             </w:r>
           </w:p>
         </w:tc>
@@ -1373,49 +1474,7 @@
               <w:rPr>
                 <w:rFonts w:ascii="Calibri" w:hAnsi="Calibri" w:cs="Calibri"/>
               </w:rPr>
-              <w:t xml:space="preserve">Add a strict read-only current-canonical snapshot adapter; accept only exact-bound optional A-09A replay references or report readable-unattributed state without lineage inference; distinguish seven present verified persisted selection fields from seven absent unverified fields; return deterministic immutable receipts with </w:t>
-            </w:r>
-            <w:r>
-              <w:rPr>
-                <w:rFonts w:ascii="Consolas" w:hAnsi="Consolas" w:cs="Consolas"/>
-                <w:sz w:val="19"/>
-                <w:szCs w:val="19"/>
-              </w:rPr>
-              <w:t>none</w:t>
-            </w:r>
-            <w:r>
-              <w:rPr>
-                <w:rFonts w:ascii="Calibri" w:hAnsi="Calibri" w:cs="Calibri"/>
-              </w:rPr>
-              <w:t xml:space="preserve"> or </w:t>
-            </w:r>
-            <w:r>
-              <w:rPr>
-                <w:rFonts w:ascii="Consolas" w:hAnsi="Consolas" w:cs="Consolas"/>
-                <w:sz w:val="19"/>
-                <w:szCs w:val="19"/>
-              </w:rPr>
-              <w:t>canonical-read-defaults</w:t>
-            </w:r>
-            <w:r>
-              <w:rPr>
-                <w:rFonts w:ascii="Calibri" w:hAnsi="Calibri" w:cs="Calibri"/>
-              </w:rPr>
-              <w:t xml:space="preserve"> normalization disposition and </w:t>
-            </w:r>
-            <w:r>
-              <w:rPr>
-                <w:rFonts w:ascii="Consolas" w:hAnsi="Consolas" w:cs="Consolas"/>
-                <w:sz w:val="19"/>
-                <w:szCs w:val="19"/>
-              </w:rPr>
-              <w:t>legacy-v1-historical-snapshot-read-v1_&lt;canonical-length&gt;_&lt;sha256&gt;</w:t>
-            </w:r>
-            <w:r>
-              <w:rPr>
-                <w:rFonts w:ascii="Calibri" w:hAnsi="Calibri" w:cs="Calibri"/>
-              </w:rPr>
-              <w:t xml:space="preserve"> identity; match 36 of 36 frozen exact-base current-renderer observations across EN/FI with zero snapshot mutation, repository write, commerce/media change or route/profile/frame mismatch; preserve migration, publication replay, v2 and merchant-visible authority for later tasks; make A-09C exact next while parent A-09 and P10B-19A remain Partial.</w:t>
+              <w:t>Bind exact A-09B read provenance to the current canonical publication compiler using truthful manual source authority and a transient historical-draft projection; require current migration without write-back; return strict immutable replay receipts; match three direct compilations, three preparations and exactly three isolated atomic confirmations with active compiled-artifact/version integrity; match 36 of 36 published and 36 of 36 normalized Preview/published structural observations with zero provider, Vesko or external-publication calls; preserve source snapshots, current generation, v2 and merchant-visible behavior; close parent A-09 while P10B-19A remains Partial and make A-10 exact next.</w:t>
             </w:r>
           </w:p>
         </w:tc>
@@ -1439,7 +1498,7 @@
               <w:rPr>
                 <w:rFonts w:ascii="Calibri" w:hAnsi="Calibri" w:cs="Calibri"/>
               </w:rPr>
-              <w:t>1.3.0 P10B-19A-09A</w:t>
+              <w:t>1.3.0 P10B-19A-09B</w:t>
             </w:r>
           </w:p>
         </w:tc>
@@ -1458,7 +1517,7 @@
               <w:rPr>
                 <w:rFonts w:ascii="Calibri" w:hAnsi="Calibri" w:cs="Calibri"/>
               </w:rPr>
-              <w:t>2 September 2026</w:t>
+              <w:t>3 September 2026</w:t>
             </w:r>
           </w:p>
         </w:tc>
@@ -1476,7 +1535,7 @@
               <w:rPr>
                 <w:rFonts w:ascii="Calibri" w:hAnsi="Calibri" w:cs="Calibri"/>
               </w:rPr>
-              <w:t>P10B-19A-09A legacy v1 replay alias and compatibility reference baseline</w:t>
+              <w:t>P10B-19A-09B historical v1 snapshot read and render replay baseline</w:t>
             </w:r>
           </w:p>
         </w:tc>
@@ -1494,7 +1553,7 @@
               <w:rPr>
                 <w:rFonts w:ascii="Calibri" w:hAnsi="Calibri" w:cs="Calibri"/>
               </w:rPr>
-              <w:t xml:space="preserve">Delivery-decompose parent A-09 into A-09A opaque alias/reference authority, A-09B historical snapshot read/render replay and A-09C publication replay/closure; add exactly three ordered legacy-v1 aliases bound to current coordinated-direction version </w:t>
+              <w:t xml:space="preserve">Add a strict read-only current-canonical snapshot adapter; accept only exact-bound optional A-09A replay references or report readable-unattributed state without lineage inference; distinguish seven present verified persisted selection fields from seven absent unverified fields; return deterministic immutable receipts with </w:t>
             </w:r>
             <w:r>
               <w:rPr>
@@ -1502,13 +1561,13 @@
                 <w:sz w:val="19"/>
                 <w:szCs w:val="19"/>
               </w:rPr>
-              <w:t>1.1.0</w:t>
-            </w:r>
-            <w:r>
-              <w:rPr>
-                <w:rFonts w:ascii="Calibri" w:hAnsi="Calibri" w:cs="Calibri"/>
-              </w:rPr>
-              <w:t xml:space="preserve"> and package fingerprints; reuse the exact current selection-narrowing validator and executable projection; exclude incidental </w:t>
+              <w:t>none</w:t>
+            </w:r>
+            <w:r>
+              <w:rPr>
+                <w:rFonts w:ascii="Calibri" w:hAnsi="Calibri" w:cs="Calibri"/>
+              </w:rPr>
+              <w:t xml:space="preserve"> or </w:t>
             </w:r>
             <w:r>
               <w:rPr>
@@ -1516,13 +1575,27 @@
                 <w:sz w:val="19"/>
                 <w:szCs w:val="19"/>
               </w:rPr>
-              <w:t>selectionId</w:t>
-            </w:r>
-            <w:r>
-              <w:rPr>
-                <w:rFonts w:ascii="Calibri" w:hAnsi="Calibri" w:cs="Calibri"/>
-              </w:rPr>
-              <w:t xml:space="preserve"> from replay fingerprint identity; preserve current v1 generation and all snapshot, persistence, renderer, publication and v2 authority; make A-09B the exact next task while A-09 and P10B-19A remain Partial.</w:t>
+              <w:t>canonical-read-defaults</w:t>
+            </w:r>
+            <w:r>
+              <w:rPr>
+                <w:rFonts w:ascii="Calibri" w:hAnsi="Calibri" w:cs="Calibri"/>
+              </w:rPr>
+              <w:t xml:space="preserve"> normalization disposition and </w:t>
+            </w:r>
+            <w:r>
+              <w:rPr>
+                <w:rFonts w:ascii="Consolas" w:hAnsi="Consolas" w:cs="Consolas"/>
+                <w:sz w:val="19"/>
+                <w:szCs w:val="19"/>
+              </w:rPr>
+              <w:t>legacy-v1-historical-snapshot-read-v1_&lt;canonical-length&gt;_&lt;sha256&gt;</w:t>
+            </w:r>
+            <w:r>
+              <w:rPr>
+                <w:rFonts w:ascii="Calibri" w:hAnsi="Calibri" w:cs="Calibri"/>
+              </w:rPr>
+              <w:t xml:space="preserve"> identity; match 36 of 36 frozen exact-base current-renderer observations across EN/FI with zero snapshot mutation, repository write, commerce/media change or route/profile/frame mismatch; preserve migration, publication replay, v2 and merchant-visible authority for later tasks; make A-09C exact next while parent A-09 and P10B-19A remain Partial.</w:t>
             </w:r>
           </w:p>
         </w:tc>
@@ -1546,7 +1619,7 @@
               <w:rPr>
                 <w:rFonts w:ascii="Calibri" w:hAnsi="Calibri" w:cs="Calibri"/>
               </w:rPr>
-              <w:t>1.3.0 P10B-19A-08C</w:t>
+              <w:t>1.3.0 P10B-19A-09A</w:t>
             </w:r>
           </w:p>
         </w:tc>
@@ -1583,7 +1656,7 @@
               <w:rPr>
                 <w:rFonts w:ascii="Calibri" w:hAnsi="Calibri" w:cs="Calibri"/>
               </w:rPr>
-              <w:t>P10B-19A-08C scoring-free deterministic candidate-selection baseline</w:t>
+              <w:t>P10B-19A-09A legacy v1 replay alias and compatibility reference baseline</w:t>
             </w:r>
           </w:p>
         </w:tc>
@@ -1601,7 +1674,7 @@
               <w:rPr>
                 <w:rFonts w:ascii="Calibri" w:hAnsi="Calibri" w:cs="Calibri"/>
               </w:rPr>
-              <w:t xml:space="preserve">Add strict schema/policy-version </w:t>
+              <w:t xml:space="preserve">Delivery-decompose parent A-09 into A-09A opaque alias/reference authority, A-09B historical snapshot read/render replay and A-09C publication replay/closure; add exactly three ordered legacy-v1 aliases bound to current coordinated-direction version </w:t>
             </w:r>
             <w:r>
               <w:rPr>
@@ -1609,13 +1682,27 @@
                 <w:sz w:val="19"/>
                 <w:szCs w:val="19"/>
               </w:rPr>
-              <w:t>1.0.0</w:t>
-            </w:r>
-            <w:r>
-              <w:rPr>
-                <w:rFonts w:ascii="Calibri" w:hAnsi="Calibri" w:cs="Calibri"/>
-              </w:rPr>
-              <w:t xml:space="preserve"> trusted selection requests; establish typed family and PageBlueprint compatibility precedence with case-bound canonical fingerprint ties; select one exact family and six PageBlueprint sources through bounded A-06 substitution/omission authority; derive identity-free selected complete-store topology; replay stale-checked immutable receipts; preserve the empty production registry/profile/request/receipt and zero runtime, provider, persistence, publication or visual effect; complete parent P10B-19A-08 and make P10B-19A-09 the exact next task.</w:t>
+              <w:t>1.1.0</w:t>
+            </w:r>
+            <w:r>
+              <w:rPr>
+                <w:rFonts w:ascii="Calibri" w:hAnsi="Calibri" w:cs="Calibri"/>
+              </w:rPr>
+              <w:t xml:space="preserve"> and package fingerprints; reuse the exact current selection-narrowing validator and executable projection; exclude incidental </w:t>
+            </w:r>
+            <w:r>
+              <w:rPr>
+                <w:rFonts w:ascii="Consolas" w:hAnsi="Consolas" w:cs="Consolas"/>
+                <w:sz w:val="19"/>
+                <w:szCs w:val="19"/>
+              </w:rPr>
+              <w:t>selectionId</w:t>
+            </w:r>
+            <w:r>
+              <w:rPr>
+                <w:rFonts w:ascii="Calibri" w:hAnsi="Calibri" w:cs="Calibri"/>
+              </w:rPr>
+              <w:t xml:space="preserve"> from replay fingerprint identity; preserve current v1 generation and all snapshot, persistence, renderer, publication and v2 authority; make A-09B the exact next task while A-09 and P10B-19A remain Partial.</w:t>
             </w:r>
           </w:p>
         </w:tc>
@@ -1639,7 +1726,7 @@
               <w:rPr>
                 <w:rFonts w:ascii="Calibri" w:hAnsi="Calibri" w:cs="Calibri"/>
               </w:rPr>
-              <w:t>1.3.0 P10B-19A-08B</w:t>
+              <w:t>1.3.0 P10B-19A-08C</w:t>
             </w:r>
           </w:p>
         </w:tc>
@@ -1676,7 +1763,7 @@
               <w:rPr>
                 <w:rFonts w:ascii="Calibri" w:hAnsi="Calibri" w:cs="Calibri"/>
               </w:rPr>
-              <w:t>P10B-19A-08B candidate compatibility contract and evaluation baseline</w:t>
+              <w:t>P10B-19A-08C scoring-free deterministic candidate-selection baseline</w:t>
             </w:r>
           </w:p>
         </w:tc>
@@ -1694,7 +1781,7 @@
               <w:rPr>
                 <w:rFonts w:ascii="Calibri" w:hAnsi="Calibri" w:cs="Calibri"/>
               </w:rPr>
-              <w:t xml:space="preserve">Add strict schema-version </w:t>
+              <w:t xml:space="preserve">Add strict schema/policy-version </w:t>
             </w:r>
             <w:r>
               <w:rPr>
@@ -1708,7 +1795,7 @@
               <w:rPr>
                 <w:rFonts w:ascii="Calibri" w:hAnsi="Calibri" w:cs="Calibri"/>
               </w:rPr>
-              <w:t xml:space="preserve"> transient capability-context and exact A-04 required-role capacity evidence; add exact A-07-bound family compatibility profiles and one empty production catalogue; deterministically classify PageBlueprint and family candidates through memoized A-06 DAG evaluation while retaining all compatible targets; bind A-08A topology only as provenance; add stale-checked context, profile and aggregate fingerprints; preserve zero production candidates/profiles/contexts/evaluations/selection/runtime consumers; make P10B-19A-08C the exact next task.</w:t>
+              <w:t xml:space="preserve"> trusted selection requests; establish typed family and PageBlueprint compatibility precedence with case-bound canonical fingerprint ties; select one exact family and six PageBlueprint sources through bounded A-06 substitution/omission authority; derive identity-free selected complete-store topology; replay stale-checked immutable receipts; preserve the empty production registry/profile/request/receipt and zero runtime, provider, persistence, publication or visual effect; complete parent P10B-19A-08 and make P10B-19A-09 the exact next task.</w:t>
             </w:r>
           </w:p>
         </w:tc>
@@ -1732,7 +1819,7 @@
               <w:rPr>
                 <w:rFonts w:ascii="Calibri" w:hAnsi="Calibri" w:cs="Calibri"/>
               </w:rPr>
-              <w:t>1.3.0 P10B-19A-08A</w:t>
+              <w:t>1.3.0 P10B-19A-08B</w:t>
             </w:r>
           </w:p>
         </w:tc>
@@ -1751,7 +1838,7 @@
               <w:rPr>
                 <w:rFonts w:ascii="Calibri" w:hAnsi="Calibri" w:cs="Calibri"/>
               </w:rPr>
-              <w:t>1 September 2026</w:t>
+              <w:t>2 September 2026</w:t>
             </w:r>
           </w:p>
         </w:tc>
@@ -1769,7 +1856,7 @@
               <w:rPr>
                 <w:rFonts w:ascii="Calibri" w:hAnsi="Calibri" w:cs="Calibri"/>
               </w:rPr>
-              <w:t>P10B-19A-08A normalized topology identity baseline</w:t>
+              <w:t>P10B-19A-08B candidate compatibility contract and evaluation baseline</w:t>
             </w:r>
           </w:p>
         </w:tc>
@@ -1787,7 +1874,7 @@
               <w:rPr>
                 <w:rFonts w:ascii="Calibri" w:hAnsi="Calibri" w:cs="Calibri"/>
               </w:rPr>
-              <w:t xml:space="preserve">Delivery-decompose accepted parent P10B-19A-08 into A-08A/A-08B/A-08C without changing architecture or A-09 order; add strict schema-version </w:t>
+              <w:t xml:space="preserve">Add strict schema-version </w:t>
             </w:r>
             <w:r>
               <w:rPr>
@@ -1801,7 +1888,7 @@
               <w:rPr>
                 <w:rFonts w:ascii="Calibri" w:hAnsi="Calibri" w:cs="Calibri"/>
               </w:rPr>
-              <w:t xml:space="preserve"> normalized PageBlueprint v2 and Structural Storefront Family topology projections; assign deterministic region tokens from A-03 reading order; retain A-03/A-05 and exclude A-04/A-06 authority; add stale-checked topology fingerprints and a pure inactive duplicate-topology index; preserve the exactly empty production registry, zero topology records and no compatibility, selection, activation, persistence or runtime reachability; make P10B-19A-08B the exact next task.</w:t>
+              <w:t xml:space="preserve"> transient capability-context and exact A-04 required-role capacity evidence; add exact A-07-bound family compatibility profiles and one empty production catalogue; deterministically classify PageBlueprint and family candidates through memoized A-06 DAG evaluation while retaining all compatible targets; bind A-08A topology only as provenance; add stale-checked context, profile and aggregate fingerprints; preserve zero production candidates/profiles/contexts/evaluations/selection/runtime consumers; make P10B-19A-08C the exact next task.</w:t>
             </w:r>
           </w:p>
         </w:tc>
@@ -1825,7 +1912,7 @@
               <w:rPr>
                 <w:rFonts w:ascii="Calibri" w:hAnsi="Calibri" w:cs="Calibri"/>
               </w:rPr>
-              <w:t>1.3.0 P10B-19A-07</w:t>
+              <w:t>1.3.0 P10B-19A-08A</w:t>
             </w:r>
           </w:p>
         </w:tc>
@@ -1862,7 +1949,7 @@
               <w:rPr>
                 <w:rFonts w:ascii="Calibri" w:hAnsi="Calibri" w:cs="Calibri"/>
               </w:rPr>
-              <w:t>P10B-19A-07 inactive family registry and candidate fingerprints baseline</w:t>
+              <w:t>P10B-19A-08A normalized topology identity baseline</w:t>
             </w:r>
           </w:p>
         </w:tc>
@@ -1880,7 +1967,7 @@
               <w:rPr>
                 <w:rFonts w:ascii="Calibri" w:hAnsi="Calibri" w:cs="Calibri"/>
               </w:rPr>
-              <w:t xml:space="preserve">Add strict deeply readonly PageBlueprint v2 and Structural Storefront Family candidate authorities at schema version </w:t>
+              <w:t xml:space="preserve">Delivery-decompose accepted parent P10B-19A-08 into A-08A/A-08B/A-08C without changing architecture or A-09 order; add strict schema-version </w:t>
             </w:r>
             <w:r>
               <w:rPr>
@@ -1894,7 +1981,7 @@
               <w:rPr>
                 <w:rFonts w:ascii="Calibri" w:hAnsi="Calibri" w:cs="Calibri"/>
               </w:rPr>
-              <w:t>; compose exact A-03/A-04/A-05/A-06 authority; bind exact A-01 identity and candidate lifecycle; require all six A-02 page-family roles and canonical relationships; add stale-checked exact-content fingerprints; canonicalize a bounded inactive registry; reject duplicate identities, invalid A-06 targets and substitution cycles; keep its sole production value exactly empty; preserve A-01 through A-06/v1 and zero records, selectors and runtime consumers; make P10B-19A-08 the exact next task.</w:t>
+              <w:t xml:space="preserve"> normalized PageBlueprint v2 and Structural Storefront Family topology projections; assign deterministic region tokens from A-03 reading order; retain A-03/A-05 and exclude A-04/A-06 authority; add stale-checked topology fingerprints and a pure inactive duplicate-topology index; preserve the exactly empty production registry, zero topology records and no compatibility, selection, activation, persistence or runtime reachability; make P10B-19A-08B the exact next task.</w:t>
             </w:r>
           </w:p>
         </w:tc>
@@ -1918,7 +2005,7 @@
               <w:rPr>
                 <w:rFonts w:ascii="Calibri" w:hAnsi="Calibri" w:cs="Calibri"/>
               </w:rPr>
-              <w:t>1.3.0 P10B-19A-06</w:t>
+              <w:t>1.3.0 P10B-19A-07</w:t>
             </w:r>
           </w:p>
         </w:tc>
@@ -1955,7 +2042,7 @@
               <w:rPr>
                 <w:rFonts w:ascii="Calibri" w:hAnsi="Calibri" w:cs="Calibri"/>
               </w:rPr>
-              <w:t>P10B-19A-06 PageBlueprint v2 omission, substitution and fallback contract baseline</w:t>
+              <w:t>P10B-19A-07 inactive family registry and candidate fingerprints baseline</w:t>
             </w:r>
           </w:p>
         </w:tc>
@@ -1973,7 +2060,7 @@
               <w:rPr>
                 <w:rFonts w:ascii="Calibri" w:hAnsi="Calibri" w:cs="Calibri"/>
               </w:rPr>
-              <w:t xml:space="preserve">Add one strict deeply readonly companion at schema version </w:t>
+              <w:t xml:space="preserve">Add strict deeply readonly PageBlueprint v2 and Structural Storefront Family candidate authorities at schema version </w:t>
             </w:r>
             <w:r>
               <w:rPr>
@@ -1987,7 +2074,7 @@
               <w:rPr>
                 <w:rFonts w:ascii="Calibri" w:hAnsi="Calibri" w:cs="Calibri"/>
               </w:rPr>
-              <w:t>; bind exact A-03/A-04/A-05 blueprint identity; own only the required-asset-role cardinality trigger; require exact triggerable-region coverage and required-region-safe terminal outcomes; preserve a bounded ordered whole-blueprint substitution chain; internally revalidate maximum simultaneous optional omission; preserve A-03/A-04/A-05/v1 bytes and zero record/runtime-consumer counts; make P10B-19A-07 the exact next task.</w:t>
+              <w:t>; compose exact A-03/A-04/A-05/A-06 authority; bind exact A-01 identity and candidate lifecycle; require all six A-02 page-family roles and canonical relationships; add stale-checked exact-content fingerprints; canonicalize a bounded inactive registry; reject duplicate identities, invalid A-06 targets and substitution cycles; keep its sole production value exactly empty; preserve A-01 through A-06/v1 and zero records, selectors and runtime consumers; make P10B-19A-08 the exact next task.</w:t>
             </w:r>
           </w:p>
         </w:tc>
@@ -2011,7 +2098,7 @@
               <w:rPr>
                 <w:rFonts w:ascii="Calibri" w:hAnsi="Calibri" w:cs="Calibri"/>
               </w:rPr>
-              <w:t>1.3.0 P10B-19A-05</w:t>
+              <w:t>1.3.0 P10B-19A-06</w:t>
             </w:r>
           </w:p>
         </w:tc>
@@ -2048,7 +2135,7 @@
               <w:rPr>
                 <w:rFonts w:ascii="Calibri" w:hAnsi="Calibri" w:cs="Calibri"/>
               </w:rPr>
-              <w:t>P10B-19A-05 PageBlueprint v2 responsive-rule contract baseline</w:t>
+              <w:t>P10B-19A-06 PageBlueprint v2 omission, substitution and fallback contract baseline</w:t>
             </w:r>
           </w:p>
         </w:tc>
@@ -2066,7 +2153,7 @@
               <w:rPr>
                 <w:rFonts w:ascii="Calibri" w:hAnsi="Calibri" w:cs="Calibri"/>
               </w:rPr>
-              <w:t xml:space="preserve">Add one strict deeply readonly companion contract at schema version </w:t>
+              <w:t xml:space="preserve">Add one strict deeply readonly companion at schema version </w:t>
             </w:r>
             <w:r>
               <w:rPr>
@@ -2080,63 +2167,7 @@
               <w:rPr>
                 <w:rFonts w:ascii="Calibri" w:hAnsi="Calibri" w:cs="Calibri"/>
               </w:rPr>
-              <w:t xml:space="preserve">; bind exact blueprint ID/version to explicit </w:t>
-            </w:r>
-            <w:r>
-              <w:rPr>
-                <w:rFonts w:ascii="Consolas" w:hAnsi="Consolas" w:cs="Consolas"/>
-                <w:sz w:val="19"/>
-                <w:szCs w:val="19"/>
-              </w:rPr>
-              <w:t>mobile</w:t>
-            </w:r>
-            <w:r>
-              <w:rPr>
-                <w:rFonts w:ascii="Calibri" w:hAnsi="Calibri" w:cs="Calibri"/>
-              </w:rPr>
-              <w:t xml:space="preserve">/375, </w:t>
-            </w:r>
-            <w:r>
-              <w:rPr>
-                <w:rFonts w:ascii="Consolas" w:hAnsi="Consolas" w:cs="Consolas"/>
-                <w:sz w:val="19"/>
-                <w:szCs w:val="19"/>
-              </w:rPr>
-              <w:t>tablet</w:t>
-            </w:r>
-            <w:r>
-              <w:rPr>
-                <w:rFonts w:ascii="Calibri" w:hAnsi="Calibri" w:cs="Calibri"/>
-              </w:rPr>
-              <w:t xml:space="preserve">/768, </w:t>
-            </w:r>
-            <w:r>
-              <w:rPr>
-                <w:rFonts w:ascii="Consolas" w:hAnsi="Consolas" w:cs="Consolas"/>
-                <w:sz w:val="19"/>
-                <w:szCs w:val="19"/>
-              </w:rPr>
-              <w:t>desktop</w:t>
-            </w:r>
-            <w:r>
-              <w:rPr>
-                <w:rFonts w:ascii="Calibri" w:hAnsi="Calibri" w:cs="Calibri"/>
-              </w:rPr>
-              <w:t xml:space="preserve">/1024 and </w:t>
-            </w:r>
-            <w:r>
-              <w:rPr>
-                <w:rFonts w:ascii="Consolas" w:hAnsi="Consolas" w:cs="Consolas"/>
-                <w:sz w:val="19"/>
-                <w:szCs w:val="19"/>
-              </w:rPr>
-              <w:t>wide</w:t>
-            </w:r>
-            <w:r>
-              <w:rPr>
-                <w:rFonts w:ascii="Calibri" w:hAnsi="Calibri" w:cs="Calibri"/>
-              </w:rPr>
-              <w:t>/1440 rules; require an existing structural order alternative and complete region/relationship coverage at every breakpoint; constrain proportions and relationship-kind transformations; canonicalize by breakpoint, selected reading order and A-03 relationship order; preserve accessibility, A-03/A-04/v1 bytes and zero record/runtime-consumer counts; make P10B-19A-06 the exact next task.</w:t>
+              <w:t>; bind exact A-03/A-04/A-05 blueprint identity; own only the required-asset-role cardinality trigger; require exact triggerable-region coverage and required-region-safe terminal outcomes; preserve a bounded ordered whole-blueprint substitution chain; internally revalidate maximum simultaneous optional omission; preserve A-03/A-04/A-05/v1 bytes and zero record/runtime-consumer counts; make P10B-19A-07 the exact next task.</w:t>
             </w:r>
           </w:p>
         </w:tc>
@@ -2160,7 +2191,7 @@
               <w:rPr>
                 <w:rFonts w:ascii="Calibri" w:hAnsi="Calibri" w:cs="Calibri"/>
               </w:rPr>
-              <w:t>1.3.0 P10B-19A-04</w:t>
+              <w:t>1.3.0 P10B-19A-05</w:t>
             </w:r>
           </w:p>
         </w:tc>
@@ -2197,7 +2228,7 @@
               <w:rPr>
                 <w:rFonts w:ascii="Calibri" w:hAnsi="Calibri" w:cs="Calibri"/>
               </w:rPr>
-              <w:t>P10B-19A-04 PageBlueprint v2 asset-role compatibility contract baseline</w:t>
+              <w:t>P10B-19A-05 PageBlueprint v2 responsive-rule contract baseline</w:t>
             </w:r>
           </w:p>
         </w:tc>
@@ -2215,7 +2246,7 @@
               <w:rPr>
                 <w:rFonts w:ascii="Calibri" w:hAnsi="Calibri" w:cs="Calibri"/>
               </w:rPr>
-              <w:t xml:space="preserve">Preserve and expose the canonical ordered nine-role </w:t>
+              <w:t xml:space="preserve">Add one strict deeply readonly companion contract at schema version </w:t>
             </w:r>
             <w:r>
               <w:rPr>
@@ -2223,13 +2254,13 @@
                 <w:sz w:val="19"/>
                 <w:szCs w:val="19"/>
               </w:rPr>
-              <w:t>AssetRole</w:t>
-            </w:r>
-            <w:r>
-              <w:rPr>
-                <w:rFonts w:ascii="Calibri" w:hAnsi="Calibri" w:cs="Calibri"/>
-              </w:rPr>
-              <w:t xml:space="preserve"> authority; add one strict deeply readonly companion contract at schema version </w:t>
+              <w:t>1.0.0</w:t>
+            </w:r>
+            <w:r>
+              <w:rPr>
+                <w:rFonts w:ascii="Calibri" w:hAnsi="Calibri" w:cs="Calibri"/>
+              </w:rPr>
+              <w:t xml:space="preserve">; bind exact blueprint ID/version to explicit </w:t>
             </w:r>
             <w:r>
               <w:rPr>
@@ -2237,13 +2268,55 @@
                 <w:sz w:val="19"/>
                 <w:szCs w:val="19"/>
               </w:rPr>
-              <w:t>1.0.0</w:t>
-            </w:r>
-            <w:r>
-              <w:rPr>
-                <w:rFonts w:ascii="Calibri" w:hAnsi="Calibri" w:cs="Calibri"/>
-              </w:rPr>
-              <w:t>; bind exact blueprint ID/version and known regions; validate explicit required/optional role cardinality through maximum 32; canonicalize by structural default reading order and canonical role order; preserve A-03/v1 bytes and keep contract-record and runtime-consumer counts zero; make P10B-19A-05 the exact next task.</w:t>
+              <w:t>mobile</w:t>
+            </w:r>
+            <w:r>
+              <w:rPr>
+                <w:rFonts w:ascii="Calibri" w:hAnsi="Calibri" w:cs="Calibri"/>
+              </w:rPr>
+              <w:t xml:space="preserve">/375, </w:t>
+            </w:r>
+            <w:r>
+              <w:rPr>
+                <w:rFonts w:ascii="Consolas" w:hAnsi="Consolas" w:cs="Consolas"/>
+                <w:sz w:val="19"/>
+                <w:szCs w:val="19"/>
+              </w:rPr>
+              <w:t>tablet</w:t>
+            </w:r>
+            <w:r>
+              <w:rPr>
+                <w:rFonts w:ascii="Calibri" w:hAnsi="Calibri" w:cs="Calibri"/>
+              </w:rPr>
+              <w:t xml:space="preserve">/768, </w:t>
+            </w:r>
+            <w:r>
+              <w:rPr>
+                <w:rFonts w:ascii="Consolas" w:hAnsi="Consolas" w:cs="Consolas"/>
+                <w:sz w:val="19"/>
+                <w:szCs w:val="19"/>
+              </w:rPr>
+              <w:t>desktop</w:t>
+            </w:r>
+            <w:r>
+              <w:rPr>
+                <w:rFonts w:ascii="Calibri" w:hAnsi="Calibri" w:cs="Calibri"/>
+              </w:rPr>
+              <w:t xml:space="preserve">/1024 and </w:t>
+            </w:r>
+            <w:r>
+              <w:rPr>
+                <w:rFonts w:ascii="Consolas" w:hAnsi="Consolas" w:cs="Consolas"/>
+                <w:sz w:val="19"/>
+                <w:szCs w:val="19"/>
+              </w:rPr>
+              <w:t>wide</w:t>
+            </w:r>
+            <w:r>
+              <w:rPr>
+                <w:rFonts w:ascii="Calibri" w:hAnsi="Calibri" w:cs="Calibri"/>
+              </w:rPr>
+              <w:t>/1440 rules; require an existing structural order alternative and complete region/relationship coverage at every breakpoint; constrain proportions and relationship-kind transformations; canonicalize by breakpoint, selected reading order and A-03 relationship order; preserve accessibility, A-03/A-04/v1 bytes and zero record/runtime-consumer counts; make P10B-19A-06 the exact next task.</w:t>
             </w:r>
           </w:p>
         </w:tc>
@@ -2267,7 +2340,7 @@
               <w:rPr>
                 <w:rFonts w:ascii="Calibri" w:hAnsi="Calibri" w:cs="Calibri"/>
               </w:rPr>
-              <w:t>1.3.0 P10B-19A-03</w:t>
+              <w:t>1.3.0 P10B-19A-04</w:t>
             </w:r>
           </w:p>
         </w:tc>
@@ -2304,7 +2377,7 @@
               <w:rPr>
                 <w:rFonts w:ascii="Calibri" w:hAnsi="Calibri" w:cs="Calibri"/>
               </w:rPr>
-              <w:t>P10B-19A-03 required page structures, region graph and PageBlueprint v2 dispatch baseline</w:t>
+              <w:t>P10B-19A-04 PageBlueprint v2 asset-role compatibility contract baseline</w:t>
             </w:r>
           </w:p>
         </w:tc>
@@ -2322,7 +2395,7 @@
               <w:rPr>
                 <w:rFonts w:ascii="Calibri" w:hAnsi="Calibri" w:cs="Calibri"/>
               </w:rPr>
-              <w:t xml:space="preserve">Add explicit v1 </w:t>
+              <w:t xml:space="preserve">Preserve and expose the canonical ordered nine-role </w:t>
             </w:r>
             <w:r>
               <w:rPr>
@@ -2330,13 +2403,13 @@
                 <w:sz w:val="19"/>
                 <w:szCs w:val="19"/>
               </w:rPr>
-              <w:t>1.0.0</w:t>
-            </w:r>
-            <w:r>
-              <w:rPr>
-                <w:rFonts w:ascii="Calibri" w:hAnsi="Calibri" w:cs="Calibri"/>
-              </w:rPr>
-              <w:t xml:space="preserve"> / v2 </w:t>
+              <w:t>AssetRole</w:t>
+            </w:r>
+            <w:r>
+              <w:rPr>
+                <w:rFonts w:ascii="Calibri" w:hAnsi="Calibri" w:cs="Calibri"/>
+              </w:rPr>
+              <w:t xml:space="preserve"> authority; add one strict deeply readonly companion contract at schema version </w:t>
             </w:r>
             <w:r>
               <w:rPr>
@@ -2344,27 +2417,13 @@
                 <w:sz w:val="19"/>
                 <w:szCs w:val="19"/>
               </w:rPr>
-              <w:t>2.0.0</w:t>
-            </w:r>
-            <w:r>
-              <w:rPr>
-                <w:rFonts w:ascii="Calibri" w:hAnsi="Calibri" w:cs="Calibri"/>
-              </w:rPr>
-              <w:t xml:space="preserve"> contract dispatch and a strict inactive PageBlueprint v2 structural record at initial version </w:t>
-            </w:r>
-            <w:r>
-              <w:rPr>
-                <w:rFonts w:ascii="Consolas" w:hAnsi="Consolas" w:cs="Consolas"/>
-                <w:sz w:val="19"/>
-                <w:szCs w:val="19"/>
-              </w:rPr>
               <w:t>1.0.0</w:t>
             </w:r>
             <w:r>
               <w:rPr>
                 <w:rFonts w:ascii="Calibri" w:hAnsi="Calibri" w:cs="Calibri"/>
               </w:rPr>
-              <w:t>; reuse canonical page-family, narrative-role and visual-weight authority; lock six per-page relationship kinds, minimum required roles, bounded graph/order invariants and deterministic canonicalization; preserve v1 and keep v2 record, registry, persistence and current-generation consumer counts zero; make P10B-19A-04 the exact next task.</w:t>
+              <w:t>; bind exact blueprint ID/version and known regions; validate explicit required/optional role cardinality through maximum 32; canonicalize by structural default reading order and canonical role order; preserve A-03/v1 bytes and keep contract-record and runtime-consumer counts zero; make P10B-19A-05 the exact next task.</w:t>
             </w:r>
           </w:p>
         </w:tc>
@@ -2388,7 +2447,7 @@
               <w:rPr>
                 <w:rFonts w:ascii="Calibri" w:hAnsi="Calibri" w:cs="Calibri"/>
               </w:rPr>
-              <w:t>1.3.0 P10B-19A-02</w:t>
+              <w:t>1.3.0 P10B-19A-03</w:t>
             </w:r>
           </w:p>
         </w:tc>
@@ -2407,7 +2466,7 @@
               <w:rPr>
                 <w:rFonts w:ascii="Calibri" w:hAnsi="Calibri" w:cs="Calibri"/>
               </w:rPr>
-              <w:t>31 August 2026</w:t>
+              <w:t>1 September 2026</w:t>
             </w:r>
           </w:p>
         </w:tc>
@@ -2425,7 +2484,7 @@
               <w:rPr>
                 <w:rFonts w:ascii="Calibri" w:hAnsi="Calibri" w:cs="Calibri"/>
               </w:rPr>
-              <w:t>P10B-19A-02 cross-page structural relationship baseline</w:t>
+              <w:t>P10B-19A-03 required page structures, region graph and PageBlueprint v2 dispatch baseline</w:t>
             </w:r>
           </w:p>
         </w:tc>
@@ -2443,7 +2502,49 @@
               <w:rPr>
                 <w:rFonts w:ascii="Calibri" w:hAnsi="Calibri" w:cs="Calibri"/>
               </w:rPr>
-              <w:t>Establish the exact six-role and seven-kind directed relationship vocabulary, strict immutable value object, deterministic key, bounded duplicate rejection and canonical collection ordering without adding relationship records, a registry, graph, PageBlueprint v2 authority, persistence, rendering or current-generation consumers; make P10B-19A-03 the exact next task.</w:t>
+              <w:t xml:space="preserve">Add explicit v1 </w:t>
+            </w:r>
+            <w:r>
+              <w:rPr>
+                <w:rFonts w:ascii="Consolas" w:hAnsi="Consolas" w:cs="Consolas"/>
+                <w:sz w:val="19"/>
+                <w:szCs w:val="19"/>
+              </w:rPr>
+              <w:t>1.0.0</w:t>
+            </w:r>
+            <w:r>
+              <w:rPr>
+                <w:rFonts w:ascii="Calibri" w:hAnsi="Calibri" w:cs="Calibri"/>
+              </w:rPr>
+              <w:t xml:space="preserve"> / v2 </w:t>
+            </w:r>
+            <w:r>
+              <w:rPr>
+                <w:rFonts w:ascii="Consolas" w:hAnsi="Consolas" w:cs="Consolas"/>
+                <w:sz w:val="19"/>
+                <w:szCs w:val="19"/>
+              </w:rPr>
+              <w:t>2.0.0</w:t>
+            </w:r>
+            <w:r>
+              <w:rPr>
+                <w:rFonts w:ascii="Calibri" w:hAnsi="Calibri" w:cs="Calibri"/>
+              </w:rPr>
+              <w:t xml:space="preserve"> contract dispatch and a strict inactive PageBlueprint v2 structural record at initial version </w:t>
+            </w:r>
+            <w:r>
+              <w:rPr>
+                <w:rFonts w:ascii="Consolas" w:hAnsi="Consolas" w:cs="Consolas"/>
+                <w:sz w:val="19"/>
+                <w:szCs w:val="19"/>
+              </w:rPr>
+              <w:t>1.0.0</w:t>
+            </w:r>
+            <w:r>
+              <w:rPr>
+                <w:rFonts w:ascii="Calibri" w:hAnsi="Calibri" w:cs="Calibri"/>
+              </w:rPr>
+              <w:t>; reuse canonical page-family, narrative-role and visual-weight authority; lock six per-page relationship kinds, minimum required roles, bounded graph/order invariants and deterministic canonicalization; preserve v1 and keep v2 record, registry, persistence and current-generation consumer counts zero; make P10B-19A-04 the exact next task.</w:t>
             </w:r>
           </w:p>
         </w:tc>
@@ -2467,7 +2568,7 @@
               <w:rPr>
                 <w:rFonts w:ascii="Calibri" w:hAnsi="Calibri" w:cs="Calibri"/>
               </w:rPr>
-              <w:t>1.3.0 P10B-19A-01</w:t>
+              <w:t>1.3.0 P10B-19A-02</w:t>
             </w:r>
           </w:p>
         </w:tc>
@@ -2504,7 +2605,7 @@
               <w:rPr>
                 <w:rFonts w:ascii="Calibri" w:hAnsi="Calibri" w:cs="Calibri"/>
               </w:rPr>
-              <w:t>P10B-19A-01 structural family identity and lifecycle baseline</w:t>
+              <w:t>P10B-19A-02 cross-page structural relationship baseline</w:t>
             </w:r>
           </w:p>
         </w:tc>
@@ -2522,7 +2623,7 @@
               <w:rPr>
                 <w:rFonts w:ascii="Calibri" w:hAnsi="Calibri" w:cs="Calibri"/>
               </w:rPr>
-              <w:t>Establish the exact six-family identity vocabulary, strict supported-major-v1 version and identity contract, deterministic duplicate rejection, candidate/active/deprecated lifecycle policy and active-only selectability without adding family records, a registry, selection, PageBlueprint v2, rendering or current-generation wiring; make P10B-19A-02 the exact next task.</w:t>
+              <w:t>Establish the exact six-role and seven-kind directed relationship vocabulary, strict immutable value object, deterministic key, bounded duplicate rejection and canonical collection ordering without adding relationship records, a registry, graph, PageBlueprint v2 authority, persistence, rendering or current-generation consumers; make P10B-19A-03 the exact next task.</w:t>
             </w:r>
           </w:p>
         </w:tc>
@@ -2546,7 +2647,7 @@
               <w:rPr>
                 <w:rFonts w:ascii="Calibri" w:hAnsi="Calibri" w:cs="Calibri"/>
               </w:rPr>
-              <w:t>1.3.0 P10B-18D</w:t>
+              <w:t>1.3.0 P10B-19A-01</w:t>
             </w:r>
           </w:p>
         </w:tc>
@@ -2565,7 +2666,7 @@
               <w:rPr>
                 <w:rFonts w:ascii="Calibri" w:hAnsi="Calibri" w:cs="Calibri"/>
               </w:rPr>
-              <w:t>24 August 2026</w:t>
+              <w:t>31 August 2026</w:t>
             </w:r>
           </w:p>
         </w:tc>
@@ -2583,7 +2684,7 @@
               <w:rPr>
                 <w:rFonts w:ascii="Calibri" w:hAnsi="Calibri" w:cs="Calibri"/>
               </w:rPr>
-              <w:t>P10B-18D diagnostic baseline; live quality rejected</w:t>
+              <w:t>P10B-19A-01 structural family identity and lifecycle baseline</w:t>
             </w:r>
           </w:p>
         </w:tc>
@@ -2601,7 +2702,7 @@
               <w:rPr>
                 <w:rFonts w:ascii="Calibri" w:hAnsi="Calibri" w:cs="Calibri"/>
               </w:rPr>
-              <w:t>Accept the bounded six-call live-AI experiment and safe evidence while rejecting current commercial quality; record exact Concept 2/6 authority collapse, prompt-fidelity failures, evidence limitations and P10B-19 PRE as the next architecture lock without changing production behavior, provider contracts, retry/fallback policy, commerce/media authority or thresholds.</w:t>
+              <w:t>Establish the exact six-family identity vocabulary, strict supported-major-v1 version and identity contract, deterministic duplicate rejection, candidate/active/deprecated lifecycle policy and active-only selectability without adding family records, a registry, selection, PageBlueprint v2, rendering or current-generation wiring; make P10B-19A-02 the exact next task.</w:t>
             </w:r>
           </w:p>
         </w:tc>
@@ -2625,7 +2726,7 @@
               <w:rPr>
                 <w:rFonts w:ascii="Calibri" w:hAnsi="Calibri" w:cs="Calibri"/>
               </w:rPr>
-              <w:t>1.3.0 P10B-16P-05B</w:t>
+              <w:t>1.3.0 P10B-18D</w:t>
             </w:r>
           </w:p>
         </w:tc>
@@ -2644,7 +2745,7 @@
               <w:rPr>
                 <w:rFonts w:ascii="Calibri" w:hAnsi="Calibri" w:cs="Calibri"/>
               </w:rPr>
-              <w:t>23 August 2026</w:t>
+              <w:t>24 August 2026</w:t>
             </w:r>
           </w:p>
         </w:tc>
@@ -2662,7 +2763,7 @@
               <w:rPr>
                 <w:rFonts w:ascii="Calibri" w:hAnsi="Calibri" w:cs="Calibri"/>
               </w:rPr>
-              <w:t>P10B-16P-05B accepted cleanup</w:t>
+              <w:t>P10B-18D diagnostic baseline; live quality rejected</w:t>
             </w:r>
           </w:p>
         </w:tc>
@@ -2680,7 +2781,7 @@
               <w:rPr>
                 <w:rFonts w:ascii="Calibri" w:hAnsi="Calibri" w:cs="Calibri"/>
               </w:rPr>
-              <w:t>Remove consumer-proven one-time acceptance infrastructure, restore unconditional production fail-closed P04 authority, retain one lean token-protected mock/live P10B-18D seam, and preserve active generation, migration, deterministic quality and protected commerce/media without changing storefront output.</w:t>
+              <w:t>Accept the bounded six-call live-AI experiment and safe evidence while rejecting current commercial quality; record exact Concept 2/6 authority collapse, prompt-fidelity failures, evidence limitations and P10B-19 PRE as the next architecture lock without changing production behavior, provider contracts, retry/fallback policy, commerce/media authority or thresholds.</w:t>
             </w:r>
           </w:p>
         </w:tc>
@@ -2704,7 +2805,7 @@
               <w:rPr>
                 <w:rFonts w:ascii="Calibri" w:hAnsi="Calibri" w:cs="Calibri"/>
               </w:rPr>
-              <w:t>1.3.0 P10B-18C</w:t>
+              <w:t>1.3.0 P10B-16P-05B</w:t>
             </w:r>
           </w:p>
         </w:tc>
@@ -2723,7 +2824,7 @@
               <w:rPr>
                 <w:rFonts w:ascii="Calibri" w:hAnsi="Calibri" w:cs="Calibri"/>
               </w:rPr>
-              <w:t>22 August 2026</w:t>
+              <w:t>23 August 2026</w:t>
             </w:r>
           </w:p>
         </w:tc>
@@ -2741,7 +2842,7 @@
               <w:rPr>
                 <w:rFonts w:ascii="Calibri" w:hAnsi="Calibri" w:cs="Calibri"/>
               </w:rPr>
-              <w:t>P10B-18C accepted implementation and evidence</w:t>
+              <w:t>P10B-16P-05B accepted cleanup</w:t>
             </w:r>
           </w:p>
         </w:tc>
@@ -2759,7 +2860,7 @@
               <w:rPr>
                 <w:rFonts w:ascii="Calibri" w:hAnsi="Calibri" w:cs="Calibri"/>
               </w:rPr>
-              <w:t>Accept the deterministic 9 x 14 complete-store matrix, 126/126 replay and protected-state result, 54 material topologies, deterministic 28-store selector, final 280-entry four-width EN/FI review and canonical lifecycle as the current commercial-quality baseline; preserve first-run failures and frozen P10B-18A/P10B-18B evidence while leaving live-AI acceptance to P10B-18D.</w:t>
+              <w:t>Remove consumer-proven one-time acceptance infrastructure, restore unconditional production fail-closed P04 authority, retain one lean token-protected mock/live P10B-18D seam, and preserve active generation, migration, deterministic quality and protected commerce/media without changing storefront output.</w:t>
             </w:r>
           </w:p>
         </w:tc>
@@ -2783,7 +2884,7 @@
               <w:rPr>
                 <w:rFonts w:ascii="Calibri" w:hAnsi="Calibri" w:cs="Calibri"/>
               </w:rPr>
-              <w:t>1.3.0 P10B-18B-04</w:t>
+              <w:t>1.3.0 P10B-18C</w:t>
             </w:r>
           </w:p>
         </w:tc>
@@ -2802,7 +2903,7 @@
               <w:rPr>
                 <w:rFonts w:ascii="Calibri" w:hAnsi="Calibri" w:cs="Calibri"/>
               </w:rPr>
-              <w:t>19 August 2026</w:t>
+              <w:t>22 August 2026</w:t>
             </w:r>
           </w:p>
         </w:tc>
@@ -2820,7 +2921,7 @@
               <w:rPr>
                 <w:rFonts w:ascii="Calibri" w:hAnsi="Calibri" w:cs="Calibri"/>
               </w:rPr>
-              <w:t>P10B-18B-04 accepted implementation</w:t>
+              <w:t>P10B-18C accepted implementation and evidence</w:t>
             </w:r>
           </w:p>
         </w:tc>
@@ -2838,7 +2939,7 @@
               <w:rPr>
                 <w:rFonts w:ascii="Calibri" w:hAnsi="Calibri" w:cs="Calibri"/>
               </w:rPr>
-              <w:t>Add bounded exact-product PDP matching, four purposeful compositions, stronger purchase/configuration hierarchy, bounded canonical galleries, resolver-safe failure behavior and cardinality-aware related merchandising; retain protected variants/options/prices/media, canonical lifecycle/publication authority and 20 reviewed captures without accepting content/utility or complete-storefront commercial quality.</w:t>
+              <w:t>Accept the deterministic 9 x 14 complete-store matrix, 126/126 replay and protected-state result, 54 material topologies, deterministic 28-store selector, final 280-entry four-width EN/FI review and canonical lifecycle as the current commercial-quality baseline; preserve first-run failures and frozen P10B-18A/P10B-18B evidence while leaving live-AI acceptance to P10B-18D.</w:t>
             </w:r>
           </w:p>
         </w:tc>
@@ -2862,7 +2963,7 @@
               <w:rPr>
                 <w:rFonts w:ascii="Calibri" w:hAnsi="Calibri" w:cs="Calibri"/>
               </w:rPr>
-              <w:t>1.3.0 P10B-18B-03</w:t>
+              <w:t>1.3.0 P10B-18B-04</w:t>
             </w:r>
           </w:p>
         </w:tc>
@@ -2881,7 +2982,7 @@
               <w:rPr>
                 <w:rFonts w:ascii="Calibri" w:hAnsi="Calibri" w:cs="Calibri"/>
               </w:rPr>
-              <w:t>18 August 2026</w:t>
+              <w:t>19 August 2026</w:t>
             </w:r>
           </w:p>
         </w:tc>
@@ -2899,7 +3000,7 @@
               <w:rPr>
                 <w:rFonts w:ascii="Calibri" w:hAnsi="Calibri" w:cs="Calibri"/>
               </w:rPr>
-              <w:t>P10B-18B-03 accepted implementation</w:t>
+              <w:t>P10B-18B-04 accepted implementation</w:t>
             </w:r>
           </w:p>
         </w:tc>
@@ -2917,7 +3018,7 @@
               <w:rPr>
                 <w:rFonts w:ascii="Calibri" w:hAnsi="Calibri" w:cs="Calibri"/>
               </w:rPr>
-              <w:t>Strengthen the four existing collection/search profiles and five canonical card anatomies with bounded cardinality, useful facet/filter hierarchy, proportional orientation/grid composition, distinct executable comparison/dense search, truthful semantic discovery causality and synchronized provider-facing canonical-search capability; retain protected commerce/media, lifecycle and publication authority and 21 reviewed captures without accepting complete-storefront quality.</w:t>
+              <w:t>Add bounded exact-product PDP matching, four purposeful compositions, stronger purchase/configuration hierarchy, bounded canonical galleries, resolver-safe failure behavior and cardinality-aware related merchandising; retain protected variants/options/prices/media, canonical lifecycle/publication authority and 20 reviewed captures without accepting content/utility or complete-storefront commercial quality.</w:t>
             </w:r>
           </w:p>
         </w:tc>
@@ -2941,7 +3042,7 @@
               <w:rPr>
                 <w:rFonts w:ascii="Calibri" w:hAnsi="Calibri" w:cs="Calibri"/>
               </w:rPr>
-              <w:t>1.3.0 P10B-18B-02</w:t>
+              <w:t>1.3.0 P10B-18B-03</w:t>
             </w:r>
           </w:p>
         </w:tc>
@@ -2978,7 +3079,7 @@
               <w:rPr>
                 <w:rFonts w:ascii="Calibri" w:hAnsi="Calibri" w:cs="Calibri"/>
               </w:rPr>
-              <w:t>P10B-18B-02 accepted implementation</w:t>
+              <w:t>P10B-18B-03 accepted implementation</w:t>
             </w:r>
           </w:p>
         </w:tc>
@@ -2996,7 +3097,7 @@
               <w:rPr>
                 <w:rFonts w:ascii="Calibri" w:hAnsi="Calibri" w:cs="Calibri"/>
               </w:rPr>
-              <w:t>Strengthen the six existing homepage profiles and shared hero/editorial/campaign/proof renderer with explicit transition authority, truthful story/catalogue semantic causality, asset-aware rich/sparse progression and observable hierarchy; retain 72-case structural accounting and 14 reviewed captures while preserving protected commerce/media, snapshot/lifecycle and publication authority and leaving later page-family and P10B-18C quality gates incomplete.</w:t>
+              <w:t>Strengthen the four existing collection/search profiles and five canonical card anatomies with bounded cardinality, useful facet/filter hierarchy, proportional orientation/grid composition, distinct executable comparison/dense search, truthful semantic discovery causality and synchronized provider-facing canonical-search capability; retain protected commerce/media, lifecycle and publication authority and 21 reviewed captures without accepting complete-storefront quality.</w:t>
             </w:r>
           </w:p>
         </w:tc>
@@ -3020,7 +3121,7 @@
               <w:rPr>
                 <w:rFonts w:ascii="Calibri" w:hAnsi="Calibri" w:cs="Calibri"/>
               </w:rPr>
-              <w:t>1.3.0 P10B-18B-06</w:t>
+              <w:t>1.3.0 P10B-18B-02</w:t>
             </w:r>
           </w:p>
         </w:tc>
@@ -3039,7 +3140,7 @@
               <w:rPr>
                 <w:rFonts w:ascii="Calibri" w:hAnsi="Calibri" w:cs="Calibri"/>
               </w:rPr>
-              <w:t>17 August 2026</w:t>
+              <w:t>18 August 2026</w:t>
             </w:r>
           </w:p>
         </w:tc>
@@ -3057,7 +3158,7 @@
               <w:rPr>
                 <w:rFonts w:ascii="Calibri" w:hAnsi="Calibri" w:cs="Calibri"/>
               </w:rPr>
-              <w:t>P10B-18B-06 accepted implementation</w:t>
+              <w:t>P10B-18B-02 accepted implementation</w:t>
             </w:r>
           </w:p>
         </w:tc>
@@ -3075,7 +3176,7 @@
               <w:rPr>
                 <w:rFonts w:ascii="Calibri" w:hAnsi="Calibri" w:cs="Calibri"/>
               </w:rPr>
-              <w:t>Select approved presentation assets by exact purpose affinity, enforce bounded reuse, pair approved responsive sources/crops, consume an approved shared-frame logo and material art direction, preserve historical responsive-image and protected product-media authority, and retain an accepted 13-capture checkpoint without accepting complete-storefront commercial visual quality.</w:t>
+              <w:t>Strengthen the six existing homepage profiles and shared hero/editorial/campaign/proof renderer with explicit transition authority, truthful story/catalogue semantic causality, asset-aware rich/sparse progression and observable hierarchy; retain 72-case structural accounting and 14 reviewed captures while preserving protected commerce/media, snapshot/lifecycle and publication authority and leaving later page-family and P10B-18C quality gates incomplete.</w:t>
             </w:r>
           </w:p>
         </w:tc>
@@ -3099,7 +3200,7 @@
               <w:rPr>
                 <w:rFonts w:ascii="Calibri" w:hAnsi="Calibri" w:cs="Calibri"/>
               </w:rPr>
-              <w:t>1.3.0 P10B-18B-01</w:t>
+              <w:t>1.3.0 P10B-18B-06</w:t>
             </w:r>
           </w:p>
         </w:tc>
@@ -3136,7 +3237,7 @@
               <w:rPr>
                 <w:rFonts w:ascii="Calibri" w:hAnsi="Calibri" w:cs="Calibri"/>
               </w:rPr>
-              <w:t>P10B-18B-01 accepted implementation</w:t>
+              <w:t>P10B-18B-06 accepted implementation</w:t>
             </w:r>
           </w:p>
         </w:tc>
@@ -3154,7 +3255,7 @@
               <w:rPr>
                 <w:rFonts w:ascii="Calibri" w:hAnsi="Calibri" w:cs="Calibri"/>
               </w:rPr>
-              <w:t>Materialize bounded within-direction Design DNA density, correct semantic influence claims, make the existing compact-technical frame truthfully complete-store reachable, refine all four shared frames, preserve protected commerce/media and lifecycle authority, and retain a focused accepted 17-capture checkpoint while leaving parent P10B-18B/P10B-18/P10B Partial and P10B-18C unproved.</w:t>
+              <w:t>Select approved presentation assets by exact purpose affinity, enforce bounded reuse, pair approved responsive sources/crops, consume an approved shared-frame logo and material art direction, preserve historical responsive-image and protected product-media authority, and retain an accepted 13-capture checkpoint without accepting complete-storefront commercial visual quality.</w:t>
             </w:r>
           </w:p>
         </w:tc>
@@ -3178,7 +3279,7 @@
               <w:rPr>
                 <w:rFonts w:ascii="Calibri" w:hAnsi="Calibri" w:cs="Calibri"/>
               </w:rPr>
-              <w:t>1.3.0 P10B-18A</w:t>
+              <w:t>1.3.0 P10B-18B-01</w:t>
             </w:r>
           </w:p>
         </w:tc>
@@ -3197,7 +3298,7 @@
               <w:rPr>
                 <w:rFonts w:ascii="Calibri" w:hAnsi="Calibri" w:cs="Calibri"/>
               </w:rPr>
-              <w:t>16 August 2026</w:t>
+              <w:t>17 August 2026</w:t>
             </w:r>
           </w:p>
         </w:tc>
@@ -3215,7 +3316,7 @@
               <w:rPr>
                 <w:rFonts w:ascii="Calibri" w:hAnsi="Calibri" w:cs="Calibri"/>
               </w:rPr>
-              <w:t>P10B-18A accepted audit</w:t>
+              <w:t>P10B-18B-01 accepted implementation</w:t>
             </w:r>
           </w:p>
         </w:tc>
@@ -3233,7 +3334,7 @@
               <w:rPr>
                 <w:rFonts w:ascii="Calibri" w:hAnsi="Calibri" w:cs="Calibri"/>
               </w:rPr>
-              <w:t>Accept the deterministic 72-case commercial-authority audit and retained 18-store/108-capture human review as the current ceiling diagnosis; freeze six conditional P10B-18B source-authority packages while leaving parent P10B-18 Partial, P10B-18B/P10B-18C Planned, and the 100+ quality gate unproved.</w:t>
+              <w:t>Materialize bounded within-direction Design DNA density, correct semantic influence claims, make the existing compact-technical frame truthfully complete-store reachable, refine all four shared frames, preserve protected commerce/media and lifecycle authority, and retain a focused accepted 17-capture checkpoint while leaving parent P10B-18B/P10B-18/P10B Partial and P10B-18C unproved.</w:t>
             </w:r>
           </w:p>
         </w:tc>
@@ -3257,7 +3358,7 @@
               <w:rPr>
                 <w:rFonts w:ascii="Calibri" w:hAnsi="Calibri" w:cs="Calibri"/>
               </w:rPr>
-              <w:t>1.3.0 P10B-17</w:t>
+              <w:t>1.3.0 P10B-18A</w:t>
             </w:r>
           </w:p>
         </w:tc>
@@ -3294,7 +3395,7 @@
               <w:rPr>
                 <w:rFonts w:ascii="Calibri" w:hAnsi="Calibri" w:cs="Calibri"/>
               </w:rPr>
-              <w:t>P10B-17 delivery</w:t>
+              <w:t>P10B-18A accepted audit</w:t>
             </w:r>
           </w:p>
         </w:tc>
@@ -3312,7 +3413,7 @@
               <w:rPr>
                 <w:rFonts w:ascii="Calibri" w:hAnsi="Calibri" w:cs="Calibri"/>
               </w:rPr>
-              <w:t>Execute existing registered responsive authority across 375/768/1024/1440 px and EN/FI; close shared-frame, homepage, collection/search, PDP, content/support, and utility geometry; preserve keyboard/focus/semantic/contrast behavior and protected commerce/media; enforce deterministic rendering, media, search, and build budgets; and retain bounded browser and human visual evidence without claiming P10B-18 designer-grade quality, Vesko staging, or production readiness.</w:t>
+              <w:t>Accept the deterministic 72-case commercial-authority audit and retained 18-store/108-capture human review as the current ceiling diagnosis; freeze six conditional P10B-18B source-authority packages while leaving parent P10B-18 Partial, P10B-18B/P10B-18C Planned, and the 100+ quality gate unproved.</w:t>
             </w:r>
           </w:p>
         </w:tc>
@@ -3336,7 +3437,7 @@
               <w:rPr>
                 <w:rFonts w:ascii="Calibri" w:hAnsi="Calibri" w:cs="Calibri"/>
               </w:rPr>
-              <w:t>1.3.0 P10B-16P-06</w:t>
+              <w:t>1.3.0 P10B-17</w:t>
             </w:r>
           </w:p>
         </w:tc>
@@ -3355,7 +3456,7 @@
               <w:rPr>
                 <w:rFonts w:ascii="Calibri" w:hAnsi="Calibri" w:cs="Calibri"/>
               </w:rPr>
-              <w:t>15 August 2026</w:t>
+              <w:t>16 August 2026</w:t>
             </w:r>
           </w:p>
         </w:tc>
@@ -3373,7 +3474,7 @@
               <w:rPr>
                 <w:rFonts w:ascii="Calibri" w:hAnsi="Calibri" w:cs="Calibri"/>
               </w:rPr>
-              <w:t>P10B-16P-06 delivery</w:t>
+              <w:t>P10B-17 delivery</w:t>
             </w:r>
           </w:p>
         </w:tc>
@@ -3391,35 +3492,7 @@
               <w:rPr>
                 <w:rFonts w:ascii="Calibri" w:hAnsi="Calibri" w:cs="Calibri"/>
               </w:rPr>
-              <w:t xml:space="preserve">Add one provider-neutral transient product-search contract and standalone </w:t>
-            </w:r>
-            <w:r>
-              <w:rPr>
-                <w:rFonts w:ascii="Consolas" w:hAnsi="Consolas" w:cs="Consolas"/>
-                <w:sz w:val="19"/>
-                <w:szCs w:val="19"/>
-              </w:rPr>
-              <w:t>CatalogueDisplayModel</w:t>
-            </w:r>
-            <w:r>
-              <w:rPr>
-                <w:rFonts w:ascii="Calibri" w:hAnsi="Calibri" w:cs="Calibri"/>
-              </w:rPr>
-              <w:t xml:space="preserve"> adapter; execute the persisted </w:t>
-            </w:r>
-            <w:r>
-              <w:rPr>
-                <w:rFonts w:ascii="Consolas" w:hAnsi="Consolas" w:cs="Consolas"/>
-                <w:sz w:val="19"/>
-                <w:szCs w:val="19"/>
-              </w:rPr>
-              <w:t>/search</w:t>
-            </w:r>
-            <w:r>
-              <w:rPr>
-                <w:rFonts w:ascii="Calibri" w:hAnsi="Calibri" w:cs="Calibri"/>
-              </w:rPr>
-              <w:t xml:space="preserve"> route and selected registered presentation across draft, proposal, saved/history, and published targets; preserve exact product links, EN/FI behavior, protected commerce/media, and lifecycle non-persistence; and keep Vesko/AI/semantic/fuzzy search outside the claim.</w:t>
+              <w:t>Execute existing registered responsive authority across 375/768/1024/1440 px and EN/FI; close shared-frame, homepage, collection/search, PDP, content/support, and utility geometry; preserve keyboard/focus/semantic/contrast behavior and protected commerce/media; enforce deterministic rendering, media, search, and build budgets; and retain bounded browser and human visual evidence without claiming P10B-18 designer-grade quality, Vesko staging, or production readiness.</w:t>
             </w:r>
           </w:p>
         </w:tc>
@@ -3443,7 +3516,7 @@
               <w:rPr>
                 <w:rFonts w:ascii="Calibri" w:hAnsi="Calibri" w:cs="Calibri"/>
               </w:rPr>
-              <w:t>1.3.0 P10B-16P-05A</w:t>
+              <w:t>1.3.0 P10B-16P-06</w:t>
             </w:r>
           </w:p>
         </w:tc>
@@ -3480,7 +3553,7 @@
               <w:rPr>
                 <w:rFonts w:ascii="Calibri" w:hAnsi="Calibri" w:cs="Calibri"/>
               </w:rPr>
-              <w:t>P10B-16P-05A delivery</w:t>
+              <w:t>P10B-16P-06 delivery</w:t>
             </w:r>
           </w:p>
         </w:tc>
@@ -3498,7 +3571,35 @@
               <w:rPr>
                 <w:rFonts w:ascii="Calibri" w:hAnsi="Calibri" w:cs="Calibri"/>
               </w:rPr>
-              <w:t>Make one canonical semantic initial-generation route and composition explicit, reduce the prompted compiler to one coordinator/resolver/decision/executor chain with one materialization boundary, remove the active P10B-16L runtime and executable-intent path, isolate retained P9/Lumo evidence, and preserve the production-disabled P10B-16P-04 acceptance composition through P10B-18.</w:t>
+              <w:t xml:space="preserve">Add one provider-neutral transient product-search contract and standalone </w:t>
+            </w:r>
+            <w:r>
+              <w:rPr>
+                <w:rFonts w:ascii="Consolas" w:hAnsi="Consolas" w:cs="Consolas"/>
+                <w:sz w:val="19"/>
+                <w:szCs w:val="19"/>
+              </w:rPr>
+              <w:t>CatalogueDisplayModel</w:t>
+            </w:r>
+            <w:r>
+              <w:rPr>
+                <w:rFonts w:ascii="Calibri" w:hAnsi="Calibri" w:cs="Calibri"/>
+              </w:rPr>
+              <w:t xml:space="preserve"> adapter; execute the persisted </w:t>
+            </w:r>
+            <w:r>
+              <w:rPr>
+                <w:rFonts w:ascii="Consolas" w:hAnsi="Consolas" w:cs="Consolas"/>
+                <w:sz w:val="19"/>
+                <w:szCs w:val="19"/>
+              </w:rPr>
+              <w:t>/search</w:t>
+            </w:r>
+            <w:r>
+              <w:rPr>
+                <w:rFonts w:ascii="Calibri" w:hAnsi="Calibri" w:cs="Calibri"/>
+              </w:rPr>
+              <w:t xml:space="preserve"> route and selected registered presentation across draft, proposal, saved/history, and published targets; preserve exact product links, EN/FI behavior, protected commerce/media, and lifecycle non-persistence; and keep Vesko/AI/semantic/fuzzy search outside the claim.</w:t>
             </w:r>
           </w:p>
         </w:tc>
@@ -3522,7 +3623,7 @@
               <w:rPr>
                 <w:rFonts w:ascii="Calibri" w:hAnsi="Calibri" w:cs="Calibri"/>
               </w:rPr>
-              <w:t>1.3.0 P10B-16P-04</w:t>
+              <w:t>1.3.0 P10B-16P-05A</w:t>
             </w:r>
           </w:p>
         </w:tc>
@@ -3559,7 +3660,7 @@
               <w:rPr>
                 <w:rFonts w:ascii="Calibri" w:hAnsi="Calibri" w:cs="Calibri"/>
               </w:rPr>
-              <w:t>P10B-16P-04 delivery</w:t>
+              <w:t>P10B-16P-05A delivery</w:t>
             </w:r>
           </w:p>
         </w:tc>
@@ -3577,7 +3678,7 @@
               <w:rPr>
                 <w:rFonts w:ascii="Calibri" w:hAnsi="Calibri" w:cs="Calibri"/>
               </w:rPr>
-              <w:t>Prove the bounded semantic Design Intent path through the normal production-disabled Storefront Studio with separately authorized real OpenAI A/B/C evidence, deterministic exact compilation and one materialization per successful prompt, clean A/B rejection, full C accept/undo/redo/save/reload/preview lifecycle, protected commerce/media parity, retained human review, and explicit P10B-16L compatibility disposition.</w:t>
+              <w:t>Make one canonical semantic initial-generation route and composition explicit, reduce the prompted compiler to one coordinator/resolver/decision/executor chain with one materialization boundary, remove the active P10B-16L runtime and executable-intent path, isolate retained P9/Lumo evidence, and preserve the production-disabled P10B-16P-04 acceptance composition through P10B-18.</w:t>
             </w:r>
           </w:p>
         </w:tc>
@@ -3601,7 +3702,7 @@
               <w:rPr>
                 <w:rFonts w:ascii="Calibri" w:hAnsi="Calibri" w:cs="Calibri"/>
               </w:rPr>
-              <w:t>1.3.0 P10B-16P-03</w:t>
+              <w:t>1.3.0 P10B-16P-04</w:t>
             </w:r>
           </w:p>
         </w:tc>
@@ -3620,7 +3721,7 @@
               <w:rPr>
                 <w:rFonts w:ascii="Calibri" w:hAnsi="Calibri" w:cs="Calibri"/>
               </w:rPr>
-              <w:t>12 August 2026</w:t>
+              <w:t>15 August 2026</w:t>
             </w:r>
           </w:p>
         </w:tc>
@@ -3638,7 +3739,7 @@
               <w:rPr>
                 <w:rFonts w:ascii="Calibri" w:hAnsi="Calibri" w:cs="Calibri"/>
               </w:rPr>
-              <w:t>P10B-16P-03 delivery</w:t>
+              <w:t>P10B-16P-04 delivery</w:t>
             </w:r>
           </w:p>
         </w:tc>
@@ -3656,7 +3757,7 @@
               <w:rPr>
                 <w:rFonts w:ascii="Calibri" w:hAnsi="Calibri" w:cs="Calibri"/>
               </w:rPr>
-              <w:t>Connect normal Storefront Studio whole-storefront generation to standalone/mock server authority and P10B-16P-02B compilation, bind one registered operation to exact source/compiler lineage and retained evidence, fail integrated requests closed pending P10B-16P-04 authenticated authority, and prove the mocked review/lifecycle/preview journey with zero real-provider calls.</w:t>
+              <w:t>Prove the bounded semantic Design Intent path through the normal production-disabled Storefront Studio with separately authorized real OpenAI A/B/C evidence, deterministic exact compilation and one materialization per successful prompt, clean A/B rejection, full C accept/undo/redo/save/reload/preview lifecycle, protected commerce/media parity, retained human review, and explicit P10B-16L compatibility disposition.</w:t>
             </w:r>
           </w:p>
         </w:tc>
@@ -3680,7 +3781,7 @@
               <w:rPr>
                 <w:rFonts w:ascii="Calibri" w:hAnsi="Calibri" w:cs="Calibri"/>
               </w:rPr>
-              <w:t>1.3.0 P10B-16P-02B</w:t>
+              <w:t>1.3.0 P10B-16P-03</w:t>
             </w:r>
           </w:p>
         </w:tc>
@@ -3717,7 +3818,7 @@
               <w:rPr>
                 <w:rFonts w:ascii="Calibri" w:hAnsi="Calibri" w:cs="Calibri"/>
               </w:rPr>
-              <w:t>P10B-16P-02B delivery</w:t>
+              <w:t>P10B-16P-03 delivery</w:t>
             </w:r>
           </w:p>
         </w:tc>
@@ -3735,7 +3836,7 @@
               <w:rPr>
                 <w:rFonts w:ascii="Calibri" w:hAnsi="Calibri" w:cs="Calibri"/>
               </w:rPr>
-              <w:t>Refresh and validate exact prompted authority, resolve complete material intent through a bounded metadata-only compatibility solver, compile exact Design DNA/frame/PageBlueprint/dynamic-commerce/component selections and diagnostics, and consume the result once through canonical P10B synthesis and isolated proposal authority with zero provider calls.</w:t>
+              <w:t>Connect normal Storefront Studio whole-storefront generation to standalone/mock server authority and P10B-16P-02B compilation, bind one registered operation to exact source/compiler lineage and retained evidence, fail integrated requests closed pending P10B-16P-04 authenticated authority, and prove the mocked review/lifecycle/preview journey with zero real-provider calls.</w:t>
             </w:r>
           </w:p>
         </w:tc>
@@ -3759,7 +3860,7 @@
               <w:rPr>
                 <w:rFonts w:ascii="Calibri" w:hAnsi="Calibri" w:cs="Calibri"/>
               </w:rPr>
-              <w:t>1.3.0 P10B-16P-02A</w:t>
+              <w:t>1.3.0 P10B-16P-02B</w:t>
             </w:r>
           </w:p>
         </w:tc>
@@ -3778,7 +3879,7 @@
               <w:rPr>
                 <w:rFonts w:ascii="Calibri" w:hAnsi="Calibri" w:cs="Calibri"/>
               </w:rPr>
-              <w:t>11 August 2026</w:t>
+              <w:t>12 August 2026</w:t>
             </w:r>
           </w:p>
         </w:tc>
@@ -3796,7 +3897,7 @@
               <w:rPr>
                 <w:rFonts w:ascii="Calibri" w:hAnsi="Calibri" w:cs="Calibri"/>
               </w:rPr>
-              <w:t>P10B-16P-02A delivery</w:t>
+              <w:t>P10B-16P-02B delivery</w:t>
             </w:r>
           </w:p>
         </w:tc>
@@ -3814,7 +3915,7 @@
               <w:rPr>
                 <w:rFonts w:ascii="Calibri" w:hAnsi="Calibri" w:cs="Calibri"/>
               </w:rPr>
-              <w:t>Establish the strict transient provider-safe capability projection, prompted request, preference-rich Design Intent V2, exact capability-reference validation, deterministic fingerprints, server-only OpenAI adapter and safe mocked-transport evidence without compiling or materializing a storefront before the provider response.</w:t>
+              <w:t>Refresh and validate exact prompted authority, resolve complete material intent through a bounded metadata-only compatibility solver, compile exact Design DNA/frame/PageBlueprint/dynamic-commerce/component selections and diagnostics, and consume the result once through canonical P10B synthesis and isolated proposal authority with zero provider calls.</w:t>
             </w:r>
           </w:p>
         </w:tc>
@@ -3838,7 +3939,7 @@
               <w:rPr>
                 <w:rFonts w:ascii="Calibri" w:hAnsi="Calibri" w:cs="Calibri"/>
               </w:rPr>
-              <w:t>1.3.0 P10B-16P-01</w:t>
+              <w:t>1.3.0 P10B-16P-02A</w:t>
             </w:r>
           </w:p>
         </w:tc>
@@ -3875,7 +3976,7 @@
               <w:rPr>
                 <w:rFonts w:ascii="Calibri" w:hAnsi="Calibri" w:cs="Calibri"/>
               </w:rPr>
-              <w:t>P10B-16P-01 delivery</w:t>
+              <w:t>P10B-16P-02A delivery</w:t>
             </w:r>
           </w:p>
         </w:tc>
@@ -3893,21 +3994,7 @@
               <w:rPr>
                 <w:rFonts w:ascii="Calibri" w:hAnsi="Calibri" w:cs="Calibri"/>
               </w:rPr>
-              <w:t xml:space="preserve">Separate static design pages, maintained collection/search and PDP archetypes, and concrete commerce route inventory inside one fingerprinted </w:t>
-            </w:r>
-            <w:r>
-              <w:rPr>
-                <w:rFonts w:ascii="Consolas" w:hAnsi="Consolas" w:cs="Consolas"/>
-                <w:sz w:val="19"/>
-                <w:szCs w:val="19"/>
-              </w:rPr>
-              <w:t>StorefrontSnapshot</w:t>
-            </w:r>
-            <w:r>
-              <w:rPr>
-                <w:rFonts w:ascii="Calibri" w:hAnsi="Calibri" w:cs="Calibri"/>
-              </w:rPr>
-              <w:t>; add deterministic mapping/migration, transient Studio/runtime projections, lifecycle/compiler/publication preservation, and exact route rendering without per-product or per-collection design documents.</w:t>
+              <w:t>Establish the strict transient provider-safe capability projection, prompted request, preference-rich Design Intent V2, exact capability-reference validation, deterministic fingerprints, server-only OpenAI adapter and safe mocked-transport evidence without compiling or materializing a storefront before the provider response.</w:t>
             </w:r>
           </w:p>
         </w:tc>
@@ -3931,7 +4018,7 @@
               <w:rPr>
                 <w:rFonts w:ascii="Calibri" w:hAnsi="Calibri" w:cs="Calibri"/>
               </w:rPr>
-              <w:t>1.3.0 P10B-15</w:t>
+              <w:t>1.3.0 P10B-16P-01</w:t>
             </w:r>
           </w:p>
         </w:tc>
@@ -3950,7 +4037,7 @@
               <w:rPr>
                 <w:rFonts w:ascii="Calibri" w:hAnsi="Calibri" w:cs="Calibri"/>
               </w:rPr>
-              <w:t>10 August 2026</w:t>
+              <w:t>11 August 2026</w:t>
             </w:r>
           </w:p>
         </w:tc>
@@ -3968,7 +4055,7 @@
               <w:rPr>
                 <w:rFonts w:ascii="Calibri" w:hAnsi="Calibri" w:cs="Calibri"/>
               </w:rPr>
-              <w:t>P10B-15 delivery</w:t>
+              <w:t>P10B-16P-01 delivery</w:t>
             </w:r>
           </w:p>
         </w:tc>
@@ -3986,7 +4073,21 @@
               <w:rPr>
                 <w:rFonts w:ascii="Calibri" w:hAnsi="Calibri" w:cs="Calibri"/>
               </w:rPr>
-              <w:t>Generalize complete-store generation into one versioned deterministic bounded synthesis and cross-page narrative authority with exact evidence, commerce, asset, Design DNA, page/profile/frame/component fingerprints; three complete outcomes; lifecycle publication; browser evidence; and retained human review.</w:t>
+              <w:t xml:space="preserve">Separate static design pages, maintained collection/search and PDP archetypes, and concrete commerce route inventory inside one fingerprinted </w:t>
+            </w:r>
+            <w:r>
+              <w:rPr>
+                <w:rFonts w:ascii="Consolas" w:hAnsi="Consolas" w:cs="Consolas"/>
+                <w:sz w:val="19"/>
+                <w:szCs w:val="19"/>
+              </w:rPr>
+              <w:t>StorefrontSnapshot</w:t>
+            </w:r>
+            <w:r>
+              <w:rPr>
+                <w:rFonts w:ascii="Calibri" w:hAnsi="Calibri" w:cs="Calibri"/>
+              </w:rPr>
+              <w:t>; add deterministic mapping/migration, transient Studio/runtime projections, lifecycle/compiler/publication preservation, and exact route rendering without per-product or per-collection design documents.</w:t>
             </w:r>
           </w:p>
         </w:tc>
@@ -4010,7 +4111,7 @@
               <w:rPr>
                 <w:rFonts w:ascii="Calibri" w:hAnsi="Calibri" w:cs="Calibri"/>
               </w:rPr>
-              <w:t>1.3.0 P10B-16</w:t>
+              <w:t>1.3.0 P10B-15</w:t>
             </w:r>
           </w:p>
         </w:tc>
@@ -4047,7 +4148,7 @@
               <w:rPr>
                 <w:rFonts w:ascii="Calibri" w:hAnsi="Calibri" w:cs="Calibri"/>
               </w:rPr>
-              <w:t>P10B-16 delivery</w:t>
+              <w:t>P10B-15 delivery</w:t>
             </w:r>
           </w:p>
         </w:tc>
@@ -4065,7 +4166,7 @@
               <w:rPr>
                 <w:rFonts w:ascii="Calibri" w:hAnsi="Calibri" w:cs="Calibri"/>
               </w:rPr>
-              <w:t>Register Premium Editorial, Modern Technical and Minimal Commerce as versioned narrowing packages; add deterministic direction/diversity fingerprints, duplicate and near-duplicate classification, bounded repetition avoidance, nine representative complete outcomes and retained browser/human evidence.</w:t>
+              <w:t>Generalize complete-store generation into one versioned deterministic bounded synthesis and cross-page narrative authority with exact evidence, commerce, asset, Design DNA, page/profile/frame/component fingerprints; three complete outcomes; lifecycle publication; browser evidence; and retained human review.</w:t>
             </w:r>
           </w:p>
         </w:tc>
@@ -4089,7 +4190,7 @@
               <w:rPr>
                 <w:rFonts w:ascii="Calibri" w:hAnsi="Calibri" w:cs="Calibri"/>
               </w:rPr>
-              <w:t>1.3.0 P10B-14</w:t>
+              <w:t>1.3.0 P10B-16</w:t>
             </w:r>
           </w:p>
         </w:tc>
@@ -4126,7 +4227,7 @@
               <w:rPr>
                 <w:rFonts w:ascii="Calibri" w:hAnsi="Calibri" w:cs="Calibri"/>
               </w:rPr>
-              <w:t>P10B-14 delivery</w:t>
+              <w:t>P10B-16 delivery</w:t>
             </w:r>
           </w:p>
         </w:tc>
@@ -4144,7 +4245,7 @@
               <w:rPr>
                 <w:rFonts w:ascii="Calibri" w:hAnsi="Calibri" w:cs="Calibri"/>
               </w:rPr>
-              <w:t>Prove one 17-route Premium Editorial storefront through current Design DNA, site-map, profile, proposal, snapshot, persistence, publication, canonical renderer, four-width browser and retained human-review authority.</w:t>
+              <w:t>Register Premium Editorial, Modern Technical and Minimal Commerce as versioned narrowing packages; add deterministic direction/diversity fingerprints, duplicate and near-duplicate classification, bounded repetition avoidance, nine representative complete outcomes and retained browser/human evidence.</w:t>
             </w:r>
           </w:p>
         </w:tc>
@@ -4168,7 +4269,7 @@
               <w:rPr>
                 <w:rFonts w:ascii="Calibri" w:hAnsi="Calibri" w:cs="Calibri"/>
               </w:rPr>
-              <w:t>1.3.0 P10B-10</w:t>
+              <w:t>1.3.0 P10B-14</w:t>
             </w:r>
           </w:p>
         </w:tc>
@@ -4187,7 +4288,7 @@
               <w:rPr>
                 <w:rFonts w:ascii="Calibri" w:hAnsi="Calibri" w:cs="Calibri"/>
               </w:rPr>
-              <w:t>9 August 2026</w:t>
+              <w:t>10 August 2026</w:t>
             </w:r>
           </w:p>
         </w:tc>
@@ -4205,7 +4306,7 @@
               <w:rPr>
                 <w:rFonts w:ascii="Calibri" w:hAnsi="Calibri" w:cs="Calibri"/>
               </w:rPr>
-              <w:t>P10B-10 delivery</w:t>
+              <w:t>P10B-14 delivery</w:t>
             </w:r>
           </w:p>
         </w:tc>
@@ -4223,7 +4324,7 @@
               <w:rPr>
                 <w:rFonts w:ascii="Calibri" w:hAnsi="Calibri" w:cs="Calibri"/>
               </w:rPr>
-              <w:t>Establish four fingerprinted commercial collection/search PageBlueprint profiles with exact canonical commerce, product-card and media authority, transient fail-closed zero-result context, deterministic lifecycle reachability, and retained four-width browser evidence.</w:t>
+              <w:t>Prove one 17-route Premium Editorial storefront through current Design DNA, site-map, profile, proposal, snapshot, persistence, publication, canonical renderer, four-width browser and retained human-review authority.</w:t>
             </w:r>
           </w:p>
         </w:tc>
@@ -4247,7 +4348,7 @@
               <w:rPr>
                 <w:rFonts w:ascii="Calibri" w:hAnsi="Calibri" w:cs="Calibri"/>
               </w:rPr>
-              <w:t>1.3.0 P10B-11</w:t>
+              <w:t>1.3.0 P10B-10</w:t>
             </w:r>
           </w:p>
         </w:tc>
@@ -4284,7 +4385,7 @@
               <w:rPr>
                 <w:rFonts w:ascii="Calibri" w:hAnsi="Calibri" w:cs="Calibri"/>
               </w:rPr>
-              <w:t>P10B-11 delivery</w:t>
+              <w:t>P10B-10 delivery</w:t>
             </w:r>
           </w:p>
         </w:tc>
@@ -4302,7 +4403,7 @@
               <w:rPr>
                 <w:rFonts w:ascii="Calibri" w:hAnsi="Calibri" w:cs="Calibri"/>
               </w:rPr>
-              <w:t>Establish four fingerprinted commercial PDP PageBlueprint profiles inside the canonical dynamic PDP runtime, retain generic canonical option/media/card authority, ground optional high-consideration support in approved evidence, preserve lifecycle/publishing, and provide four-width browser evidence.</w:t>
+              <w:t>Establish four fingerprinted commercial collection/search PageBlueprint profiles with exact canonical commerce, product-card and media authority, transient fail-closed zero-result context, deterministic lifecycle reachability, and retained four-width browser evidence.</w:t>
             </w:r>
           </w:p>
         </w:tc>
@@ -4326,7 +4427,7 @@
               <w:rPr>
                 <w:rFonts w:ascii="Calibri" w:hAnsi="Calibri" w:cs="Calibri"/>
               </w:rPr>
-              <w:t>1.3.0 P10B-12</w:t>
+              <w:t>1.3.0 P10B-11</w:t>
             </w:r>
           </w:p>
         </w:tc>
@@ -4363,7 +4464,7 @@
               <w:rPr>
                 <w:rFonts w:ascii="Calibri" w:hAnsi="Calibri" w:cs="Calibri"/>
               </w:rPr>
-              <w:t>P10B-12 delivery</w:t>
+              <w:t>P10B-11 delivery</w:t>
             </w:r>
           </w:p>
         </w:tc>
@@ -4381,7 +4482,7 @@
               <w:rPr>
                 <w:rFonts w:ascii="Calibri" w:hAnsi="Calibri" w:cs="Calibri"/>
               </w:rPr>
-              <w:t>Establish fifteen fact-bound content/support PageBlueprint profiles with approved-evidence rejection, canonical page-family, locale, navigation, snapshot, compiler, renderer, and browser evidence.</w:t>
+              <w:t>Establish four fingerprinted commercial PDP PageBlueprint profiles inside the canonical dynamic PDP runtime, retain generic canonical option/media/card authority, ground optional high-consideration support in approved evidence, preserve lifecycle/publishing, and provide four-width browser evidence.</w:t>
             </w:r>
           </w:p>
         </w:tc>
@@ -4405,7 +4506,7 @@
               <w:rPr>
                 <w:rFonts w:ascii="Calibri" w:hAnsi="Calibri" w:cs="Calibri"/>
               </w:rPr>
-              <w:t>1.3.0 P10B-13</w:t>
+              <w:t>1.3.0 P10B-12</w:t>
             </w:r>
           </w:p>
         </w:tc>
@@ -4442,7 +4543,7 @@
               <w:rPr>
                 <w:rFonts w:ascii="Calibri" w:hAnsi="Calibri" w:cs="Calibri"/>
               </w:rPr>
-              <w:t>P10B-13 delivery</w:t>
+              <w:t>P10B-12 delivery</w:t>
             </w:r>
           </w:p>
         </w:tc>
@@ -4460,7 +4561,7 @@
               <w:rPr>
                 <w:rFonts w:ascii="Calibri" w:hAnsi="Calibri" w:cs="Calibri"/>
               </w:rPr>
-              <w:t>Establish six fingerprinted commerce-utility PageBlueprint profiles plus route-local loading state with transient read-only cart/checkout/search/runtime state, fail-closed executable actions, snapshot configuration preservation, and retained four-width browser evidence.</w:t>
+              <w:t>Establish fifteen fact-bound content/support PageBlueprint profiles with approved-evidence rejection, canonical page-family, locale, navigation, snapshot, compiler, renderer, and browser evidence.</w:t>
             </w:r>
           </w:p>
         </w:tc>
@@ -4484,7 +4585,7 @@
               <w:rPr>
                 <w:rFonts w:ascii="Calibri" w:hAnsi="Calibri" w:cs="Calibri"/>
               </w:rPr>
-              <w:t>1.3.0 P10B-09</w:t>
+              <w:t>1.3.0 P10B-13</w:t>
             </w:r>
           </w:p>
         </w:tc>
@@ -4521,7 +4622,7 @@
               <w:rPr>
                 <w:rFonts w:ascii="Calibri" w:hAnsi="Calibri" w:cs="Calibri"/>
               </w:rPr>
-              <w:t>P10B-09 delivery</w:t>
+              <w:t>P10B-13 delivery</w:t>
             </w:r>
           </w:p>
         </w:tc>
@@ -4539,7 +4640,7 @@
               <w:rPr>
                 <w:rFonts w:ascii="Calibri" w:hAnsi="Calibri" w:cs="Calibri"/>
               </w:rPr>
-              <w:t>Establish six fingerprinted commercial homepage PageBlueprint profiles with evidence/cardinality authority, exact frame/story/card composition, deterministic lifecycle reachability, and retained four-width browser evidence.</w:t>
+              <w:t>Establish six fingerprinted commerce-utility PageBlueprint profiles plus route-local loading state with transient read-only cart/checkout/search/runtime state, fail-closed executable actions, snapshot configuration preservation, and retained four-width browser evidence.</w:t>
             </w:r>
           </w:p>
         </w:tc>
@@ -4563,7 +4664,7 @@
               <w:rPr>
                 <w:rFonts w:ascii="Calibri" w:hAnsi="Calibri" w:cs="Calibri"/>
               </w:rPr>
-              <w:t>1.3.0 P10B-07</w:t>
+              <w:t>1.3.0 P10B-09</w:t>
             </w:r>
           </w:p>
         </w:tc>
@@ -4582,7 +4683,7 @@
               <w:rPr>
                 <w:rFonts w:ascii="Calibri" w:hAnsi="Calibri" w:cs="Calibri"/>
               </w:rPr>
-              <w:t>8 August 2026</w:t>
+              <w:t>9 August 2026</w:t>
             </w:r>
           </w:p>
         </w:tc>
@@ -4600,7 +4701,7 @@
               <w:rPr>
                 <w:rFonts w:ascii="Calibri" w:hAnsi="Calibri" w:cs="Calibri"/>
               </w:rPr>
-              <w:t>P10B-07 delivery</w:t>
+              <w:t>P10B-09 delivery</w:t>
             </w:r>
           </w:p>
         </w:tc>
@@ -4618,7 +4719,7 @@
               <w:rPr>
                 <w:rFonts w:ascii="Calibri" w:hAnsi="Calibri" w:cs="Calibri"/>
               </w:rPr>
-              <w:t>Establish commercial-ready hero, editorial, campaign, service and evidence-grounded proof families with six meaningful hero anatomies, canonical art direction, PageBlueprint generation reachability, lifecycle preservation and four-width browser evidence.</w:t>
+              <w:t>Establish six fingerprinted commercial homepage PageBlueprint profiles with evidence/cardinality authority, exact frame/story/card composition, deterministic lifecycle reachability, and retained four-width browser evidence.</w:t>
             </w:r>
           </w:p>
         </w:tc>
@@ -4642,7 +4743,7 @@
               <w:rPr>
                 <w:rFonts w:ascii="Calibri" w:hAnsi="Calibri" w:cs="Calibri"/>
               </w:rPr>
-              <w:t>1.3.0 P10B-08</w:t>
+              <w:t>1.3.0 P10B-07</w:t>
             </w:r>
           </w:p>
         </w:tc>
@@ -4679,7 +4780,7 @@
               <w:rPr>
                 <w:rFonts w:ascii="Calibri" w:hAnsi="Calibri" w:cs="Calibri"/>
               </w:rPr>
-              <w:t>P10B-08 delivery</w:t>
+              <w:t>P10B-07 delivery</w:t>
             </w:r>
           </w:p>
         </w:tc>
@@ -4697,7 +4798,7 @@
               <w:rPr>
                 <w:rFonts w:ascii="Calibri" w:hAnsi="Calibri" w:cs="Calibri"/>
               </w:rPr>
-              <w:t>Establish one fingerprinted product-card authority and renderer, five meaningful anatomies, exact protected-commerce and P10B-04 media lineage, deterministic legacy migration, generation/publish reachability, and four-width browser evidence.</w:t>
+              <w:t>Establish commercial-ready hero, editorial, campaign, service and evidence-grounded proof families with six meaningful hero anatomies, canonical art direction, PageBlueprint generation reachability, lifecycle preservation and four-width browser evidence.</w:t>
             </w:r>
           </w:p>
         </w:tc>
@@ -4721,7 +4822,7 @@
               <w:rPr>
                 <w:rFonts w:ascii="Calibri" w:hAnsi="Calibri" w:cs="Calibri"/>
               </w:rPr>
-              <w:t>1.3.0 P10B-06</w:t>
+              <w:t>1.3.0 P10B-08</w:t>
             </w:r>
           </w:p>
         </w:tc>
@@ -4758,7 +4859,7 @@
               <w:rPr>
                 <w:rFonts w:ascii="Calibri" w:hAnsi="Calibri" w:cs="Calibri"/>
               </w:rPr>
-              <w:t>P10B-06 delivery</w:t>
+              <w:t>P10B-08 delivery</w:t>
             </w:r>
           </w:p>
         </w:tc>
@@ -4776,7 +4877,7 @@
               <w:rPr>
                 <w:rFonts w:ascii="Calibri" w:hAnsi="Calibri" w:cs="Calibri"/>
               </w:rPr>
-              <w:t>Establish one canonical root shared-frame authority with four structural profiles, three mobile modes, four footer compositions, exact commercial-anatomy selection, cross-page/lifecycle preservation, and retained four-width browser evidence.</w:t>
+              <w:t>Establish one fingerprinted product-card authority and renderer, five meaningful anatomies, exact protected-commerce and P10B-04 media lineage, deterministic legacy migration, generation/publish reachability, and four-width browser evidence.</w:t>
             </w:r>
           </w:p>
         </w:tc>
@@ -4800,7 +4901,7 @@
               <w:rPr>
                 <w:rFonts w:ascii="Calibri" w:hAnsi="Calibri" w:cs="Calibri"/>
               </w:rPr>
-              <w:t>1.3.0 P10B-04</w:t>
+              <w:t>1.3.0 P10B-06</w:t>
             </w:r>
           </w:p>
         </w:tc>
@@ -4837,7 +4938,7 @@
               <w:rPr>
                 <w:rFonts w:ascii="Calibri" w:hAnsi="Calibri" w:cs="Calibri"/>
               </w:rPr>
-              <w:t>P10B-04 delivery</w:t>
+              <w:t>P10B-06 delivery</w:t>
             </w:r>
           </w:p>
         </w:tc>
@@ -4855,7 +4956,7 @@
               <w:rPr>
                 <w:rFonts w:ascii="Calibri" w:hAnsi="Calibri" w:cs="Calibri"/>
               </w:rPr>
-              <w:t>Establish one versioned responsive image/art-direction authority with exact lineage, normalized geometry, Design DNA/anatomy narrowing, protected product media, deterministic fallback/fingerprint/migration, shared semantic rendering, and four-width evidence.</w:t>
+              <w:t>Establish one canonical root shared-frame authority with four structural profiles, three mobile modes, four footer compositions, exact commercial-anatomy selection, cross-page/lifecycle preservation, and retained four-width browser evidence.</w:t>
             </w:r>
           </w:p>
         </w:tc>
@@ -4879,7 +4980,7 @@
               <w:rPr>
                 <w:rFonts w:ascii="Calibri" w:hAnsi="Calibri" w:cs="Calibri"/>
               </w:rPr>
-              <w:t>1.3.0 P10B-05</w:t>
+              <w:t>1.3.0 P10B-04</w:t>
             </w:r>
           </w:p>
         </w:tc>
@@ -4916,7 +5017,7 @@
               <w:rPr>
                 <w:rFonts w:ascii="Calibri" w:hAnsi="Calibri" w:cs="Calibri"/>
               </w:rPr>
-              <w:t>P10B-05 delivery</w:t>
+              <w:t>P10B-04 delivery</w:t>
             </w:r>
           </w:p>
         </w:tc>
@@ -4934,7 +5035,7 @@
               <w:rPr>
                 <w:rFonts w:ascii="Calibri" w:hAnsi="Calibri" w:cs="Calibri"/>
               </w:rPr>
-              <w:t>Establish registered page-family, route, navigation, evidence, locale, shared-frame, deterministic site-map materialization, and lifecycle authority without a second page graph or component-anatomy claim.</w:t>
+              <w:t>Establish one versioned responsive image/art-direction authority with exact lineage, normalized geometry, Design DNA/anatomy narrowing, protected product media, deterministic fallback/fingerprint/migration, shared semantic rendering, and four-width evidence.</w:t>
             </w:r>
           </w:p>
         </w:tc>
@@ -4958,7 +5059,7 @@
               <w:rPr>
                 <w:rFonts w:ascii="Calibri" w:hAnsi="Calibri" w:cs="Calibri"/>
               </w:rPr>
-              <w:t>1.3.0 P10B-03</w:t>
+              <w:t>1.3.0 P10B-05</w:t>
             </w:r>
           </w:p>
         </w:tc>
@@ -4995,7 +5096,7 @@
               <w:rPr>
                 <w:rFonts w:ascii="Calibri" w:hAnsi="Calibri" w:cs="Calibri"/>
               </w:rPr>
-              <w:t>P10B-03 delivery</w:t>
+              <w:t>P10B-05 delivery</w:t>
             </w:r>
           </w:p>
         </w:tc>
@@ -5013,7 +5114,7 @@
               <w:rPr>
                 <w:rFonts w:ascii="Calibri" w:hAnsi="Calibri" w:cs="Calibri"/>
               </w:rPr>
-              <w:t>Establish typed semantic anatomy, structural-difference validation, conservative complete registry classification, generated commercial-capability queries, and deterministic anatomy migration without falsely promoting current variants.</w:t>
+              <w:t>Establish registered page-family, route, navigation, evidence, locale, shared-frame, deterministic site-map materialization, and lifecycle authority without a second page graph or component-anatomy claim.</w:t>
             </w:r>
           </w:p>
         </w:tc>
@@ -5037,7 +5138,7 @@
               <w:rPr>
                 <w:rFonts w:ascii="Calibri" w:hAnsi="Calibri" w:cs="Calibri"/>
               </w:rPr>
-              <w:t>1.3.0 P10B-02</w:t>
+              <w:t>1.3.0 P10B-03</w:t>
             </w:r>
           </w:p>
         </w:tc>
@@ -5074,7 +5175,7 @@
               <w:rPr>
                 <w:rFonts w:ascii="Calibri" w:hAnsi="Calibri" w:cs="Calibri"/>
               </w:rPr>
-              <w:t>P10B-02 delivery</w:t>
+              <w:t>P10B-03 delivery</w:t>
             </w:r>
           </w:p>
         </w:tc>
@@ -5092,7 +5193,7 @@
               <w:rPr>
                 <w:rFonts w:ascii="Calibri" w:hAnsi="Calibri" w:cs="Calibri"/>
               </w:rPr>
-              <w:t>Establish canonical parametric Design DNA, deterministic legacy BrandSystem migration, semantic renderer projection, contrast-safe colour authority, and bounded cross-page foundations.</w:t>
+              <w:t>Establish typed semantic anatomy, structural-difference validation, conservative complete registry classification, generated commercial-capability queries, and deterministic anatomy migration without falsely promoting current variants.</w:t>
             </w:r>
           </w:p>
         </w:tc>
@@ -5116,7 +5217,7 @@
               <w:rPr>
                 <w:rFonts w:ascii="Calibri" w:hAnsi="Calibri" w:cs="Calibri"/>
               </w:rPr>
-              <w:t>1.3.0 P10B-01</w:t>
+              <w:t>1.3.0 P10B-02</w:t>
             </w:r>
           </w:p>
         </w:tc>
@@ -5153,7 +5254,7 @@
               <w:rPr>
                 <w:rFonts w:ascii="Calibri" w:hAnsi="Calibri" w:cs="Calibri"/>
               </w:rPr>
-              <w:t>P10B-01 delivery</w:t>
+              <w:t>P10B-02 delivery</w:t>
             </w:r>
           </w:p>
         </w:tc>
@@ -5171,7 +5272,7 @@
               <w:rPr>
                 <w:rFonts w:ascii="Calibri" w:hAnsi="Calibri" w:cs="Calibri"/>
               </w:rPr>
-              <w:t>Establish the closed, owned, narrowing-only commercial grammar, generated query authority, deterministic migration, compatibility language, and typed fail-closed evidence; make P10B Partial.</w:t>
+              <w:t>Establish canonical parametric Design DNA, deterministic legacy BrandSystem migration, semantic renderer projection, contrast-safe colour authority, and bounded cross-page foundations.</w:t>
             </w:r>
           </w:p>
         </w:tc>
@@ -5195,7 +5296,7 @@
               <w:rPr>
                 <w:rFonts w:ascii="Calibri" w:hAnsi="Calibri" w:cs="Calibri"/>
               </w:rPr>
-              <w:t>1.3.0 P10B lock</w:t>
+              <w:t>1.3.0 P10B-01</w:t>
             </w:r>
           </w:p>
         </w:tc>
@@ -5214,7 +5315,7 @@
               <w:rPr>
                 <w:rFonts w:ascii="Calibri" w:hAnsi="Calibri" w:cs="Calibri"/>
               </w:rPr>
-              <w:t>7 August 2026</w:t>
+              <w:t>8 August 2026</w:t>
             </w:r>
           </w:p>
         </w:tc>
@@ -5230,31 +5331,9 @@
             </w:pPr>
             <w:r>
               <w:rPr>
-                <w:rFonts w:ascii="Consolas" w:hAnsi="Consolas" w:cs="Consolas"/>
-                <w:sz w:val="19"/>
-                <w:szCs w:val="19"/>
-              </w:rPr>
-              <w:t>cd7b25a</w:t>
-            </w:r>
-            <w:r>
-              <w:rPr>
-                <w:rFonts w:ascii="Calibri" w:hAnsi="Calibri" w:cs="Calibri"/>
-              </w:rPr>
-              <w:t xml:space="preserve">, current </w:t>
-            </w:r>
-            <w:r>
-              <w:rPr>
-                <w:rFonts w:ascii="Consolas" w:hAnsi="Consolas" w:cs="Consolas"/>
-                <w:sz w:val="19"/>
-                <w:szCs w:val="19"/>
-              </w:rPr>
-              <w:t>main</w:t>
-            </w:r>
-            <w:r>
-              <w:rPr>
-                <w:rFonts w:ascii="Calibri" w:hAnsi="Calibri" w:cs="Calibri"/>
-              </w:rPr>
-              <w:t xml:space="preserve"> after merged PR #171</w:t>
+                <w:rFonts w:ascii="Calibri" w:hAnsi="Calibri" w:cs="Calibri"/>
+              </w:rPr>
+              <w:t>P10B-01 delivery</w:t>
             </w:r>
           </w:p>
         </w:tc>
@@ -5272,7 +5351,7 @@
               <w:rPr>
                 <w:rFonts w:ascii="Calibri" w:hAnsi="Calibri" w:cs="Calibri"/>
               </w:rPr>
-              <w:t>Lock the complete-storefront generation architecture, broaden the P10B phase name, and replace its provisional 12-task plan with 18 implementation-ready tasks.</w:t>
+              <w:t>Establish the closed, owned, narrowing-only commercial grammar, generated query authority, deterministic migration, compatibility language, and typed fail-closed evidence; make P10B Partial.</w:t>
             </w:r>
           </w:p>
         </w:tc>
@@ -5296,7 +5375,7 @@
               <w:rPr>
                 <w:rFonts w:ascii="Calibri" w:hAnsi="Calibri" w:cs="Calibri"/>
               </w:rPr>
-              <w:t>1.3.0 closure sync</w:t>
+              <w:t>1.3.0 P10B lock</w:t>
             </w:r>
           </w:p>
         </w:tc>
@@ -5335,7 +5414,7 @@
                 <w:sz w:val="19"/>
                 <w:szCs w:val="19"/>
               </w:rPr>
-              <w:t>3d36f54</w:t>
+              <w:t>cd7b25a</w:t>
             </w:r>
             <w:r>
               <w:rPr>
@@ -5355,7 +5434,7 @@
               <w:rPr>
                 <w:rFonts w:ascii="Calibri" w:hAnsi="Calibri" w:cs="Calibri"/>
               </w:rPr>
-              <w:t xml:space="preserve"> after merged PR #170</w:t>
+              <w:t xml:space="preserve"> after merged PR #171</w:t>
             </w:r>
           </w:p>
         </w:tc>
@@ -5373,7 +5452,7 @@
               <w:rPr>
                 <w:rFonts w:ascii="Calibri" w:hAnsi="Calibri" w:cs="Calibri"/>
               </w:rPr>
-              <w:t>Close P10A from current governed-provider, accepted-receipt, atomic-publication, rollback, and correlated publication evidence; make Planned P10B the next active phase.</w:t>
+              <w:t>Lock the complete-storefront generation architecture, broaden the P10B phase name, and replace its provisional 12-task plan with 18 implementation-ready tasks.</w:t>
             </w:r>
           </w:p>
         </w:tc>
@@ -5397,7 +5476,7 @@
               <w:rPr>
                 <w:rFonts w:ascii="Calibri" w:hAnsi="Calibri" w:cs="Calibri"/>
               </w:rPr>
-              <w:t>1.3.0</w:t>
+              <w:t>1.3.0 closure sync</w:t>
             </w:r>
           </w:p>
         </w:tc>
@@ -5416,7 +5495,7 @@
               <w:rPr>
                 <w:rFonts w:ascii="Calibri" w:hAnsi="Calibri" w:cs="Calibri"/>
               </w:rPr>
-              <w:t>6 August 2026</w:t>
+              <w:t>7 August 2026</w:t>
             </w:r>
           </w:p>
         </w:tc>
@@ -5436,7 +5515,7 @@
                 <w:sz w:val="19"/>
                 <w:szCs w:val="19"/>
               </w:rPr>
-              <w:t>27e08a0</w:t>
+              <w:t>3d36f54</w:t>
             </w:r>
             <w:r>
               <w:rPr>
@@ -5456,7 +5535,7 @@
               <w:rPr>
                 <w:rFonts w:ascii="Calibri" w:hAnsi="Calibri" w:cs="Calibri"/>
               </w:rPr>
-              <w:t xml:space="preserve"> after merged PR #165</w:t>
+              <w:t xml:space="preserve"> after merged PR #170</w:t>
             </w:r>
           </w:p>
         </w:tc>
@@ -5474,7 +5553,7 @@
               <w:rPr>
                 <w:rFonts w:ascii="Calibri" w:hAnsi="Calibri" w:cs="Calibri"/>
               </w:rPr>
-              <w:t>Consolidate verified product truth, current architecture, commercial-design work, Studio ownership, and Vesko contract readiness.</w:t>
+              <w:t>Close P10A from current governed-provider, accepted-receipt, atomic-publication, rollback, and correlated publication evidence; make Planned P10B the next active phase.</w:t>
             </w:r>
           </w:p>
         </w:tc>
@@ -5498,7 +5577,7 @@
               <w:rPr>
                 <w:rFonts w:ascii="Calibri" w:hAnsi="Calibri" w:cs="Calibri"/>
               </w:rPr>
-              <w:t>1.2.2</w:t>
+              <w:t>1.3.0</w:t>
             </w:r>
           </w:p>
         </w:tc>
@@ -5517,6 +5596,107 @@
               <w:rPr>
                 <w:rFonts w:ascii="Calibri" w:hAnsi="Calibri" w:cs="Calibri"/>
               </w:rPr>
+              <w:t>6 August 2026</w:t>
+            </w:r>
+          </w:p>
+        </w:tc>
+        <w:tc>
+          <w:tcPr>
+            <w:tcW w:w="2000" w:type="dxa"/>
+            <w:vAlign w:val="center"/>
+          </w:tcPr>
+          <w:p>
+            <w:pPr>
+              <w:pStyle w:val="TableText"/>
+              <w:widowControl/>
+            </w:pPr>
+            <w:r>
+              <w:rPr>
+                <w:rFonts w:ascii="Consolas" w:hAnsi="Consolas" w:cs="Consolas"/>
+                <w:sz w:val="19"/>
+                <w:szCs w:val="19"/>
+              </w:rPr>
+              <w:t>27e08a0</w:t>
+            </w:r>
+            <w:r>
+              <w:rPr>
+                <w:rFonts w:ascii="Calibri" w:hAnsi="Calibri" w:cs="Calibri"/>
+              </w:rPr>
+              <w:t xml:space="preserve">, current </w:t>
+            </w:r>
+            <w:r>
+              <w:rPr>
+                <w:rFonts w:ascii="Consolas" w:hAnsi="Consolas" w:cs="Consolas"/>
+                <w:sz w:val="19"/>
+                <w:szCs w:val="19"/>
+              </w:rPr>
+              <w:t>main</w:t>
+            </w:r>
+            <w:r>
+              <w:rPr>
+                <w:rFonts w:ascii="Calibri" w:hAnsi="Calibri" w:cs="Calibri"/>
+              </w:rPr>
+              <w:t xml:space="preserve"> after merged PR #165</w:t>
+            </w:r>
+          </w:p>
+        </w:tc>
+        <w:tc>
+          <w:tcPr>
+            <w:tcW w:w="4860" w:type="dxa"/>
+            <w:vAlign w:val="center"/>
+          </w:tcPr>
+          <w:p>
+            <w:pPr>
+              <w:pStyle w:val="TableText"/>
+              <w:widowControl/>
+            </w:pPr>
+            <w:r>
+              <w:rPr>
+                <w:rFonts w:ascii="Calibri" w:hAnsi="Calibri" w:cs="Calibri"/>
+              </w:rPr>
+              <w:t>Consolidate verified product truth, current architecture, commercial-design work, Studio ownership, and Vesko contract readiness.</w:t>
+            </w:r>
+          </w:p>
+        </w:tc>
+      </w:tr>
+      <w:tr>
+        <w:trPr>
+          <w:cantSplit/>
+        </w:trPr>
+        <w:tc>
+          <w:tcPr>
+            <w:tcW w:w="1000" w:type="dxa"/>
+            <w:vAlign w:val="center"/>
+          </w:tcPr>
+          <w:p>
+            <w:pPr>
+              <w:pStyle w:val="TableText"/>
+              <w:jc w:val="center"/>
+              <w:widowControl/>
+            </w:pPr>
+            <w:r>
+              <w:rPr>
+                <w:rFonts w:ascii="Calibri" w:hAnsi="Calibri" w:cs="Calibri"/>
+              </w:rPr>
+              <w:t>1.2.2</w:t>
+            </w:r>
+          </w:p>
+        </w:tc>
+        <w:tc>
+          <w:tcPr>
+            <w:tcW w:w="1500" w:type="dxa"/>
+            <w:vAlign w:val="center"/>
+          </w:tcPr>
+          <w:p>
+            <w:pPr>
+              <w:pStyle w:val="TableText"/>
+              <w:jc w:val="center"/>
+              <w:widowControl/>
+            </w:pPr>
+            <w:r>
+              <w:rPr>
+                <w:rFonts w:ascii="Calibri" w:hAnsi="Calibri" w:cs="Calibri"/>
+              </w:rPr>
               <w:t>31 July 2026</w:t>
             </w:r>
           </w:p>
@@ -5588,7 +5768,7 @@
         </w:rPr>
         <w:t xml:space="preserve">The synchronized human-readable export is </w:t>
       </w:r>
-      <w:hyperlink r:id="rIdHyperlink4" w:history="1">
+      <w:hyperlink r:id="rIdHyperlink6" w:history="1">
         <w:r>
           <w:rPr>
             <w:rFonts w:ascii="Calibri" w:hAnsi="Calibri" w:cs="Calibri"/>
@@ -5604,7 +5784,7 @@
         </w:rPr>
         <w:t xml:space="preserve">. The superseded v1.2.2 export is retained only as </w:t>
       </w:r>
-      <w:hyperlink r:id="rIdHyperlink5" w:history="1">
+      <w:hyperlink r:id="rIdHyperlink7" w:history="1">
         <w:r>
           <w:rPr>
             <w:rFonts w:ascii="Calibri" w:hAnsi="Calibri" w:cs="Calibri"/>
@@ -5793,40 +5973,51 @@
     </w:p>
     <w:p>
       <w:pPr>
-        <w:pStyle w:val="Normal"/>
-        <w:widowControl/>
-      </w:pPr>
-      <w:r>
-        <w:rPr>
-          <w:rFonts w:ascii="Calibri" w:hAnsi="Calibri" w:cs="Calibri"/>
-        </w:rPr>
-        <w:t>Veskify is a controlled storefront-design engine. It is not a general website generator and not a commerce system. The repository contains a substantial deterministic foundation: canonical storefront state, registered capabilities, PageBlueprint materialization, governed initial and follow-up proposal execution, strict internal scope authority, editing adapters, history, draft persistence, an authoritative publishing gateway, a deterministic publish compiler, and published home, collection, and product-detail rendering.</w:t>
-      </w:r>
-    </w:p>
-    <w:p>
-      <w:pPr>
-        <w:pStyle w:val="Normal"/>
-        <w:widowControl/>
-      </w:pPr>
-      <w:r>
-        <w:rPr>
-          <w:rFonts w:ascii="Calibri" w:hAnsi="Calibri" w:cs="Calibri"/>
-        </w:rPr>
-        <w:t xml:space="preserve">The product remains </w:t>
-      </w:r>
+        <w:pStyle w:val="Quote"/>
+        <w:ind w:left="360"/>
+        <w:pBdr>
+          <w:left w:val="single" w:sz="18" w:space="12" w:color="2E74B5"/>
+        </w:pBdr>
+        <w:shd w:val="clear" w:fill="F4F6F9"/>
+        <w:widowControl/>
+      </w:pPr>
       <w:r>
         <w:rPr>
           <w:rFonts w:ascii="Calibri" w:hAnsi="Calibri" w:cs="Calibri"/>
           <w:b/>
           <w:bCs/>
         </w:rPr>
-        <w:t>Partial</w:t>
-      </w:r>
-      <w:r>
-        <w:rPr>
-          <w:rFonts w:ascii="Calibri" w:hAnsi="Calibri" w:cs="Calibri"/>
-        </w:rPr>
-        <w:t xml:space="preserve">. Phase 9 is closed by product-owner handoff, and P10A grounded orchestration and publishing is </w:t>
+        <w:t>Historical baseline:</w:t>
+      </w:r>
+      <w:r>
+        <w:rPr>
+          <w:rFonts w:ascii="Calibri" w:hAnsi="Calibri" w:cs="Calibri"/>
+        </w:rPr>
+        <w:t xml:space="preserve"> This section retains its dated observations and accepted-event wording. Its exact-next/status projections do not schedule work; use the current corrective roadmap and tracker. CR-00 §17.1 governs current operative interpretation.</w:t>
+      </w:r>
+    </w:p>
+    <w:p>
+      <w:pPr>
+        <w:pStyle w:val="Normal"/>
+        <w:widowControl/>
+      </w:pPr>
+      <w:r>
+        <w:rPr>
+          <w:rFonts w:ascii="Calibri" w:hAnsi="Calibri" w:cs="Calibri"/>
+        </w:rPr>
+        <w:t>Veskify is a controlled storefront-design engine. It is not a general website generator and not a commerce system. The repository contains a substantial deterministic foundation: canonical storefront state, registered capabilities, PageBlueprint materialization, governed initial and follow-up proposal execution, strict internal scope authority, editing adapters, history, draft persistence, an authoritative publishing gateway, a deterministic publish compiler, and published home, collection, and product-detail rendering.</w:t>
+      </w:r>
+    </w:p>
+    <w:p>
+      <w:pPr>
+        <w:pStyle w:val="Normal"/>
+        <w:widowControl/>
+      </w:pPr>
+      <w:r>
+        <w:rPr>
+          <w:rFonts w:ascii="Calibri" w:hAnsi="Calibri" w:cs="Calibri"/>
+        </w:rPr>
+        <w:t xml:space="preserve">The product remains </w:t>
       </w:r>
       <w:r>
         <w:rPr>
@@ -5834,6 +6025,20 @@
           <w:b/>
           <w:bCs/>
         </w:rPr>
+        <w:t>Partial</w:t>
+      </w:r>
+      <w:r>
+        <w:rPr>
+          <w:rFonts w:ascii="Calibri" w:hAnsi="Calibri" w:cs="Calibri"/>
+        </w:rPr>
+        <w:t xml:space="preserve">. Phase 9 is closed by product-owner handoff, and P10A grounded orchestration and publishing is </w:t>
+      </w:r>
+      <w:r>
+        <w:rPr>
+          <w:rFonts w:ascii="Calibri" w:hAnsi="Calibri" w:cs="Calibri"/>
+          <w:b/>
+          <w:bCs/>
+        </w:rPr>
         <w:t>Baseline / closed</w:t>
       </w:r>
       <w:r>
@@ -5842,7 +6047,7 @@
         </w:rPr>
         <w:t xml:space="preserve"> under the formal </w:t>
       </w:r>
-      <w:hyperlink r:id="rIdHyperlink6" w:history="1">
+      <w:hyperlink r:id="rIdHyperlink8" w:history="1">
         <w:r>
           <w:rPr>
             <w:rFonts w:ascii="Calibri" w:hAnsi="Calibri" w:cs="Calibri"/>
@@ -9789,7 +9994,7 @@
         </w:rPr>
         <w:t xml:space="preserve">P10A-09 reconciles this evidence with every other P10A gate in the formal </w:t>
       </w:r>
-      <w:hyperlink r:id="rIdHyperlink6" w:history="1">
+      <w:hyperlink r:id="rIdHyperlink8" w:history="1">
         <w:r>
           <w:rPr>
             <w:rFonts w:ascii="Calibri" w:hAnsi="Calibri" w:cs="Calibri"/>
@@ -9880,7 +10085,7 @@
         </w:rPr>
         <w:t xml:space="preserve">The binding model, locked 18-task sequence, and post-P10B-16 three-stage generation-journey correction live in </w:t>
       </w:r>
-      <w:hyperlink r:id="rIdHyperlink7" w:history="1">
+      <w:hyperlink r:id="rIdHyperlink9" w:history="1">
         <w:r>
           <w:rPr>
             <w:rFonts w:ascii="Calibri" w:hAnsi="Calibri" w:cs="Calibri"/>
@@ -9896,7 +10101,7 @@
         </w:rPr>
         <w:t xml:space="preserve">. The architecture produces one complete Premium Editorial storefront before broad synthesis and direction expansion. P10B-01 is Baseline; its executable contract and evidence are recorded in </w:t>
       </w:r>
-      <w:hyperlink r:id="rIdHyperlink8" w:history="1">
+      <w:hyperlink r:id="rIdHyperlink10" w:history="1">
         <w:r>
           <w:rPr>
             <w:rFonts w:ascii="Calibri" w:hAnsi="Calibri" w:cs="Calibri"/>
@@ -9912,7 +10117,7 @@
         </w:rPr>
         <w:t xml:space="preserve">. P10B-02 Design DNA is Baseline under </w:t>
       </w:r>
-      <w:hyperlink r:id="rIdHyperlink9" w:history="1">
+      <w:hyperlink r:id="rIdHyperlink11" w:history="1">
         <w:r>
           <w:rPr>
             <w:rFonts w:ascii="Calibri" w:hAnsi="Calibri" w:cs="Calibri"/>
@@ -9928,7 +10133,7 @@
         </w:rPr>
         <w:t xml:space="preserve">, and P10B-03 anatomy is Baseline under </w:t>
       </w:r>
-      <w:hyperlink r:id="rIdHyperlink10" w:history="1">
+      <w:hyperlink r:id="rIdHyperlink12" w:history="1">
         <w:r>
           <w:rPr>
             <w:rFonts w:ascii="Calibri" w:hAnsi="Calibri" w:cs="Calibri"/>
@@ -9944,7 +10149,7 @@
         </w:rPr>
         <w:t xml:space="preserve">. P10B-04 responsive image/art-direction authority is Baseline under </w:t>
       </w:r>
-      <w:hyperlink r:id="rIdHyperlink11" w:history="1">
+      <w:hyperlink r:id="rIdHyperlink13" w:history="1">
         <w:r>
           <w:rPr>
             <w:rFonts w:ascii="Calibri" w:hAnsi="Calibri" w:cs="Calibri"/>
@@ -9960,7 +10165,7 @@
         </w:rPr>
         <w:t xml:space="preserve">. P10B-05 page-set authority is Baseline under </w:t>
       </w:r>
-      <w:hyperlink r:id="rIdHyperlink12" w:history="1">
+      <w:hyperlink r:id="rIdHyperlink14" w:history="1">
         <w:r>
           <w:rPr>
             <w:rFonts w:ascii="Calibri" w:hAnsi="Calibri" w:cs="Calibri"/>
@@ -9976,7 +10181,7 @@
         </w:rPr>
         <w:t xml:space="preserve">. P10B-06 shared-frame authority is Baseline under </w:t>
       </w:r>
-      <w:hyperlink r:id="rIdHyperlink13" w:history="1">
+      <w:hyperlink r:id="rIdHyperlink15" w:history="1">
         <w:r>
           <w:rPr>
             <w:rFonts w:ascii="Calibri" w:hAnsi="Calibri" w:cs="Calibri"/>
@@ -9992,7 +10197,7 @@
         </w:rPr>
         <w:t xml:space="preserve">. P10B-08 product-card authority is Baseline under </w:t>
       </w:r>
-      <w:hyperlink r:id="rIdHyperlink14" w:history="1">
+      <w:hyperlink r:id="rIdHyperlink16" w:history="1">
         <w:r>
           <w:rPr>
             <w:rFonts w:ascii="Calibri" w:hAnsi="Calibri" w:cs="Calibri"/>
@@ -10351,7 +10556,7 @@
         </w:rPr>
         <w:t xml:space="preserve">The contract is Baseline under </w:t>
       </w:r>
-      <w:hyperlink r:id="rIdHyperlink10" w:history="1">
+      <w:hyperlink r:id="rIdHyperlink12" w:history="1">
         <w:r>
           <w:rPr>
             <w:rFonts w:ascii="Calibri" w:hAnsi="Calibri" w:cs="Calibri"/>
@@ -10446,7 +10651,7 @@
         </w:rPr>
         <w:t xml:space="preserve">, save/reload, and deterministic publication compilation. Premium Editorial and Modern Technical examples share identical colours while differing materially in typography, rhythm, containers, surfaces, controls, density, and media posture. Contract and lifecycle details are recorded in </w:t>
       </w:r>
-      <w:hyperlink r:id="rIdHyperlink9" w:history="1">
+      <w:hyperlink r:id="rIdHyperlink11" w:history="1">
         <w:r>
           <w:rPr>
             <w:rFonts w:ascii="Calibri" w:hAnsi="Calibri" w:cs="Calibri"/>
@@ -10575,7 +10780,7 @@
         </w:rPr>
         <w:t xml:space="preserve">The contract and deterministic/browser evidence are recorded in </w:t>
       </w:r>
-      <w:hyperlink r:id="rIdHyperlink11" w:history="1">
+      <w:hyperlink r:id="rIdHyperlink13" w:history="1">
         <w:r>
           <w:rPr>
             <w:rFonts w:ascii="Calibri" w:hAnsi="Calibri" w:cs="Calibri"/>
@@ -10708,7 +10913,7 @@
         </w:rPr>
         <w:t xml:space="preserve">, save/reload and publication compiler with zero provider calls. Focused and browser evidence is recorded in </w:t>
       </w:r>
-      <w:hyperlink r:id="rIdHyperlink15" w:history="1">
+      <w:hyperlink r:id="rIdHyperlink17" w:history="1">
         <w:r>
           <w:rPr>
             <w:rFonts w:ascii="Calibri" w:hAnsi="Calibri" w:cs="Calibri"/>
@@ -10799,7 +11004,7 @@
         </w:rPr>
         <w:t xml:space="preserve">The same root sections render around home, collection/search, PDP, content/support, and utility pages through the Puck editor root, preview, and published renderer. Save/reload and deterministic publication preserve the exact frame and compile its component, asset, responsive-image, and protected-state authority. Contract, deterministic, lifecycle, accessibility, four-width EN/FI, and retained visual evidence are recorded in </w:t>
       </w:r>
-      <w:hyperlink r:id="rIdHyperlink13" w:history="1">
+      <w:hyperlink r:id="rIdHyperlink15" w:history="1">
         <w:r>
           <w:rPr>
             <w:rFonts w:ascii="Calibri" w:hAnsi="Calibri" w:cs="Calibri"/>
@@ -10974,7 +11179,7 @@
         </w:rPr>
         <w:t xml:space="preserve">, save/reload, preview, and the existing publish compiler. The compiler fingerprints and revalidates the exact card authority. Details and evidence are in </w:t>
       </w:r>
-      <w:hyperlink r:id="rIdHyperlink14" w:history="1">
+      <w:hyperlink r:id="rIdHyperlink16" w:history="1">
         <w:r>
           <w:rPr>
             <w:rFonts w:ascii="Calibri" w:hAnsi="Calibri" w:cs="Calibri"/>
@@ -11039,7 +11244,7 @@
         </w:rPr>
         <w:t xml:space="preserve">Optional unsupported evidence/media slots omit deterministically. Required campaign, process, proof, media, and commerce roles fail closed; product/collection selections preserve canonical order and stop at registered maximum cardinality without filler duplication. All merchandising uses the one P10B-08 renderer, and all approved assets use P10B-04 authority. Deterministic tests prove plan, proposal, exact slot compilation, snapshot, save/reload, preview and publication. Twenty-four retained browser images cover six profiles at four widths through the canonical renderer. Details are in </w:t>
       </w:r>
-      <w:hyperlink r:id="rIdHyperlink16" w:history="1">
+      <w:hyperlink r:id="rIdHyperlink18" w:history="1">
         <w:r>
           <w:rPr>
             <w:rFonts w:ascii="Calibri" w:hAnsi="Calibri" w:cs="Calibri"/>
@@ -11132,7 +11337,7 @@
         </w:rPr>
         <w:t xml:space="preserve">Deterministic coverage proves materialization, planning, proposal/compiler/snapshot preservation, all renderer targets, save/reload, publication compilation, canonical fact/media/order guards, child collection ordering, active filters, and zero-result behavior. Four-width Chromium evidence covers the canonical route renderer and retains screenshots in its report. Details are in </w:t>
       </w:r>
-      <w:hyperlink r:id="rIdHyperlink17" w:history="1">
+      <w:hyperlink r:id="rIdHyperlink19" w:history="1">
         <w:r>
           <w:rPr>
             <w:rFonts w:ascii="Calibri" w:hAnsi="Calibri" w:cs="Calibri"/>
@@ -11201,7 +11406,7 @@
         </w:rPr>
         <w:t xml:space="preserve"> component resolves localized facts only from current approved brief evidence; missing, stale, revoked, superseded, unapproved, mismatched, or malformed evidence fails closed. They add neither a CMS, fact registry, second page graph, nor fabricated policy, service, delivery, location, guarantee, certification, or compliance claims. Details are in </w:t>
       </w:r>
-      <w:hyperlink r:id="rIdHyperlink18" w:history="1">
+      <w:hyperlink r:id="rIdHyperlink20" w:history="1">
         <w:r>
           <w:rPr>
             <w:rFonts w:ascii="Calibri" w:hAnsi="Calibri" w:cs="Calibri"/>
@@ -11282,7 +11487,7 @@
         </w:rPr>
         <w:t xml:space="preserve">Current cart lines, quantities, prices, totals, checkout sessions, queries, filters, and runtime errors are a transient read-only commerce-adapter projection. The renderer resolves canonical product identity/media from the existing catalogue and displays only adapter-supplied prices; it does not calculate totals, discounts, shipping, tax, or inventory. Actions render only when the runtime adapter declares and handles the matching bounded intent. P10B-10 no-results retains query/filter context and emits no products. Error, empty, and 404 remain semantically distinct. Checkout retains its existing external/adapter boundary and does not create payment or order authority. Details are in </w:t>
       </w:r>
-      <w:hyperlink r:id="rIdHyperlink19" w:history="1">
+      <w:hyperlink r:id="rIdHyperlink21" w:history="1">
         <w:r>
           <w:rPr>
             <w:rFonts w:ascii="Calibri" w:hAnsi="Calibri" w:cs="Calibri"/>
@@ -11433,7 +11638,7 @@
         </w:rPr>
         <w:t xml:space="preserve">, save/reload, deterministic publication and registered render paths preserve the same complete authority. The dedicated canonical proof route covers all 17 routes and retains 15 reviewed screenshots across the required 375/768/1024/1440 widths. The existing human commercial-review protocol retains a passing 160-scenario record tied to exact snapshot, manifest, frame, Design DNA, profile, commerce, asset, route and component/art-direction fingerprints. See </w:t>
       </w:r>
-      <w:hyperlink r:id="rIdHyperlink20" w:history="1">
+      <w:hyperlink r:id="rIdHyperlink22" w:history="1">
         <w:r>
           <w:rPr>
             <w:rFonts w:ascii="Calibri" w:hAnsi="Calibri" w:cs="Calibri"/>
@@ -11524,7 +11729,7 @@
         </w:rPr>
         <w:t xml:space="preserve">, save/reload, renderer, compiler and immutable publication path. The 25-case deterministic matrix, dedicated four-width browser proof and three passing 160-scenario retained human-review records cover the stated P10B-15 outcome. See </w:t>
       </w:r>
-      <w:hyperlink r:id="rIdHyperlink21" w:history="1">
+      <w:hyperlink r:id="rIdHyperlink23" w:history="1">
         <w:r>
           <w:rPr>
             <w:rFonts w:ascii="Calibri" w:hAnsi="Calibri" w:cs="Calibri"/>
@@ -11601,7 +11806,7 @@
         </w:rPr>
         <w:t xml:space="preserve">The retained batch has three complete outcomes per direction and preserves current required home/search/commerce/utility authority while narrowing only optional approved-fact pages. It passes save/reload and compiled publication, protects commerce/evidence/product media, renders at 375/768/1024/1440, and binds three passing reviews to exact direction/diversity/snapshot fingerprints. See </w:t>
       </w:r>
-      <w:hyperlink r:id="rIdHyperlink22" w:history="1">
+      <w:hyperlink r:id="rIdHyperlink24" w:history="1">
         <w:r>
           <w:rPr>
             <w:rFonts w:ascii="Calibri" w:hAnsi="Calibri" w:cs="Calibri"/>
@@ -11788,7 +11993,7 @@
         </w:rPr>
         <w:t xml:space="preserve">Legacy snapshots remain parseable. Deterministic migration converges compatible concrete commerce pages while preserving routes, primary and related-product bindings, profile/variant choices, navigation, and static pages. Missing identity, unsupported layout, a static child of a dynamic route, materially different legacy presentations, or incompatible per-product-type profiles returns a typed explicit-decision result instead of choosing or discarding authority. Details are in </w:t>
       </w:r>
-      <w:hyperlink r:id="rIdHyperlink23" w:history="1">
+      <w:hyperlink r:id="rIdHyperlink25" w:history="1">
         <w:r>
           <w:rPr>
             <w:rFonts w:ascii="Calibri" w:hAnsi="Calibri" w:cs="Calibri"/>
@@ -11967,7 +12172,7 @@
         </w:rPr>
         <w:t xml:space="preserve">Before the provider response, this path may calculate semantic capability knowledge only. It cannot execute P10B-15, execute complete P10B-16 candidates, create a complete plan, materialize PageBlueprints, create proposal operations or construct a candidate snapshot. The prior P10B-16L real OpenAI call completed the earlier strict v1 direction/posture result and failed coordinated synthesis; the corrected executable-option bridge made zero live calls and its active runtime is now removed. Neither is prompt-driven generation evidence. P10B-16P-02B owns deterministic post-provider compilation, P10B-16P-03 owns the normal Studio journey, P10B-16P-04 owns accepted live evidence, and P10B-16P-05A owns active-path/compiler rationalisation. Full audit and contracts are in </w:t>
       </w:r>
-      <w:hyperlink r:id="rIdHyperlink24" w:history="1">
+      <w:hyperlink r:id="rIdHyperlink26" w:history="1">
         <w:r>
           <w:rPr>
             <w:rFonts w:ascii="Calibri" w:hAnsi="Calibri" w:cs="Calibri"/>
@@ -12309,7 +12514,7 @@
         </w:rPr>
         <w:t xml:space="preserve">The P10B-16P-03 retained implementation evidence uses only injected mocked providers. Page load, review, Accept, Reject, Undo/Redo, Save, Preview, and Publish controls make no provider call; one explicit Generate action makes at most one attempt with zero retry or fallback. Refusal, timeout, transport, malformed/schema, hard-constraint, and stale-authority failures leave draft and history unchanged and return the prompt controls to a usable state. P10B-16L terminal/demo injection and legacy bounded follow-up paths did not control normal initial generation; P10B-16P-05A subsequently removed the P10B-16L active runtime while preserving valid follow-up authority. P10B-16P-03 itself claims no real Design Intent provider call or commercial visual-quality acceptance. P10B-16P-04 supplies those later bounded acceptance facts. Details are in </w:t>
       </w:r>
-      <w:hyperlink r:id="rIdHyperlink25" w:history="1">
+      <w:hyperlink r:id="rIdHyperlink27" w:history="1">
         <w:r>
           <w:rPr>
             <w:rFonts w:ascii="Calibri" w:hAnsi="Calibri" w:cs="Calibri"/>
@@ -12420,6 +12625,47 @@
     </w:p>
     <w:p>
       <w:pPr>
+        <w:pStyle w:val="Quote"/>
+        <w:ind w:left="360"/>
+        <w:pBdr>
+          <w:left w:val="single" w:sz="18" w:space="12" w:color="2E74B5"/>
+        </w:pBdr>
+        <w:shd w:val="clear" w:fill="F4F6F9"/>
+        <w:widowControl/>
+      </w:pPr>
+      <w:r>
+        <w:rPr>
+          <w:rFonts w:ascii="Calibri" w:hAnsi="Calibri" w:cs="Calibri"/>
+          <w:b/>
+          <w:bCs/>
+        </w:rPr>
+        <w:t>Historical scheduling record (superseded on CR-00 adoption):</w:t>
+      </w:r>
+      <w:r>
+        <w:rPr>
+          <w:rFonts w:ascii="Calibri" w:hAnsi="Calibri" w:cs="Calibri"/>
+        </w:rPr>
+        <w:t xml:space="preserve"> This section records the BATCH-20 authority and paused AR-10B work as it stood before CR-00. It is not a current launch instruction, acceptance claim, or authority to resume work. The current corrective order is </w:t>
+      </w:r>
+      <w:hyperlink r:id="rIdHyperlink4" w:history="1">
+        <w:r>
+          <w:rPr>
+            <w:rFonts w:ascii="Calibri" w:hAnsi="Calibri" w:cs="Calibri"/>
+            <w:color w:val="2E74B5"/>
+            <w:u w:val="single"/>
+          </w:rPr>
+          <w:t>the roadmap</w:t>
+        </w:r>
+      </w:hyperlink>
+      <w:r>
+        <w:rPr>
+          <w:rFonts w:ascii="Calibri" w:hAnsi="Calibri" w:cs="Calibri"/>
+        </w:rPr>
+        <w:t>; AR-10B remains preserved, uncommitted and not visually accepted. Any later foundation choice requires the separately launched CR-01/CR-02 comparison and decision.</w:t>
+      </w:r>
+    </w:p>
+    <w:p>
+      <w:pPr>
         <w:pStyle w:val="Normal"/>
         <w:widowControl/>
       </w:pPr>
@@ -12467,7 +12713,7 @@
         </w:rPr>
         <w:t xml:space="preserve">The original AR/T responsibilities remain intact. Early review does not close AR-06, activate families or establish production readiness. Preserve the old generated L0, disclose input changes in C0, and retain actual provider-to-candidate lineage for N. A deterministic developer-directed target and a real generated result have distinct attribution. The owner reviews the early complete target and gives the final quality disposition; tests and PRs cannot substitute for either. The roadmap owns sequencing, tracker owns status and development guide owns the bounded workflow. See </w:t>
       </w:r>
-      <w:hyperlink r:id="rIdHyperlink26" w:history="1">
+      <w:hyperlink r:id="rIdHyperlink28" w:history="1">
         <w:r>
           <w:rPr>
             <w:rFonts w:ascii="Calibri" w:hAnsi="Calibri" w:cs="Calibri"/>
@@ -12586,7 +12832,7 @@
         </w:rPr>
         <w:t xml:space="preserve">P10B-16L and the legacy whole-storefront selector are Deprecated compatibility-only historical authorities for prompted complete-store generation. P10B-16P-05A removes their active runtime, routes, provider selector, and executable-intent product-path consumers after proving equivalent V2 safety coverage and no normal-path dependency. Historical evidence and required neutral migration/regression fixtures were consumer-classified by P10B-16P-05B after accepted P10B-18C; only current migration consumers and durable regressions remain. At the P10B-16P-04 acceptance boundary, search presentation remained registered while execution failed closed; P10B-16P-06 later supplies the standalone runtime adapter. See </w:t>
       </w:r>
-      <w:hyperlink r:id="rIdHyperlink27" w:history="1">
+      <w:hyperlink r:id="rIdHyperlink29" w:history="1">
         <w:r>
           <w:rPr>
             <w:rFonts w:ascii="Calibri" w:hAnsi="Calibri" w:cs="Calibri"/>
@@ -13129,7 +13375,7 @@
         </w:rPr>
         <w:t xml:space="preserve">, accepted on 16 August 2026 under </w:t>
       </w:r>
-      <w:hyperlink r:id="rIdHyperlink28" w:history="1">
+      <w:hyperlink r:id="rIdHyperlink30" w:history="1">
         <w:r>
           <w:rPr>
             <w:rFonts w:ascii="Calibri" w:hAnsi="Calibri" w:cs="Calibri"/>
@@ -13683,7 +13929,7 @@
         </w:rPr>
         <w:t xml:space="preserve">The Vesko OpenAPI 3.0 contract has been obtained and audited. It establishes real endpoint surfaces for store context, products, variants, categories, brands, media, inventory, Puck, and storefront product reads. See </w:t>
       </w:r>
-      <w:hyperlink r:id="rIdHyperlink29" w:history="1">
+      <w:hyperlink r:id="rIdHyperlink31" w:history="1">
         <w:r>
           <w:rPr>
             <w:rFonts w:ascii="Calibri" w:hAnsi="Calibri" w:cs="Calibri"/>
@@ -13699,7 +13945,7 @@
         </w:rPr>
         <w:t xml:space="preserve"> and </w:t>
       </w:r>
-      <w:hyperlink r:id="rIdHyperlink30" w:history="1">
+      <w:hyperlink r:id="rIdHyperlink32" w:history="1">
         <w:r>
           <w:rPr>
             <w:rFonts w:ascii="Calibri" w:hAnsi="Calibri" w:cs="Calibri"/>
@@ -14638,6 +14884,47 @@
     </w:p>
     <w:p>
       <w:pPr>
+        <w:pStyle w:val="Quote"/>
+        <w:ind w:left="360"/>
+        <w:pBdr>
+          <w:left w:val="single" w:sz="18" w:space="12" w:color="2E74B5"/>
+        </w:pBdr>
+        <w:shd w:val="clear" w:fill="F4F6F9"/>
+        <w:widowControl/>
+      </w:pPr>
+      <w:r>
+        <w:rPr>
+          <w:rFonts w:ascii="Calibri" w:hAnsi="Calibri" w:cs="Calibri"/>
+          <w:b/>
+          <w:bCs/>
+        </w:rPr>
+        <w:t>Current scheduling pointer (CR-00 proposed):</w:t>
+      </w:r>
+      <w:r>
+        <w:rPr>
+          <w:rFonts w:ascii="Calibri" w:hAnsi="Calibri" w:cs="Calibri"/>
+        </w:rPr>
+        <w:t xml:space="preserve"> The retained phase sequence below is historical reference and requirement context. It does not select an exact next implementation task. On adoption, the only current delivery order is COR-01 through COR-06 and CR-00 through CR-19 in </w:t>
+      </w:r>
+      <w:hyperlink r:id="rIdHyperlink4" w:history="1">
+        <w:r>
+          <w:rPr>
+            <w:rFonts w:ascii="Calibri" w:hAnsi="Calibri" w:cs="Calibri"/>
+            <w:color w:val="2E74B5"/>
+            <w:u w:val="single"/>
+          </w:rPr>
+          <w:t>the roadmap</w:t>
+        </w:r>
+      </w:hyperlink>
+      <w:r>
+        <w:rPr>
+          <w:rFonts w:ascii="Calibri" w:hAnsi="Calibri" w:cs="Calibri"/>
+        </w:rPr>
+        <w:t>; the tracker remains the sole status authority.</w:t>
+      </w:r>
+    </w:p>
+    <w:p>
+      <w:pPr>
         <w:pStyle w:val="Normal"/>
         <w:widowControl/>
       </w:pPr>
@@ -14868,7 +15155,7 @@
         </w:rPr>
         <w:t xml:space="preserve"> all internal orchestration/publication gates are complete with no merchant-editor wiring requirement; evidence and deferred ownership are traceable in </w:t>
       </w:r>
-      <w:hyperlink r:id="rIdHyperlink6" w:history="1">
+      <w:hyperlink r:id="rIdHyperlink8" w:history="1">
         <w:r>
           <w:rPr>
             <w:rFonts w:ascii="Calibri" w:hAnsi="Calibri" w:cs="Calibri"/>
@@ -15565,115 +15852,169 @@
         <w:rPr>
           <w:rFonts w:ascii="Calibri" w:hAnsi="Calibri" w:cs="Calibri"/>
         </w:rPr>
-        <w:t>Appendix A — Authoritative requirement and acceptance traceability</w:t>
-      </w:r>
-    </w:p>
-    <w:p>
-      <w:pPr>
-        <w:pStyle w:val="Normal"/>
-        <w:widowControl/>
-      </w:pPr>
-      <w:r>
-        <w:rPr>
-          <w:rFonts w:ascii="Calibri" w:hAnsi="Calibri" w:cs="Calibri"/>
-        </w:rPr>
-        <w:t>This appendix is the sole authoritative v1.3.0 definition site for the retained requirement namespace: 24 functional requirements (</w:t>
-      </w:r>
-      <w:r>
-        <w:rPr>
-          <w:rFonts w:ascii="Consolas" w:hAnsi="Consolas" w:cs="Consolas"/>
-          <w:sz w:val="19"/>
-          <w:szCs w:val="19"/>
-        </w:rPr>
-        <w:t>FR-101</w:t>
-      </w:r>
-      <w:r>
-        <w:rPr>
-          <w:rFonts w:ascii="Calibri" w:hAnsi="Calibri" w:cs="Calibri"/>
-        </w:rPr>
-        <w:t xml:space="preserve"> through </w:t>
-      </w:r>
-      <w:r>
-        <w:rPr>
-          <w:rFonts w:ascii="Consolas" w:hAnsi="Consolas" w:cs="Consolas"/>
-          <w:sz w:val="19"/>
-          <w:szCs w:val="19"/>
-        </w:rPr>
-        <w:t>FR-124</w:t>
-      </w:r>
-      <w:r>
-        <w:rPr>
-          <w:rFonts w:ascii="Calibri" w:hAnsi="Calibri" w:cs="Calibri"/>
-        </w:rPr>
-        <w:t>), 10 non-functional requirements (</w:t>
-      </w:r>
-      <w:r>
-        <w:rPr>
-          <w:rFonts w:ascii="Consolas" w:hAnsi="Consolas" w:cs="Consolas"/>
-          <w:sz w:val="19"/>
-          <w:szCs w:val="19"/>
-        </w:rPr>
-        <w:t>NFR-101</w:t>
-      </w:r>
-      <w:r>
-        <w:rPr>
-          <w:rFonts w:ascii="Calibri" w:hAnsi="Calibri" w:cs="Calibri"/>
-        </w:rPr>
-        <w:t xml:space="preserve"> through </w:t>
-      </w:r>
-      <w:r>
-        <w:rPr>
-          <w:rFonts w:ascii="Consolas" w:hAnsi="Consolas" w:cs="Consolas"/>
-          <w:sz w:val="19"/>
-          <w:szCs w:val="19"/>
-        </w:rPr>
-        <w:t>NFR-110</w:t>
-      </w:r>
-      <w:r>
-        <w:rPr>
-          <w:rFonts w:ascii="Calibri" w:hAnsi="Calibri" w:cs="Calibri"/>
-        </w:rPr>
-        <w:t>), and 38 acceptance criteria (</w:t>
-      </w:r>
-      <w:r>
-        <w:rPr>
-          <w:rFonts w:ascii="Consolas" w:hAnsi="Consolas" w:cs="Consolas"/>
-          <w:sz w:val="19"/>
-          <w:szCs w:val="19"/>
-        </w:rPr>
-        <w:t>AC-101</w:t>
-      </w:r>
-      <w:r>
-        <w:rPr>
-          <w:rFonts w:ascii="Calibri" w:hAnsi="Calibri" w:cs="Calibri"/>
-        </w:rPr>
-        <w:t xml:space="preserve"> through </w:t>
-      </w:r>
-      <w:r>
-        <w:rPr>
-          <w:rFonts w:ascii="Consolas" w:hAnsi="Consolas" w:cs="Consolas"/>
-          <w:sz w:val="19"/>
-          <w:szCs w:val="19"/>
-        </w:rPr>
-        <w:t>AC-138</w:t>
-      </w:r>
-      <w:r>
-        <w:rPr>
-          <w:rFonts w:ascii="Calibri" w:hAnsi="Calibri" w:cs="Calibri"/>
-        </w:rPr>
-        <w:t>). The meanings come from the previous authoritative specification and are retained or clarified against the current architecture and phase boundary; stale v1.2.2 phase prose does not regain authority.</w:t>
-      </w:r>
-    </w:p>
-    <w:p>
-      <w:pPr>
-        <w:pStyle w:val="Normal"/>
-        <w:widowControl/>
-      </w:pPr>
-      <w:r>
-        <w:rPr>
-          <w:rFonts w:ascii="Calibri" w:hAnsi="Calibri" w:cs="Calibri"/>
-        </w:rPr>
-        <w:t xml:space="preserve">The </w:t>
+        <w:t>17.1 CR-00 operative corrective clauses (proposed)</w:t>
+      </w:r>
+    </w:p>
+    <w:p>
+      <w:pPr>
+        <w:pStyle w:val="Heading2"/>
+        <w:keepNext/>
+        <w:widowControl/>
+      </w:pPr>
+      <w:r>
+        <w:rPr>
+          <w:rFonts w:ascii="Calibri" w:hAnsi="Calibri" w:cs="Calibri"/>
+        </w:rPr>
+        <w:t>17.1.1 Document control and authority</w:t>
+      </w:r>
+    </w:p>
+    <w:p>
+      <w:pPr>
+        <w:pStyle w:val="Normal"/>
+        <w:widowControl/>
+      </w:pPr>
+      <w:r>
+        <w:rPr>
+          <w:rFonts w:ascii="Calibri" w:hAnsi="Calibri" w:cs="Calibri"/>
+        </w:rPr>
+        <w:t>This specification defines required behaviour and ownership; the roadmap defines delivery order; the tracker alone defines current task and capability status. The development guide defines execution practice and AGENTS supplies binding repository instructions. Source and executed evidence establish what exists. Prose cannot turn an unimplemented capability into a fact, and a source/spec conflict must be recorded and resolved rather than normalized silently.</w:t>
+      </w:r>
+    </w:p>
+    <w:p>
+      <w:pPr>
+        <w:pStyle w:val="Normal"/>
+        <w:widowControl/>
+      </w:pPr>
+      <w:r>
+        <w:rPr>
+          <w:rFonts w:ascii="Calibri" w:hAnsi="Calibri" w:cs="Calibri"/>
+        </w:rPr>
+        <w:t>The master handoff, older audits, frozen reports, mandatory-three-concept default, fixed 73-child decomposition, provider-after-materialization diagnosis and all old exact-next claims are historical evidence only. One exact pre-adoption record is retained. Markdown remains normative; the existing DOCX exports are synchronized exports and are never hand edited. A document edition is not a runtime-schema version: an incompatible data change still needs its own migration decision.</w:t>
+      </w:r>
+    </w:p>
+    <w:p>
+      <w:pPr>
+        <w:pStyle w:val="Heading2"/>
+        <w:keepNext/>
+        <w:widowControl/>
+      </w:pPr>
+      <w:r>
+        <w:rPr>
+          <w:rFonts w:ascii="Calibri" w:hAnsi="Calibri" w:cs="Calibri"/>
+        </w:rPr>
+        <w:t>17.1.2 Product outcome and verified baseline</w:t>
+      </w:r>
+    </w:p>
+    <w:p>
+      <w:pPr>
+        <w:pStyle w:val="Normal"/>
+        <w:widowControl/>
+      </w:pPr>
+      <w:r>
+        <w:rPr>
+          <w:rFonts w:ascii="Calibri" w:hAnsi="Calibri" w:cs="Calibri"/>
+        </w:rPr>
+        <w:t>Vesko Storefront Studio remains the merchant-facing authoring experience and Veskify the controlled storefront-design capability. The outcome is coherent, editable presentation using an approved brief, useful brand/asset context and read-only canonical commerce; it is not a commerce backend. Complete-store generation orchestrates the same proven page/template operations under a shared theme into one atomically accepted proposal. One design is the default; a requested alternative must be meaningful or honestly unavailable. The retained three-direction obligation is not closed by a two-result internal experiment.</w:t>
+      </w:r>
+    </w:p>
+    <w:p>
+      <w:pPr>
+        <w:pStyle w:val="Normal"/>
+        <w:widowControl/>
+      </w:pPr>
+      <w:r>
+        <w:rPr>
+          <w:rFonts w:ascii="Calibri" w:hAnsi="Calibri" w:cs="Calibri"/>
+        </w:rPr>
+        <w:t xml:space="preserve">The verified remote baseline is </w:t>
+      </w:r>
+      <w:r>
+        <w:rPr>
+          <w:rFonts w:ascii="Consolas" w:hAnsi="Consolas" w:cs="Consolas"/>
+          <w:sz w:val="19"/>
+          <w:szCs w:val="19"/>
+        </w:rPr>
+        <w:t>7d01380b70455b7e28e836248bb385a20d6f54f3</w:t>
+      </w:r>
+      <w:r>
+        <w:rPr>
+          <w:rFonts w:ascii="Calibri" w:hAnsi="Calibri" w:cs="Calibri"/>
+        </w:rPr>
+        <w:t>. AR-09A propagated regional preferences through planning/reconstruction but did not add a provider-wire contract. The provider is invoked before final materialization; do not recreate the historical ordering defect. AR-10B is preserved local work, uncommitted and not visually or commercially accepted. Current capability reporting must distinguish: implemented, reachable, provider-expressible, rendered, editable/saveable, technically verified, owner-accepted and production-integrated.</w:t>
+      </w:r>
+    </w:p>
+    <w:p>
+      <w:pPr>
+        <w:pStyle w:val="Heading2"/>
+        <w:keepNext/>
+        <w:widowControl/>
+      </w:pPr>
+      <w:r>
+        <w:rPr>
+          <w:rFonts w:ascii="Calibri" w:hAnsi="Calibri" w:cs="Calibri"/>
+        </w:rPr>
+        <w:t>17.1.3 Designed library, theme and foundation selection</w:t>
+      </w:r>
+    </w:p>
+    <w:p>
+      <w:pPr>
+        <w:pStyle w:val="Normal"/>
+        <w:widowControl/>
+      </w:pPr>
+      <w:r>
+        <w:rPr>
+          <w:rFonts w:ascii="Calibri" w:hAnsi="Calibri" w:cs="Calibri"/>
+        </w:rPr>
+        <w:t>A component/section definition must state purpose, compatible page roles, meaningful variants, bounded fields/defaults, slots/order, theme effects, binding/protected values, media rules, responsive/accessibility behaviour, editor controls/saved version/native renderer, good examples and anti-patterns. A PageBlueprint is a useful constrained composition from that library, with required/optional regions and purposeful alternatives; it is not another page database. Native components must work in narrow/wide containers, sparse/dense catalogues, mixed media ratios, long EN/FI content and missing optional data.</w:t>
+      </w:r>
+    </w:p>
+    <w:p>
+      <w:pPr>
+        <w:pStyle w:val="Normal"/>
+        <w:widowControl/>
+      </w:pPr>
+      <w:r>
+        <w:rPr>
+          <w:rFonts w:ascii="Calibri" w:hAnsi="Calibri" w:cs="Calibri"/>
+        </w:rPr>
+        <w:t>Theme bounds are schema/validator-enforced. Navigation density, editorial rhythm, commerce density, type roles, card treatment and media proportions may vary independently when supported. Theme and local section scope remain distinct. A preference is never advertised without an executable consumer; unsupported critical intent fails or requests clarification.</w:t>
+      </w:r>
+    </w:p>
+    <w:p>
+      <w:pPr>
+        <w:pStyle w:val="Normal"/>
+        <w:widowControl/>
+      </w:pPr>
+      <w:r>
+        <w:rPr>
+          <w:rFonts w:ascii="Calibri" w:hAnsi="Calibri" w:cs="Calibri"/>
+        </w:rPr>
+        <w:t>Before another substantial custom-builder investment, CR-01/CR-02 execute a fair reuse comparison of Puck Assembly and Webstudio native authoring against the retained baseline using matched facts, assets, a page, scoped revision and save/reopen. Comparison artifacts are isolated research. Record all attempts, manual configuration, gaps, output quality, data routing, rights/licensing and cost. Puck Assembly is distinct from Puck Design or generated-code modes. A separately labelled evaluation of those modes does not authorize production adoption; that needs owner-approved sandbox, validation, persistence/licensing and compatibility decisions. The owner chooses integration, a lawful limited fork or justified repair. Until then Puck, StorefrontSnapshot and PageBlueprint ownership remain unchanged; no automatic Puck/Webstudio integration, migration or second editable site follows.</w:t>
+      </w:r>
+    </w:p>
+    <w:p>
+      <w:pPr>
+        <w:pStyle w:val="Heading2"/>
+        <w:keepNext/>
+        <w:widowControl/>
+      </w:pPr>
+      <w:r>
+        <w:rPr>
+          <w:rFonts w:ascii="Calibri" w:hAnsi="Calibri" w:cs="Calibri"/>
+        </w:rPr>
+        <w:t>17.1.4 Agent contract, proposal path and canonical ownership</w:t>
+      </w:r>
+    </w:p>
+    <w:p>
+      <w:pPr>
+        <w:pStyle w:val="Normal"/>
+        <w:widowControl/>
+      </w:pPr>
+      <w:r>
+        <w:rPr>
+          <w:rFonts w:ascii="Calibri" w:hAnsi="Calibri" w:cs="Calibri"/>
+        </w:rPr>
+        <w:t xml:space="preserve">The provider receives a compact projection of executable components/templates, theme limits, field schemas, approved facts/assets, neighbouring composition and scope. It may propose permitted arrangements, variants and bounded presentation choices. </w:t>
       </w:r>
       <w:r>
         <w:rPr>
@@ -15681,13 +16022,244 @@
           <w:b/>
           <w:bCs/>
         </w:rPr>
-        <w:t>Current status</w:t>
-      </w:r>
-      <w:r>
-        <w:rPr>
-          <w:rFonts w:ascii="Calibri" w:hAnsi="Calibri" w:cs="Calibri"/>
-        </w:rPr>
-        <w:t xml:space="preserve"> column is a traceability disposition, not the implementation status defined in section 1.1. </w:t>
+        <w:t>Allowlisted capability references are untrusted proposal data, not executable authority.</w:t>
+      </w:r>
+      <w:r>
+        <w:rPr>
+          <w:rFonts w:ascii="Calibri" w:hAnsi="Calibri" w:cs="Calibri"/>
+        </w:rPr>
+        <w:t xml:space="preserve"> They are accepted only when advertised for the current scope/version and server-validated; unknown, foreign or stale keys reject. Project ownership, permissions, product identity, token/cost and publication authority remain outside provider control. This never permits arbitrary imports, code, CSS/classes, remote fonts, credentials or provider-controlled privilege.</w:t>
+      </w:r>
+    </w:p>
+    <w:p>
+      <w:pPr>
+        <w:pStyle w:val="Normal"/>
+        <w:widowControl/>
+      </w:pPr>
+      <w:r>
+        <w:rPr>
+          <w:rFonts w:ascii="Calibri" w:hAnsi="Calibri" w:cs="Calibri"/>
+        </w:rPr>
+        <w:t>The retained path is request/scope → provider proposal → schema/semantic validation → protected-field/current-revision validation → deterministic compilation into the selected native document → isolated candidate → review → acceptance. Each transformation needs a real trust or lifecycle purpose. Valid proposed order/variants survive compilation; rejection/substitution is merchant-readable. Whole-store coordination does not require one call and no partial page becomes the saved/published store merely because another page succeeded.</w:t>
+      </w:r>
+    </w:p>
+    <w:p>
+      <w:pPr>
+        <w:pStyle w:val="Normal"/>
+        <w:widowControl/>
+      </w:pPr>
+      <w:r>
+        <w:rPr>
+          <w:rFonts w:ascii="Calibri" w:hAnsi="Calibri" w:cs="Calibri"/>
+        </w:rPr>
+        <w:t>Vesko continues to own product identity/types/options/variants/SKU/prices/stock/availability/media and transactions. Static pages own their routes; product and collection URLs are reusable-template instances, and search remains transient. Facts/policies/claims stay separate from creative prose; EN/FI must not invent claims. Approved asset identities and rights are required. Unsupported commerce actions remain explicitly unavailable.</w:t>
+      </w:r>
+    </w:p>
+    <w:p>
+      <w:pPr>
+        <w:pStyle w:val="Heading2"/>
+        <w:keepNext/>
+        <w:widowControl/>
+      </w:pPr>
+      <w:r>
+        <w:rPr>
+          <w:rFonts w:ascii="Calibri" w:hAnsi="Calibri" w:cs="Calibri"/>
+        </w:rPr>
+        <w:t>17.1.5 Lifecycle, evidence and quality</w:t>
+      </w:r>
+    </w:p>
+    <w:p>
+      <w:pPr>
+        <w:pStyle w:val="Normal"/>
+        <w:widowControl/>
+      </w:pPr>
+      <w:r>
+        <w:rPr>
+          <w:rFonts w:ascii="Calibri" w:hAnsi="Calibri" w:cs="Calibri"/>
+        </w:rPr>
+        <w:t>Selected-section, page/template, frame, theme and whole-store scopes have explicit write sets. Manual changes made while generation runs must never be silently overwritten. Candidates are isolated; rejection changes nothing; acceptance creates an atomic unsaved history transaction; undo/redo restores actual state; Save persists a draft; preview reads the intended revision; Publish is separately confirmed; Restore follows the documented model. A protected local route is verification support, not host-authentication proof.</w:t>
+      </w:r>
+    </w:p>
+    <w:p>
+      <w:pPr>
+        <w:pStyle w:val="Normal"/>
+        <w:widowControl/>
+      </w:pPr>
+      <w:r>
+        <w:rPr>
+          <w:rFonts w:ascii="Calibri" w:hAnsi="Calibri" w:cs="Calibri"/>
+        </w:rPr>
+        <w:t>Before a paid result depends on review/capture, retain the bounded validated intent, compiled changes, candidate and input/revision identities through a suitable artifact mechanism. Hashes alone do not recover content. Never retain secrets, cookies, hidden reasoning or raw private dumps. A normal restart cannot require another paid generation. Uncertain billing/execution consumes the declared budget until resolved. Safe owner-approved diagnostic prompts/outputs may be retained under access controls; repeated inspection, acceptance, Save, preview and Publish make no provider call. Endpoint readiness is measured separately from browser assertions and cold/prepared evidence is labelled truthfully.</w:t>
+      </w:r>
+    </w:p>
+    <w:p>
+      <w:pPr>
+        <w:pStyle w:val="Normal"/>
+        <w:widowControl/>
+      </w:pPr>
+      <w:r>
+        <w:rPr>
+          <w:rFonts w:ascii="Calibri" w:hAnsi="Calibri" w:cs="Calibri"/>
+        </w:rPr>
+        <w:t>Correctness, prompt fidelity, visual craft and merchant usability are independent gates. The complete internal product requires a real primary generated store accepted by the owner, meaningful supported contrast and a transfer merchant. Tests cannot grant aesthetic acceptance; a technical baseline cannot convert a visual failure into corrective-product completion; production/market acceptance remain separate.</w:t>
+      </w:r>
+    </w:p>
+    <w:p>
+      <w:pPr>
+        <w:pStyle w:val="Heading2"/>
+        <w:keepNext/>
+        <w:widowControl/>
+      </w:pPr>
+      <w:r>
+        <w:rPr>
+          <w:rFonts w:ascii="Calibri" w:hAnsi="Calibri" w:cs="Calibri"/>
+        </w:rPr>
+        <w:t>17.1.6 Delivery, retention and retained requirements</w:t>
+      </w:r>
+    </w:p>
+    <w:p>
+      <w:pPr>
+        <w:pStyle w:val="Normal"/>
+        <w:widowControl/>
+      </w:pPr>
+      <w:r>
+        <w:rPr>
+          <w:rFonts w:ascii="Calibri" w:hAnsi="Calibri" w:cs="Calibri"/>
+        </w:rPr>
+        <w:t>Use the corrective roadmap and one current tracker. Tasks declare an outcome, current consumer, dependencies, scoped changes, failure behaviour and evidence. Independent verification, truthful reports, one automatic review, final-head CI and expected-head protected merge remain. Routine support repairs in an approved batch may use preservation-first records, but scope, ownership, licensing, paid spend, destructive change, data disclosure, acceptance weakening and final visual decisions remain material owner gates. A finite resource pool records actual consumption; three same-signature failures require diagnosis, not repeated timeout increases.</w:t>
+      </w:r>
+    </w:p>
+    <w:p>
+      <w:pPr>
+        <w:pStyle w:val="Normal"/>
+        <w:widowControl/>
+      </w:pPr>
+      <w:r>
+        <w:rPr>
+          <w:rFonts w:ascii="Calibri" w:hAnsi="Calibri" w:cs="Calibri"/>
+        </w:rPr>
+        <w:t>Retain accepted source/fixtures, useful intent/decision artifacts, final inspected review sets and concise reports. Reinstallable caches, redundant exports and superseded raw trial media have finite retention. Historical byte identity remains history; future changes use explicit version/behavioural compatibility checks. FR-101–124, NFR-101–110 and AC-101–138 remain defined in Appendix A without renumbering. AC-120 is historical only; URL onboarding, production integration and the retained three-direction obligation remain. No mandatory six-family campaign, commerce backend, arbitrary front-end code, second accepted site, automatic paid call, production activation or VerifyAI change follows from this specification.</w:t>
+      </w:r>
+    </w:p>
+    <w:p>
+      <w:pPr>
+        <w:pStyle w:val="Heading1"/>
+        <w:keepNext/>
+        <w:widowControl/>
+      </w:pPr>
+      <w:r>
+        <w:rPr>
+          <w:rFonts w:ascii="Calibri" w:hAnsi="Calibri" w:cs="Calibri"/>
+        </w:rPr>
+        <w:t>Appendix A — Authoritative requirement and acceptance traceability</w:t>
+      </w:r>
+    </w:p>
+    <w:p>
+      <w:pPr>
+        <w:pStyle w:val="Normal"/>
+        <w:widowControl/>
+      </w:pPr>
+      <w:r>
+        <w:rPr>
+          <w:rFonts w:ascii="Calibri" w:hAnsi="Calibri" w:cs="Calibri"/>
+        </w:rPr>
+        <w:t>This appendix is the sole authoritative v1.3.0 definition site for the retained requirement namespace: 24 functional requirements (</w:t>
+      </w:r>
+      <w:r>
+        <w:rPr>
+          <w:rFonts w:ascii="Consolas" w:hAnsi="Consolas" w:cs="Consolas"/>
+          <w:sz w:val="19"/>
+          <w:szCs w:val="19"/>
+        </w:rPr>
+        <w:t>FR-101</w:t>
+      </w:r>
+      <w:r>
+        <w:rPr>
+          <w:rFonts w:ascii="Calibri" w:hAnsi="Calibri" w:cs="Calibri"/>
+        </w:rPr>
+        <w:t xml:space="preserve"> through </w:t>
+      </w:r>
+      <w:r>
+        <w:rPr>
+          <w:rFonts w:ascii="Consolas" w:hAnsi="Consolas" w:cs="Consolas"/>
+          <w:sz w:val="19"/>
+          <w:szCs w:val="19"/>
+        </w:rPr>
+        <w:t>FR-124</w:t>
+      </w:r>
+      <w:r>
+        <w:rPr>
+          <w:rFonts w:ascii="Calibri" w:hAnsi="Calibri" w:cs="Calibri"/>
+        </w:rPr>
+        <w:t>), 10 non-functional requirements (</w:t>
+      </w:r>
+      <w:r>
+        <w:rPr>
+          <w:rFonts w:ascii="Consolas" w:hAnsi="Consolas" w:cs="Consolas"/>
+          <w:sz w:val="19"/>
+          <w:szCs w:val="19"/>
+        </w:rPr>
+        <w:t>NFR-101</w:t>
+      </w:r>
+      <w:r>
+        <w:rPr>
+          <w:rFonts w:ascii="Calibri" w:hAnsi="Calibri" w:cs="Calibri"/>
+        </w:rPr>
+        <w:t xml:space="preserve"> through </w:t>
+      </w:r>
+      <w:r>
+        <w:rPr>
+          <w:rFonts w:ascii="Consolas" w:hAnsi="Consolas" w:cs="Consolas"/>
+          <w:sz w:val="19"/>
+          <w:szCs w:val="19"/>
+        </w:rPr>
+        <w:t>NFR-110</w:t>
+      </w:r>
+      <w:r>
+        <w:rPr>
+          <w:rFonts w:ascii="Calibri" w:hAnsi="Calibri" w:cs="Calibri"/>
+        </w:rPr>
+        <w:t>), and 38 acceptance criteria (</w:t>
+      </w:r>
+      <w:r>
+        <w:rPr>
+          <w:rFonts w:ascii="Consolas" w:hAnsi="Consolas" w:cs="Consolas"/>
+          <w:sz w:val="19"/>
+          <w:szCs w:val="19"/>
+        </w:rPr>
+        <w:t>AC-101</w:t>
+      </w:r>
+      <w:r>
+        <w:rPr>
+          <w:rFonts w:ascii="Calibri" w:hAnsi="Calibri" w:cs="Calibri"/>
+        </w:rPr>
+        <w:t xml:space="preserve"> through </w:t>
+      </w:r>
+      <w:r>
+        <w:rPr>
+          <w:rFonts w:ascii="Consolas" w:hAnsi="Consolas" w:cs="Consolas"/>
+          <w:sz w:val="19"/>
+          <w:szCs w:val="19"/>
+        </w:rPr>
+        <w:t>AC-138</w:t>
+      </w:r>
+      <w:r>
+        <w:rPr>
+          <w:rFonts w:ascii="Calibri" w:hAnsi="Calibri" w:cs="Calibri"/>
+        </w:rPr>
+        <w:t>). The meanings come from the previous authoritative specification and are retained or clarified against the current architecture and phase boundary; stale v1.2.2 phase prose does not regain authority.</w:t>
+      </w:r>
+    </w:p>
+    <w:p>
+      <w:pPr>
+        <w:pStyle w:val="Normal"/>
+        <w:widowControl/>
+      </w:pPr>
+      <w:r>
+        <w:rPr>
+          <w:rFonts w:ascii="Calibri" w:hAnsi="Calibri" w:cs="Calibri"/>
+        </w:rPr>
+        <w:t xml:space="preserve">The </w:t>
       </w:r>
       <w:r>
         <w:rPr>
@@ -15695,13 +16267,13 @@
           <w:b/>
           <w:bCs/>
         </w:rPr>
-        <w:t>Clarified</w:t>
-      </w:r>
-      <w:r>
-        <w:rPr>
-          <w:rFonts w:ascii="Calibri" w:hAnsi="Calibri" w:cs="Calibri"/>
-        </w:rPr>
-        <w:t xml:space="preserve"> means the requirement retains its identifier and essential meaning but uses current v1.3.0 terminology or ownership. </w:t>
+        <w:t>Current status</w:t>
+      </w:r>
+      <w:r>
+        <w:rPr>
+          <w:rFonts w:ascii="Calibri" w:hAnsi="Calibri" w:cs="Calibri"/>
+        </w:rPr>
+        <w:t xml:space="preserve"> column is a traceability disposition, not the implementation status defined in section 1.1. </w:t>
       </w:r>
       <w:r>
         <w:rPr>
@@ -15709,6 +16281,20 @@
           <w:b/>
           <w:bCs/>
         </w:rPr>
+        <w:t>Clarified</w:t>
+      </w:r>
+      <w:r>
+        <w:rPr>
+          <w:rFonts w:ascii="Calibri" w:hAnsi="Calibri" w:cs="Calibri"/>
+        </w:rPr>
+        <w:t xml:space="preserve"> means the requirement retains its identifier and essential meaning but uses current v1.3.0 terminology or ownership. </w:t>
+      </w:r>
+      <w:r>
+        <w:rPr>
+          <w:rFonts w:ascii="Calibri" w:hAnsi="Calibri" w:cs="Calibri"/>
+          <w:b/>
+          <w:bCs/>
+        </w:rPr>
         <w:t>Historical only</w:t>
       </w:r>
       <w:r>
@@ -15745,7 +16331,7 @@
         </w:rPr>
         <w:t xml:space="preserve"> identifiers are governed by the explicit exclusion in </w:t>
       </w:r>
-      <w:hyperlink r:id="rIdHyperlink31" w:history="1">
+      <w:hyperlink r:id="rIdHyperlink33" w:history="1">
         <w:r>
           <w:rPr>
             <w:rFonts w:ascii="Calibri" w:hAnsi="Calibri" w:cs="Calibri"/>
@@ -37053,6 +37639,31 @@
     </w:p>
     <w:p>
       <w:pPr>
+        <w:pStyle w:val="Quote"/>
+        <w:ind w:left="360"/>
+        <w:pBdr>
+          <w:left w:val="single" w:sz="18" w:space="12" w:color="2E74B5"/>
+        </w:pBdr>
+        <w:shd w:val="clear" w:fill="F4F6F9"/>
+        <w:widowControl/>
+      </w:pPr>
+      <w:r>
+        <w:rPr>
+          <w:rFonts w:ascii="Calibri" w:hAnsi="Calibri" w:cs="Calibri"/>
+          <w:b/>
+          <w:bCs/>
+        </w:rPr>
+        <w:t>Historical baseline:</w:t>
+      </w:r>
+      <w:r>
+        <w:rPr>
+          <w:rFonts w:ascii="Calibri" w:hAnsi="Calibri" w:cs="Calibri"/>
+        </w:rPr>
+        <w:t xml:space="preserve"> This section retains its dated observations and accepted-event wording. Its exact-next/status projections do not schedule work; use the current corrective roadmap and tracker. CR-00 §17.1 governs current operative interpretation.</w:t>
+      </w:r>
+    </w:p>
+    <w:p>
+      <w:pPr>
         <w:pStyle w:val="Normal"/>
         <w:widowControl/>
       </w:pPr>
@@ -37587,7 +38198,7 @@
         </w:rPr>
         <w:t xml:space="preserve"> Normative upon explicit owner adoption/merge of AR-00; incorporated into the authoritative </w:t>
       </w:r>
-      <w:hyperlink r:id="rIdHyperlink32" w:history="1">
+      <w:hyperlink r:id="rIdHyperlink34" w:history="1">
         <w:r>
           <w:rPr>
             <w:rFonts w:ascii="Calibri" w:hAnsi="Calibri" w:cs="Calibri"/>
@@ -37626,6 +38237,59 @@
     </w:p>
     <w:p>
       <w:pPr>
+        <w:pStyle w:val="Quote"/>
+        <w:ind w:left="360"/>
+        <w:pBdr>
+          <w:left w:val="single" w:sz="18" w:space="12" w:color="2E74B5"/>
+        </w:pBdr>
+        <w:shd w:val="clear" w:fill="F4F6F9"/>
+        <w:widowControl/>
+      </w:pPr>
+      <w:r>
+        <w:rPr>
+          <w:rFonts w:ascii="Calibri" w:hAnsi="Calibri" w:cs="Calibri"/>
+          <w:b/>
+          <w:bCs/>
+        </w:rPr>
+        <w:t>CR-00 proposed current pointer:</w:t>
+      </w:r>
+      <w:r>
+        <w:rPr>
+          <w:rFonts w:ascii="Calibri" w:hAnsi="Calibri" w:cs="Calibri"/>
+        </w:rPr>
+        <w:t xml:space="preserve"> This addendum remains retained architecture context, but it does not schedule an exact next task. The SDD, corrective roadmap and tracker now control current authority. BATCH-20 is paused; Puck, </w:t>
+      </w:r>
+      <w:r>
+        <w:rPr>
+          <w:rFonts w:ascii="Consolas" w:hAnsi="Consolas" w:cs="Consolas"/>
+          <w:sz w:val="19"/>
+          <w:szCs w:val="19"/>
+        </w:rPr>
+        <w:t>StorefrontSnapshot</w:t>
+      </w:r>
+      <w:r>
+        <w:rPr>
+          <w:rFonts w:ascii="Calibri" w:hAnsi="Calibri" w:cs="Calibri"/>
+        </w:rPr>
+        <w:t xml:space="preserve"> and </w:t>
+      </w:r>
+      <w:r>
+        <w:rPr>
+          <w:rFonts w:ascii="Consolas" w:hAnsi="Consolas" w:cs="Consolas"/>
+          <w:sz w:val="19"/>
+          <w:szCs w:val="19"/>
+        </w:rPr>
+        <w:t>PageBlueprint</w:t>
+      </w:r>
+      <w:r>
+        <w:rPr>
+          <w:rFonts w:ascii="Calibri" w:hAnsi="Calibri" w:cs="Calibri"/>
+        </w:rPr>
+        <w:t xml:space="preserve"> remain the canonical default pending a separately approved CR-02 comparison/ADR/migration disposition.</w:t>
+      </w:r>
+    </w:p>
+    <w:p>
+      <w:pPr>
         <w:pStyle w:val="Heading1"/>
         <w:keepNext/>
         <w:widowControl/>
@@ -37958,7 +38622,7 @@
         </w:rPr>
         <w:t xml:space="preserve">The </w:t>
       </w:r>
-      <w:hyperlink r:id="rIdHyperlink33" w:history="1">
+      <w:hyperlink r:id="rIdHyperlink35" w:history="1">
         <w:r>
           <w:rPr>
             <w:rFonts w:ascii="Calibri" w:hAnsi="Calibri" w:cs="Calibri"/>
@@ -37974,7 +38638,7 @@
         </w:rPr>
         <w:t xml:space="preserve"> is the delivery-order authority and contains the complete AR outcome/dependency/acceptance/non-goal/rollback plan. The </w:t>
       </w:r>
-      <w:hyperlink r:id="rIdHyperlink34" w:history="1">
+      <w:hyperlink r:id="rIdHyperlink36" w:history="1">
         <w:r>
           <w:rPr>
             <w:rFonts w:ascii="Calibri" w:hAnsi="Calibri" w:cs="Calibri"/>
@@ -38000,7 +38664,43 @@
         <w:rPr>
           <w:rFonts w:ascii="Calibri" w:hAnsi="Calibri" w:cs="Calibri"/>
         </w:rPr>
+        <w:t>&lt;!-- CR00 retained-history begin --&gt;</w:t>
+      </w:r>
+    </w:p>
+    <w:p>
+      <w:pPr>
+        <w:pStyle w:val="Normal"/>
+        <w:widowControl/>
+      </w:pPr>
+      <w:r>
+        <w:rPr>
+          <w:rFonts w:ascii="Calibri" w:hAnsi="Calibri" w:cs="Calibri"/>
+        </w:rPr>
+        <w:t>Historical record: retained verbatim; current scheduling is governed by the corrective roadmap and tracker.</w:t>
+      </w:r>
+    </w:p>
+    <w:p>
+      <w:pPr>
+        <w:pStyle w:val="Normal"/>
+        <w:widowControl/>
+      </w:pPr>
+      <w:r>
+        <w:rPr>
+          <w:rFonts w:ascii="Calibri" w:hAnsi="Calibri" w:cs="Calibri"/>
+        </w:rPr>
         <w:t>AR-02M merged in PR #255 and BATCH-10 closeout is complete. AR-05B merged in PR #258 and BATCH-13 closeout is complete. AR-06A and AR-06B accepted merges are verified; accepted AR-06C delivery is verified; its historical verification record remains event evidence. AR-00 is Baseline / closed. AR-01 is Baseline / closed. AR-02A is Baseline / closed. AR-02B is Baseline / closed. AR-02C is Baseline / closed. AR-02D is Baseline / closed. AR-02E is Baseline / closed. AR-02F is Baseline / closed. AR-02G is Baseline / closed. AR-02H is Baseline / closed. AR-02I is Baseline / closed. AR-02J is Baseline / closed. AR-02K is Baseline / closed. AR-02L is Baseline / closed. AR-02M is Baseline / closed. AR-02 is Baseline / closed; complete original acceptance is mapped in AR_02_BOUNDARY_ACCEPTANCE.md. AR-04 is Baseline / closed. AR-05A is Baseline / closed. AR-05B is Baseline / closed. AR-05 is Baseline / closed; original T01/T02 acceptance is mapped in AR_05_CANONICAL_ACCEPTANCE.md. AR-06A is Baseline / closed. Its accepted merge is bc209f4bdfed9626605b8c699aaabb547d5d2025. AR-06B is Baseline / closed. Its accepted merge is e2addffc29f7719e23e9e7856ecf7c739924501f. AR-06C is Baseline / closed. Its accepted PR #261 head is af75994f2a4e1186b4429db6b93cb1bf51d2e048, merged as de0faeba0d40bd36ac83f25d533a3428f83501cc. AR-06 is Partial; rendering, editing and save/reload evidence is mapped in AR_06_RENDERING_ACCEPTANCE.md. History/lifecycle/publication integration, positive collection/search and PDP executable-commerce proof, and the shared collection/search context decision remain required before enablement. AR-03 is Baseline / closed; original same-input characterization and separate ownership are verified. AR-03A is Baseline / closed. AR-03B is Baseline / closed. AR-03C is Baseline / closed. AR-03D is Baseline / closed. AR-03E is Baseline / closed. AR-23 depends only on AR-01 and is not serialized behind visual work. AR-23 is eligible alongside later eligible work. AR-23 remains unstarted. BATCH-03 is complete. BATCH-04 is complete. BATCH-05 is complete. BATCH-06 is complete. BATCH-07 is complete. BATCH-08 is complete. BATCH-09 is complete. BATCH-10 is complete. BATCH-11 is complete. BATCH-12 is complete. BATCH-13 is complete. BATCH-14 is complete. BATCH-15 is complete. BATCH-16 is complete after accepted AR-06C delivery and safe closeout. AR-00B is Baseline / closed. Its accepted merge is fa6c200. AR-06D is Baseline / closed. Its accepted PR #263 head is 496664011c0b7553233ee160b70e2d89fc795eb2, merged as 970b6cd00a7df90cd7b2ff1008916e8c602127d0. One real model call and one official input-count request have executed. The owner accepts the honest technical baseline; visual quality remains below target. This is not commercial-quality acceptance or production approval. BATCH-18 delivery is complete. AR-10A is Baseline / closed. Its accepted merge is ea8d077c4eaa6f5e19d04965ad77efefda5d3571. BATCH-19 is complete. BATCH-20 / VQ-01 is active. AR-09A is In progress under BATCH-20 / VQ-01 on the accepted AR-10A merge. It is the first atomic AR-09 child for versioned regional design-intent propagation; AR-10B remains unstarted. AR-06 remains Partial. AR-08 closes the foundational refactor evidence, AR-22 accepts engine quality, and AR-28 accepts the integrated pilot. Retirement occurs only after caller inventory, persisted-version support, replacement behavior, and regression evidence; names, apparent deadness, or an old hash guard are insufficient.</w:t>
+      </w:r>
+    </w:p>
+    <w:p>
+      <w:pPr>
+        <w:pStyle w:val="Normal"/>
+        <w:widowControl/>
+      </w:pPr>
+      <w:r>
+        <w:rPr>
+          <w:rFonts w:ascii="Calibri" w:hAnsi="Calibri" w:cs="Calibri"/>
+        </w:rPr>
+        <w:t>&lt;!-- CR00 retained-history end --&gt;</w:t>
       </w:r>
     </w:p>
     <w:p>
@@ -38039,7 +38739,7 @@
         </w:rPr>
         <w:t xml:space="preserve">The specifically owner-authorized AR-02G utility-profile and AR-02H direction-contract source transitions preserve original source bytes and historical hashes while verifying their fixed current successors and unchanged behavior. A test-only reader serves the verified archive only to explicitly historical aggregates; untransitioned paths retain current raw equality. This exception does not change historical inventories, accepted goldens or inactivity controls. See </w:t>
       </w:r>
-      <w:hyperlink r:id="rIdHyperlink35" w:history="1">
+      <w:hyperlink r:id="rIdHyperlink37" w:history="1">
         <w:r>
           <w:rPr>
             <w:rFonts w:ascii="Calibri" w:hAnsi="Calibri" w:cs="Calibri"/>
@@ -38218,7 +38918,7 @@
         </w:rPr>
         <w:t xml:space="preserve"> IDs are catalogued in </w:t>
       </w:r>
-      <w:hyperlink r:id="rIdHyperlink36" w:history="1">
+      <w:hyperlink r:id="rIdHyperlink38" w:history="1">
         <w:r>
           <w:rPr>
             <w:rFonts w:ascii="Calibri" w:hAnsi="Calibri" w:cs="Calibri"/>
@@ -41323,7 +42023,7 @@
         </w:rPr>
         <w:t xml:space="preserve"> over the existing PageBlueprint v2 authority; </w:t>
       </w:r>
-      <w:hyperlink r:id="rIdHyperlink37" w:history="1">
+      <w:hyperlink r:id="rIdHyperlink39" w:history="1">
         <w:r>
           <w:rPr>
             <w:rFonts w:ascii="Calibri" w:hAnsi="Calibri" w:cs="Calibri"/>
@@ -44039,6 +44739,30 @@
     </w:p>
     <w:p>
       <w:pPr>
+        <w:pStyle w:val="Normal"/>
+        <w:widowControl/>
+      </w:pPr>
+      <w:r>
+        <w:rPr>
+          <w:rFonts w:ascii="Calibri" w:hAnsi="Calibri" w:cs="Calibri"/>
+        </w:rPr>
+        <w:t>&lt;!-- CR00 retained-history begin --&gt;</w:t>
+      </w:r>
+    </w:p>
+    <w:p>
+      <w:pPr>
+        <w:pStyle w:val="Normal"/>
+        <w:widowControl/>
+      </w:pPr>
+      <w:r>
+        <w:rPr>
+          <w:rFonts w:ascii="Calibri" w:hAnsi="Calibri" w:cs="Calibri"/>
+        </w:rPr>
+        <w:t>Historical record: retained verbatim; current scheduling is governed by the corrective roadmap and tracker.</w:t>
+      </w:r>
+    </w:p>
+    <w:p>
+      <w:pPr>
         <w:pStyle w:val="Heading1"/>
         <w:keepNext/>
         <w:widowControl/>
@@ -44169,6 +44893,18 @@
           <w:rFonts w:ascii="Calibri" w:hAnsi="Calibri" w:cs="Calibri"/>
         </w:rPr>
         <w:t>Implementation begins only against the adopted delta and a pinned base. The roadmap and first Astra instructions specify the changes, tests, owners and stop rules. No merge or production-readiness claim is implied by this report.</w:t>
+      </w:r>
+    </w:p>
+    <w:p>
+      <w:pPr>
+        <w:pStyle w:val="Normal"/>
+        <w:widowControl/>
+      </w:pPr>
+      <w:r>
+        <w:rPr>
+          <w:rFonts w:ascii="Calibri" w:hAnsi="Calibri" w:cs="Calibri"/>
+        </w:rPr>
+        <w:t>&lt;!-- CR00 retained-history end --&gt;</w:t>
       </w:r>
     </w:p>
     <w:sectPr>
